--- a/backend/templates/Berkas Luar Kota - SPD.docx
+++ b/backend/templates/Berkas Luar Kota - SPD.docx
@@ -3105,12 +3105,12 @@
             <wp:anchor distT="0" distB="0" distL="0" distR="0" simplePos="0" relativeHeight="251659264" behindDoc="1" locked="0" layoutInCell="1" allowOverlap="1" wp14:anchorId="3BED9D09" wp14:editId="25AE331E">
               <wp:simplePos x="0" y="0"/>
               <wp:positionH relativeFrom="page">
-                <wp:posOffset>5161534</wp:posOffset>
+                <wp:posOffset>4740000</wp:posOffset>
               </wp:positionH>
               <wp:positionV relativeFrom="page">
-                <wp:posOffset>10848847</wp:posOffset>
+                <wp:posOffset>11198847</wp:posOffset>
               </wp:positionV>
-              <wp:extent cx="1556385" cy="347345"/>
+              <wp:extent cx="2400000" cy="500000"/>
               <wp:effectExtent l="0" t="0" r="0" b="0"/>
               <wp:wrapNone/>
               <wp:docPr id="1" name="Textbox 1"/>
@@ -3126,7 +3126,7 @@
                     <wps:spPr>
                       <a:xfrm>
                         <a:off x="0" y="0"/>
-                        <a:ext cx="1556385" cy="347345"/>
+                        <a:ext cx="2400000" cy="500000"/>
                       </a:xfrm>
                       <a:prstGeom prst="rect">
                         <a:avLst/>
@@ -3195,7 +3195,7 @@
               <v:stroke joinstyle="miter"/>
               <v:path gradientshapeok="t" o:connecttype="rect"/>
             </v:shapetype>
-            <v:shape id="Textbox 1" o:spid="_x0000_s1026" type="#_x0000_t202" style="position:absolute;margin-left:406.4pt;margin-top:854.25pt;width:122.55pt;height:27.35pt;z-index:-251657216;visibility:visible;mso-wrap-style:square;mso-wrap-distance-left:0;mso-wrap-distance-top:0;mso-wrap-distance-right:0;mso-wrap-distance-bottom:0;mso-position-horizontal:absolute;mso-position-horizontal-relative:page;mso-position-vertical:absolute;mso-position-vertical-relative:page;v-text-anchor:top" o:gfxdata="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" filled="f" stroked="f">
+            <v:shape id="Textbox 1" o:spid="_x0000_s1026" type="#_x0000_t202" style="position:absolute;margin-left:373pt;margin-top:882pt;width:189pt;height:39pt;z-index:-251657216;visibility:visible;mso-wrap-style:square;mso-wrap-distance-left:0;mso-wrap-distance-top:0;mso-wrap-distance-right:0;mso-wrap-distance-bottom:0;mso-position-horizontal:absolute;mso-position-horizontal-relative:page;mso-position-vertical:absolute;mso-position-vertical-relative:page;v-text-anchor:top" o:gfxdata="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" filled="f" stroked="f">
               <v:textbox inset="0,0,0,0">
                 <w:txbxContent>
                   <w:p>

--- a/backend/templates/Berkas Luar Kota - SPD.docx
+++ b/backend/templates/Berkas Luar Kota - SPD.docx
@@ -1,6 +1,6 @@
 
 <file path=word/document.xml><?xml version="1.0" encoding="utf-8"?>
-<w:document xmlns:wpc="http://schemas.microsoft.com/office/word/2010/wordprocessingCanvas" xmlns:cx="http://schemas.microsoft.com/office/drawing/2014/chartex" xmlns:cx1="http://schemas.microsoft.com/office/drawing/2015/9/8/chartex" xmlns:cx2="http://schemas.microsoft.com/office/drawing/2015/10/21/chartex" xmlns:cx3="http://schemas.microsoft.com/office/drawing/2016/5/9/chartex" xmlns:cx4="http://schemas.microsoft.com/office/drawing/2016/5/10/chartex" xmlns:cx5="http://schemas.microsoft.com/office/drawing/2016/5/11/chartex" xmlns:cx6="http://schemas.microsoft.com/office/drawing/2016/5/12/chartex" xmlns:cx7="http://schemas.microsoft.com/office/drawing/2016/5/13/chartex" xmlns:cx8="http://schemas.microsoft.com/office/drawing/2016/5/14/chartex" xmlns:mc="http://schemas.openxmlformats.org/markup-compatibility/2006" xmlns:aink="http://schemas.microsoft.com/office/drawing/2016/ink" xmlns:am3d="http://schemas.microsoft.com/office/drawing/2017/model3d" xmlns:o="urn:schemas-microsoft-com:office:office" xmlns:r="http://schemas.openxmlformats.org/officeDocument/2006/relationships" xmlns:m="http://schemas.openxmlformats.org/officeDocument/2006/math" xmlns:v="urn:schemas-microsoft-com:vml" xmlns:wp14="http://schemas.microsoft.com/office/word/2010/wordprocessingDrawing" xmlns:wp="http://schemas.openxmlformats.org/drawingml/2006/wordprocessingDrawing" xmlns:w10="urn:schemas-microsoft-com:office:word" xmlns:w="http://schemas.openxmlformats.org/wordprocessingml/2006/main" xmlns:w14="http://schemas.microsoft.com/office/word/2010/wordml" xmlns:w15="http://schemas.microsoft.com/office/word/2012/wordml" xmlns:w16cex="http://schemas.microsoft.com/office/word/2018/wordml/cex" xmlns:w16cid="http://schemas.microsoft.com/office/word/2016/wordml/cid" xmlns:w16="http://schemas.microsoft.com/office/word/2018/wordml" xmlns:w16sdtdh="http://schemas.microsoft.com/office/word/2020/wordml/sdtdatahash" xmlns:w16se="http://schemas.microsoft.com/office/word/2015/wordml/symex" xmlns:wpg="http://schemas.microsoft.com/office/word/2010/wordprocessingGroup" xmlns:wpi="http://schemas.microsoft.com/office/word/2010/wordprocessingInk" xmlns:wne="http://schemas.microsoft.com/office/word/2006/wordml" xmlns:wps="http://schemas.microsoft.com/office/word/2010/wordprocessingShape" mc:Ignorable="w14 w15 w16se w16cid w16 w16cex w16sdtdh wp14">
+<w:document xmlns:wpc="http://schemas.microsoft.com/office/word/2010/wordprocessingCanvas" xmlns:cx="http://schemas.microsoft.com/office/drawing/2014/chartex" xmlns:cx1="http://schemas.microsoft.com/office/drawing/2015/9/8/chartex" xmlns:cx2="http://schemas.microsoft.com/office/drawing/2015/10/21/chartex" xmlns:cx3="http://schemas.microsoft.com/office/drawing/2016/5/9/chartex" xmlns:cx4="http://schemas.microsoft.com/office/drawing/2016/5/10/chartex" xmlns:cx5="http://schemas.microsoft.com/office/drawing/2016/5/11/chartex" xmlns:cx6="http://schemas.microsoft.com/office/drawing/2016/5/12/chartex" xmlns:cx7="http://schemas.microsoft.com/office/drawing/2016/5/13/chartex" xmlns:cx8="http://schemas.microsoft.com/office/drawing/2016/5/14/chartex" xmlns:mc="http://schemas.openxmlformats.org/markup-compatibility/2006" xmlns:aink="http://schemas.microsoft.com/office/drawing/2016/ink" xmlns:am3d="http://schemas.microsoft.com/office/drawing/2017/model3d" xmlns:o="urn:schemas-microsoft-com:office:office" xmlns:oel="http://schemas.microsoft.com/office/2019/extlst" xmlns:r="http://schemas.openxmlformats.org/officeDocument/2006/relationships" xmlns:m="http://schemas.openxmlformats.org/officeDocument/2006/math" xmlns:v="urn:schemas-microsoft-com:vml" xmlns:wp14="http://schemas.microsoft.com/office/word/2010/wordprocessingDrawing" xmlns:wp="http://schemas.openxmlformats.org/drawingml/2006/wordprocessingDrawing" xmlns:w10="urn:schemas-microsoft-com:office:word" xmlns:w="http://schemas.openxmlformats.org/wordprocessingml/2006/main" xmlns:w14="http://schemas.microsoft.com/office/word/2010/wordml" xmlns:w15="http://schemas.microsoft.com/office/word/2012/wordml" xmlns:w16cex="http://schemas.microsoft.com/office/word/2018/wordml/cex" xmlns:w16cid="http://schemas.microsoft.com/office/word/2016/wordml/cid" xmlns:w16="http://schemas.microsoft.com/office/word/2018/wordml" xmlns:w16du="http://schemas.microsoft.com/office/word/2023/wordml/word16du" xmlns:w16sdtdh="http://schemas.microsoft.com/office/word/2020/wordml/sdtdatahash" xmlns:w16sdtfl="http://schemas.microsoft.com/office/word/2024/wordml/sdtformatlock" xmlns:w16se="http://schemas.microsoft.com/office/word/2015/wordml/symex" xmlns:wpg="http://schemas.microsoft.com/office/word/2010/wordprocessingGroup" xmlns:wpi="http://schemas.microsoft.com/office/word/2010/wordprocessingInk" xmlns:wne="http://schemas.microsoft.com/office/word/2006/wordml" xmlns:wps="http://schemas.microsoft.com/office/word/2010/wordprocessingShape" mc:Ignorable="w14 w15 w16se w16cid w16 w16cex w16sdtdh w16sdtfl w16du wp14">
   <w:body>
     <w:p>
       <w:pPr>
@@ -3022,7 +3022,7 @@
         <w:rPr>
           <w:sz w:val="18"/>
         </w:rPr>
-        <w:tab/>
+        <w:t xml:space="preserve">      </w:t>
       </w:r>
       <w:r>
         <w:rPr>
@@ -3064,7 +3064,7 @@
 </file>
 
 <file path=word/endnotes.xml><?xml version="1.0" encoding="utf-8"?>
-<w:endnotes xmlns:wpc="http://schemas.microsoft.com/office/word/2010/wordprocessingCanvas" xmlns:cx="http://schemas.microsoft.com/office/drawing/2014/chartex" xmlns:cx1="http://schemas.microsoft.com/office/drawing/2015/9/8/chartex" xmlns:cx2="http://schemas.microsoft.com/office/drawing/2015/10/21/chartex" xmlns:cx3="http://schemas.microsoft.com/office/drawing/2016/5/9/chartex" xmlns:cx4="http://schemas.microsoft.com/office/drawing/2016/5/10/chartex" xmlns:cx5="http://schemas.microsoft.com/office/drawing/2016/5/11/chartex" xmlns:cx6="http://schemas.microsoft.com/office/drawing/2016/5/12/chartex" xmlns:cx7="http://schemas.microsoft.com/office/drawing/2016/5/13/chartex" xmlns:cx8="http://schemas.microsoft.com/office/drawing/2016/5/14/chartex" xmlns:mc="http://schemas.openxmlformats.org/markup-compatibility/2006" xmlns:aink="http://schemas.microsoft.com/office/drawing/2016/ink" xmlns:am3d="http://schemas.microsoft.com/office/drawing/2017/model3d" xmlns:o="urn:schemas-microsoft-com:office:office" xmlns:r="http://schemas.openxmlformats.org/officeDocument/2006/relationships" xmlns:m="http://schemas.openxmlformats.org/officeDocument/2006/math" xmlns:v="urn:schemas-microsoft-com:vml" xmlns:wp14="http://schemas.microsoft.com/office/word/2010/wordprocessingDrawing" xmlns:wp="http://schemas.openxmlformats.org/drawingml/2006/wordprocessingDrawing" xmlns:w10="urn:schemas-microsoft-com:office:word" xmlns:w="http://schemas.openxmlformats.org/wordprocessingml/2006/main" xmlns:w14="http://schemas.microsoft.com/office/word/2010/wordml" xmlns:w15="http://schemas.microsoft.com/office/word/2012/wordml" xmlns:w16cex="http://schemas.microsoft.com/office/word/2018/wordml/cex" xmlns:w16cid="http://schemas.microsoft.com/office/word/2016/wordml/cid" xmlns:w16="http://schemas.microsoft.com/office/word/2018/wordml" xmlns:w16sdtdh="http://schemas.microsoft.com/office/word/2020/wordml/sdtdatahash" xmlns:w16se="http://schemas.microsoft.com/office/word/2015/wordml/symex" xmlns:wpg="http://schemas.microsoft.com/office/word/2010/wordprocessingGroup" xmlns:wpi="http://schemas.microsoft.com/office/word/2010/wordprocessingInk" xmlns:wne="http://schemas.microsoft.com/office/word/2006/wordml" xmlns:wps="http://schemas.microsoft.com/office/word/2010/wordprocessingShape" mc:Ignorable="w14 w15 w16se w16cid w16 w16cex w16sdtdh wp14">
+<w:endnotes xmlns:wpc="http://schemas.microsoft.com/office/word/2010/wordprocessingCanvas" xmlns:cx="http://schemas.microsoft.com/office/drawing/2014/chartex" xmlns:cx1="http://schemas.microsoft.com/office/drawing/2015/9/8/chartex" xmlns:cx2="http://schemas.microsoft.com/office/drawing/2015/10/21/chartex" xmlns:cx3="http://schemas.microsoft.com/office/drawing/2016/5/9/chartex" xmlns:cx4="http://schemas.microsoft.com/office/drawing/2016/5/10/chartex" xmlns:cx5="http://schemas.microsoft.com/office/drawing/2016/5/11/chartex" xmlns:cx6="http://schemas.microsoft.com/office/drawing/2016/5/12/chartex" xmlns:cx7="http://schemas.microsoft.com/office/drawing/2016/5/13/chartex" xmlns:cx8="http://schemas.microsoft.com/office/drawing/2016/5/14/chartex" xmlns:mc="http://schemas.openxmlformats.org/markup-compatibility/2006" xmlns:aink="http://schemas.microsoft.com/office/drawing/2016/ink" xmlns:am3d="http://schemas.microsoft.com/office/drawing/2017/model3d" xmlns:o="urn:schemas-microsoft-com:office:office" xmlns:oel="http://schemas.microsoft.com/office/2019/extlst" xmlns:r="http://schemas.openxmlformats.org/officeDocument/2006/relationships" xmlns:m="http://schemas.openxmlformats.org/officeDocument/2006/math" xmlns:v="urn:schemas-microsoft-com:vml" xmlns:wp14="http://schemas.microsoft.com/office/word/2010/wordprocessingDrawing" xmlns:wp="http://schemas.openxmlformats.org/drawingml/2006/wordprocessingDrawing" xmlns:w10="urn:schemas-microsoft-com:office:word" xmlns:w="http://schemas.openxmlformats.org/wordprocessingml/2006/main" xmlns:w14="http://schemas.microsoft.com/office/word/2010/wordml" xmlns:w15="http://schemas.microsoft.com/office/word/2012/wordml" xmlns:w16cex="http://schemas.microsoft.com/office/word/2018/wordml/cex" xmlns:w16cid="http://schemas.microsoft.com/office/word/2016/wordml/cid" xmlns:w16="http://schemas.microsoft.com/office/word/2018/wordml" xmlns:w16du="http://schemas.microsoft.com/office/word/2023/wordml/word16du" xmlns:w16sdtdh="http://schemas.microsoft.com/office/word/2020/wordml/sdtdatahash" xmlns:w16sdtfl="http://schemas.microsoft.com/office/word/2024/wordml/sdtformatlock" xmlns:w16se="http://schemas.microsoft.com/office/word/2015/wordml/symex" xmlns:wpg="http://schemas.microsoft.com/office/word/2010/wordprocessingGroup" xmlns:wpi="http://schemas.microsoft.com/office/word/2010/wordprocessingInk" xmlns:wne="http://schemas.microsoft.com/office/word/2006/wordml" xmlns:wps="http://schemas.microsoft.com/office/word/2010/wordprocessingShape" mc:Ignorable="w14 w15 w16se w16cid w16 w16cex w16sdtdh w16sdtfl w16du wp14">
   <w:endnote w:type="separator" w:id="-1">
     <w:p>
       <w:r>
@@ -3083,7 +3083,7 @@
 </file>
 
 <file path=word/footer1.xml><?xml version="1.0" encoding="utf-8"?>
-<w:ftr xmlns:wpc="http://schemas.microsoft.com/office/word/2010/wordprocessingCanvas" xmlns:cx="http://schemas.microsoft.com/office/drawing/2014/chartex" xmlns:cx1="http://schemas.microsoft.com/office/drawing/2015/9/8/chartex" xmlns:cx2="http://schemas.microsoft.com/office/drawing/2015/10/21/chartex" xmlns:cx3="http://schemas.microsoft.com/office/drawing/2016/5/9/chartex" xmlns:cx4="http://schemas.microsoft.com/office/drawing/2016/5/10/chartex" xmlns:cx5="http://schemas.microsoft.com/office/drawing/2016/5/11/chartex" xmlns:cx6="http://schemas.microsoft.com/office/drawing/2016/5/12/chartex" xmlns:cx7="http://schemas.microsoft.com/office/drawing/2016/5/13/chartex" xmlns:cx8="http://schemas.microsoft.com/office/drawing/2016/5/14/chartex" xmlns:mc="http://schemas.openxmlformats.org/markup-compatibility/2006" xmlns:aink="http://schemas.microsoft.com/office/drawing/2016/ink" xmlns:am3d="http://schemas.microsoft.com/office/drawing/2017/model3d" xmlns:o="urn:schemas-microsoft-com:office:office" xmlns:r="http://schemas.openxmlformats.org/officeDocument/2006/relationships" xmlns:m="http://schemas.openxmlformats.org/officeDocument/2006/math" xmlns:v="urn:schemas-microsoft-com:vml" xmlns:wp14="http://schemas.microsoft.com/office/word/2010/wordprocessingDrawing" xmlns:wp="http://schemas.openxmlformats.org/drawingml/2006/wordprocessingDrawing" xmlns:w10="urn:schemas-microsoft-com:office:word" xmlns:w="http://schemas.openxmlformats.org/wordprocessingml/2006/main" xmlns:w14="http://schemas.microsoft.com/office/word/2010/wordml" xmlns:w15="http://schemas.microsoft.com/office/word/2012/wordml" xmlns:w16cex="http://schemas.microsoft.com/office/word/2018/wordml/cex" xmlns:w16cid="http://schemas.microsoft.com/office/word/2016/wordml/cid" xmlns:w16="http://schemas.microsoft.com/office/word/2018/wordml" xmlns:w16sdtdh="http://schemas.microsoft.com/office/word/2020/wordml/sdtdatahash" xmlns:w16se="http://schemas.microsoft.com/office/word/2015/wordml/symex" xmlns:wpg="http://schemas.microsoft.com/office/word/2010/wordprocessingGroup" xmlns:wpi="http://schemas.microsoft.com/office/word/2010/wordprocessingInk" xmlns:wne="http://schemas.microsoft.com/office/word/2006/wordml" xmlns:wps="http://schemas.microsoft.com/office/word/2010/wordprocessingShape" mc:Ignorable="w14 w15 w16se w16cid w16 w16cex w16sdtdh wp14">
+<w:ftr xmlns:wpc="http://schemas.microsoft.com/office/word/2010/wordprocessingCanvas" xmlns:cx="http://schemas.microsoft.com/office/drawing/2014/chartex" xmlns:cx1="http://schemas.microsoft.com/office/drawing/2015/9/8/chartex" xmlns:cx2="http://schemas.microsoft.com/office/drawing/2015/10/21/chartex" xmlns:cx3="http://schemas.microsoft.com/office/drawing/2016/5/9/chartex" xmlns:cx4="http://schemas.microsoft.com/office/drawing/2016/5/10/chartex" xmlns:cx5="http://schemas.microsoft.com/office/drawing/2016/5/11/chartex" xmlns:cx6="http://schemas.microsoft.com/office/drawing/2016/5/12/chartex" xmlns:cx7="http://schemas.microsoft.com/office/drawing/2016/5/13/chartex" xmlns:cx8="http://schemas.microsoft.com/office/drawing/2016/5/14/chartex" xmlns:mc="http://schemas.openxmlformats.org/markup-compatibility/2006" xmlns:aink="http://schemas.microsoft.com/office/drawing/2016/ink" xmlns:am3d="http://schemas.microsoft.com/office/drawing/2017/model3d" xmlns:o="urn:schemas-microsoft-com:office:office" xmlns:oel="http://schemas.microsoft.com/office/2019/extlst" xmlns:r="http://schemas.openxmlformats.org/officeDocument/2006/relationships" xmlns:m="http://schemas.openxmlformats.org/officeDocument/2006/math" xmlns:v="urn:schemas-microsoft-com:vml" xmlns:wp14="http://schemas.microsoft.com/office/word/2010/wordprocessingDrawing" xmlns:wp="http://schemas.openxmlformats.org/drawingml/2006/wordprocessingDrawing" xmlns:w10="urn:schemas-microsoft-com:office:word" xmlns:w="http://schemas.openxmlformats.org/wordprocessingml/2006/main" xmlns:w14="http://schemas.microsoft.com/office/word/2010/wordml" xmlns:w15="http://schemas.microsoft.com/office/word/2012/wordml" xmlns:w16cex="http://schemas.microsoft.com/office/word/2018/wordml/cex" xmlns:w16cid="http://schemas.microsoft.com/office/word/2016/wordml/cid" xmlns:w16="http://schemas.microsoft.com/office/word/2018/wordml" xmlns:w16du="http://schemas.microsoft.com/office/word/2023/wordml/word16du" xmlns:w16sdtdh="http://schemas.microsoft.com/office/word/2020/wordml/sdtdatahash" xmlns:w16sdtfl="http://schemas.microsoft.com/office/word/2024/wordml/sdtformatlock" xmlns:w16se="http://schemas.microsoft.com/office/word/2015/wordml/symex" xmlns:wpg="http://schemas.microsoft.com/office/word/2010/wordprocessingGroup" xmlns:wpi="http://schemas.microsoft.com/office/word/2010/wordprocessingInk" xmlns:wne="http://schemas.microsoft.com/office/word/2006/wordml" xmlns:wps="http://schemas.microsoft.com/office/word/2010/wordprocessingShape" mc:Ignorable="w14 w15 w16se w16cid w16 w16cex w16sdtdh w16sdtfl w16du wp14">
   <w:p>
     <w:pPr>
       <w:pStyle w:val="BodyText"/>
@@ -3195,7 +3195,7 @@
               <v:stroke joinstyle="miter"/>
               <v:path gradientshapeok="t" o:connecttype="rect"/>
             </v:shapetype>
-            <v:shape id="Textbox 1" o:spid="_x0000_s1026" type="#_x0000_t202" style="position:absolute;margin-left:373pt;margin-top:882pt;width:189pt;height:39pt;z-index:-251657216;visibility:visible;mso-wrap-style:square;mso-wrap-distance-left:0;mso-wrap-distance-top:0;mso-wrap-distance-right:0;mso-wrap-distance-bottom:0;mso-position-horizontal:absolute;mso-position-horizontal-relative:page;mso-position-vertical:absolute;mso-position-vertical-relative:page;v-text-anchor:top" o:gfxdata="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" filled="f" stroked="f">
+            <v:shape id="Textbox 1" o:spid="_x0000_s1026" type="#_x0000_t202" style="position:absolute;margin-left:373.25pt;margin-top:881.8pt;width:189pt;height:39.35pt;z-index:-251657216;visibility:visible;mso-wrap-style:square;mso-wrap-distance-left:0;mso-wrap-distance-top:0;mso-wrap-distance-right:0;mso-wrap-distance-bottom:0;mso-position-horizontal:absolute;mso-position-horizontal-relative:page;mso-position-vertical:absolute;mso-position-vertical-relative:page;v-text-anchor:top" o:gfxdata="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" filled="f" stroked="f">
               <v:textbox inset="0,0,0,0">
                 <w:txbxContent>
                   <w:p>
@@ -3255,7 +3255,7 @@
 </file>
 
 <file path=word/footnotes.xml><?xml version="1.0" encoding="utf-8"?>
-<w:footnotes xmlns:wpc="http://schemas.microsoft.com/office/word/2010/wordprocessingCanvas" xmlns:cx="http://schemas.microsoft.com/office/drawing/2014/chartex" xmlns:cx1="http://schemas.microsoft.com/office/drawing/2015/9/8/chartex" xmlns:cx2="http://schemas.microsoft.com/office/drawing/2015/10/21/chartex" xmlns:cx3="http://schemas.microsoft.com/office/drawing/2016/5/9/chartex" xmlns:cx4="http://schemas.microsoft.com/office/drawing/2016/5/10/chartex" xmlns:cx5="http://schemas.microsoft.com/office/drawing/2016/5/11/chartex" xmlns:cx6="http://schemas.microsoft.com/office/drawing/2016/5/12/chartex" xmlns:cx7="http://schemas.microsoft.com/office/drawing/2016/5/13/chartex" xmlns:cx8="http://schemas.microsoft.com/office/drawing/2016/5/14/chartex" xmlns:mc="http://schemas.openxmlformats.org/markup-compatibility/2006" xmlns:aink="http://schemas.microsoft.com/office/drawing/2016/ink" xmlns:am3d="http://schemas.microsoft.com/office/drawing/2017/model3d" xmlns:o="urn:schemas-microsoft-com:office:office" xmlns:r="http://schemas.openxmlformats.org/officeDocument/2006/relationships" xmlns:m="http://schemas.openxmlformats.org/officeDocument/2006/math" xmlns:v="urn:schemas-microsoft-com:vml" xmlns:wp14="http://schemas.microsoft.com/office/word/2010/wordprocessingDrawing" xmlns:wp="http://schemas.openxmlformats.org/drawingml/2006/wordprocessingDrawing" xmlns:w10="urn:schemas-microsoft-com:office:word" xmlns:w="http://schemas.openxmlformats.org/wordprocessingml/2006/main" xmlns:w14="http://schemas.microsoft.com/office/word/2010/wordml" xmlns:w15="http://schemas.microsoft.com/office/word/2012/wordml" xmlns:w16cex="http://schemas.microsoft.com/office/word/2018/wordml/cex" xmlns:w16cid="http://schemas.microsoft.com/office/word/2016/wordml/cid" xmlns:w16="http://schemas.microsoft.com/office/word/2018/wordml" xmlns:w16sdtdh="http://schemas.microsoft.com/office/word/2020/wordml/sdtdatahash" xmlns:w16se="http://schemas.microsoft.com/office/word/2015/wordml/symex" xmlns:wpg="http://schemas.microsoft.com/office/word/2010/wordprocessingGroup" xmlns:wpi="http://schemas.microsoft.com/office/word/2010/wordprocessingInk" xmlns:wne="http://schemas.microsoft.com/office/word/2006/wordml" xmlns:wps="http://schemas.microsoft.com/office/word/2010/wordprocessingShape" mc:Ignorable="w14 w15 w16se w16cid w16 w16cex w16sdtdh wp14">
+<w:footnotes xmlns:wpc="http://schemas.microsoft.com/office/word/2010/wordprocessingCanvas" xmlns:cx="http://schemas.microsoft.com/office/drawing/2014/chartex" xmlns:cx1="http://schemas.microsoft.com/office/drawing/2015/9/8/chartex" xmlns:cx2="http://schemas.microsoft.com/office/drawing/2015/10/21/chartex" xmlns:cx3="http://schemas.microsoft.com/office/drawing/2016/5/9/chartex" xmlns:cx4="http://schemas.microsoft.com/office/drawing/2016/5/10/chartex" xmlns:cx5="http://schemas.microsoft.com/office/drawing/2016/5/11/chartex" xmlns:cx6="http://schemas.microsoft.com/office/drawing/2016/5/12/chartex" xmlns:cx7="http://schemas.microsoft.com/office/drawing/2016/5/13/chartex" xmlns:cx8="http://schemas.microsoft.com/office/drawing/2016/5/14/chartex" xmlns:mc="http://schemas.openxmlformats.org/markup-compatibility/2006" xmlns:aink="http://schemas.microsoft.com/office/drawing/2016/ink" xmlns:am3d="http://schemas.microsoft.com/office/drawing/2017/model3d" xmlns:o="urn:schemas-microsoft-com:office:office" xmlns:oel="http://schemas.microsoft.com/office/2019/extlst" xmlns:r="http://schemas.openxmlformats.org/officeDocument/2006/relationships" xmlns:m="http://schemas.openxmlformats.org/officeDocument/2006/math" xmlns:v="urn:schemas-microsoft-com:vml" xmlns:wp14="http://schemas.microsoft.com/office/word/2010/wordprocessingDrawing" xmlns:wp="http://schemas.openxmlformats.org/drawingml/2006/wordprocessingDrawing" xmlns:w10="urn:schemas-microsoft-com:office:word" xmlns:w="http://schemas.openxmlformats.org/wordprocessingml/2006/main" xmlns:w14="http://schemas.microsoft.com/office/word/2010/wordml" xmlns:w15="http://schemas.microsoft.com/office/word/2012/wordml" xmlns:w16cex="http://schemas.microsoft.com/office/word/2018/wordml/cex" xmlns:w16cid="http://schemas.microsoft.com/office/word/2016/wordml/cid" xmlns:w16="http://schemas.microsoft.com/office/word/2018/wordml" xmlns:w16du="http://schemas.microsoft.com/office/word/2023/wordml/word16du" xmlns:w16sdtdh="http://schemas.microsoft.com/office/word/2020/wordml/sdtdatahash" xmlns:w16sdtfl="http://schemas.microsoft.com/office/word/2024/wordml/sdtformatlock" xmlns:w16se="http://schemas.microsoft.com/office/word/2015/wordml/symex" xmlns:wpg="http://schemas.microsoft.com/office/word/2010/wordprocessingGroup" xmlns:wpi="http://schemas.microsoft.com/office/word/2010/wordprocessingInk" xmlns:wne="http://schemas.microsoft.com/office/word/2006/wordml" xmlns:wps="http://schemas.microsoft.com/office/word/2010/wordprocessingShape" mc:Ignorable="w14 w15 w16se w16cid w16 w16cex w16sdtdh w16sdtfl w16du wp14">
   <w:footnote w:type="separator" w:id="-1">
     <w:p>
       <w:r>
@@ -3274,7 +3274,7 @@
 </file>
 
 <file path=word/numbering.xml><?xml version="1.0" encoding="utf-8"?>
-<w:numbering xmlns:wpc="http://schemas.microsoft.com/office/word/2010/wordprocessingCanvas" xmlns:cx="http://schemas.microsoft.com/office/drawing/2014/chartex" xmlns:cx1="http://schemas.microsoft.com/office/drawing/2015/9/8/chartex" xmlns:cx2="http://schemas.microsoft.com/office/drawing/2015/10/21/chartex" xmlns:cx3="http://schemas.microsoft.com/office/drawing/2016/5/9/chartex" xmlns:cx4="http://schemas.microsoft.com/office/drawing/2016/5/10/chartex" xmlns:cx5="http://schemas.microsoft.com/office/drawing/2016/5/11/chartex" xmlns:cx6="http://schemas.microsoft.com/office/drawing/2016/5/12/chartex" xmlns:cx7="http://schemas.microsoft.com/office/drawing/2016/5/13/chartex" xmlns:cx8="http://schemas.microsoft.com/office/drawing/2016/5/14/chartex" xmlns:mc="http://schemas.openxmlformats.org/markup-compatibility/2006" xmlns:aink="http://schemas.microsoft.com/office/drawing/2016/ink" xmlns:am3d="http://schemas.microsoft.com/office/drawing/2017/model3d" xmlns:o="urn:schemas-microsoft-com:office:office" xmlns:r="http://schemas.openxmlformats.org/officeDocument/2006/relationships" xmlns:m="http://schemas.openxmlformats.org/officeDocument/2006/math" xmlns:v="urn:schemas-microsoft-com:vml" xmlns:wp14="http://schemas.microsoft.com/office/word/2010/wordprocessingDrawing" xmlns:wp="http://schemas.openxmlformats.org/drawingml/2006/wordprocessingDrawing" xmlns:w10="urn:schemas-microsoft-com:office:word" xmlns:w="http://schemas.openxmlformats.org/wordprocessingml/2006/main" xmlns:w14="http://schemas.microsoft.com/office/word/2010/wordml" xmlns:w15="http://schemas.microsoft.com/office/word/2012/wordml" xmlns:w16cex="http://schemas.microsoft.com/office/word/2018/wordml/cex" xmlns:w16cid="http://schemas.microsoft.com/office/word/2016/wordml/cid" xmlns:w16="http://schemas.microsoft.com/office/word/2018/wordml" xmlns:w16sdtdh="http://schemas.microsoft.com/office/word/2020/wordml/sdtdatahash" xmlns:w16se="http://schemas.microsoft.com/office/word/2015/wordml/symex" xmlns:wpg="http://schemas.microsoft.com/office/word/2010/wordprocessingGroup" xmlns:wpi="http://schemas.microsoft.com/office/word/2010/wordprocessingInk" xmlns:wne="http://schemas.microsoft.com/office/word/2006/wordml" xmlns:wps="http://schemas.microsoft.com/office/word/2010/wordprocessingShape" mc:Ignorable="w14 w15 w16se w16cid w16 w16cex w16sdtdh wp14">
+<w:numbering xmlns:wpc="http://schemas.microsoft.com/office/word/2010/wordprocessingCanvas" xmlns:cx="http://schemas.microsoft.com/office/drawing/2014/chartex" xmlns:cx1="http://schemas.microsoft.com/office/drawing/2015/9/8/chartex" xmlns:cx2="http://schemas.microsoft.com/office/drawing/2015/10/21/chartex" xmlns:cx3="http://schemas.microsoft.com/office/drawing/2016/5/9/chartex" xmlns:cx4="http://schemas.microsoft.com/office/drawing/2016/5/10/chartex" xmlns:cx5="http://schemas.microsoft.com/office/drawing/2016/5/11/chartex" xmlns:cx6="http://schemas.microsoft.com/office/drawing/2016/5/12/chartex" xmlns:cx7="http://schemas.microsoft.com/office/drawing/2016/5/13/chartex" xmlns:cx8="http://schemas.microsoft.com/office/drawing/2016/5/14/chartex" xmlns:mc="http://schemas.openxmlformats.org/markup-compatibility/2006" xmlns:aink="http://schemas.microsoft.com/office/drawing/2016/ink" xmlns:am3d="http://schemas.microsoft.com/office/drawing/2017/model3d" xmlns:o="urn:schemas-microsoft-com:office:office" xmlns:oel="http://schemas.microsoft.com/office/2019/extlst" xmlns:r="http://schemas.openxmlformats.org/officeDocument/2006/relationships" xmlns:m="http://schemas.openxmlformats.org/officeDocument/2006/math" xmlns:v="urn:schemas-microsoft-com:vml" xmlns:wp14="http://schemas.microsoft.com/office/word/2010/wordprocessingDrawing" xmlns:wp="http://schemas.openxmlformats.org/drawingml/2006/wordprocessingDrawing" xmlns:w10="urn:schemas-microsoft-com:office:word" xmlns:w="http://schemas.openxmlformats.org/wordprocessingml/2006/main" xmlns:w14="http://schemas.microsoft.com/office/word/2010/wordml" xmlns:w15="http://schemas.microsoft.com/office/word/2012/wordml" xmlns:w16cex="http://schemas.microsoft.com/office/word/2018/wordml/cex" xmlns:w16cid="http://schemas.microsoft.com/office/word/2016/wordml/cid" xmlns:w16="http://schemas.microsoft.com/office/word/2018/wordml" xmlns:w16du="http://schemas.microsoft.com/office/word/2023/wordml/word16du" xmlns:w16sdtdh="http://schemas.microsoft.com/office/word/2020/wordml/sdtdatahash" xmlns:w16sdtfl="http://schemas.microsoft.com/office/word/2024/wordml/sdtformatlock" xmlns:w16se="http://schemas.microsoft.com/office/word/2015/wordml/symex" xmlns:wpg="http://schemas.microsoft.com/office/word/2010/wordprocessingGroup" xmlns:wpi="http://schemas.microsoft.com/office/word/2010/wordprocessingInk" xmlns:wne="http://schemas.microsoft.com/office/word/2006/wordml" xmlns:wps="http://schemas.microsoft.com/office/word/2010/wordprocessingShape" mc:Ignorable="w14 w15 w16se w16cid w16 w16cex w16sdtdh w16sdtfl w16du wp14">
   <w:abstractNum w:abstractNumId="0" w15:restartNumberingAfterBreak="0">
     <w:nsid w:val="3CF07CFE"/>
     <w:multiLevelType w:val="hybridMultilevel"/>
@@ -4007,29 +4007,29 @@
       </w:rPr>
     </w:lvl>
   </w:abstractNum>
-  <w:num w:numId="1">
+  <w:num w:numId="1" w16cid:durableId="878979724">
     <w:abstractNumId w:val="2"/>
   </w:num>
-  <w:num w:numId="2">
+  <w:num w:numId="2" w16cid:durableId="1112743563">
     <w:abstractNumId w:val="1"/>
   </w:num>
-  <w:num w:numId="3">
+  <w:num w:numId="3" w16cid:durableId="1289163149">
     <w:abstractNumId w:val="3"/>
   </w:num>
-  <w:num w:numId="4">
+  <w:num w:numId="4" w16cid:durableId="343748203">
     <w:abstractNumId w:val="4"/>
   </w:num>
-  <w:num w:numId="5">
+  <w:num w:numId="5" w16cid:durableId="1259102157">
     <w:abstractNumId w:val="0"/>
   </w:num>
-  <w:num w:numId="6">
+  <w:num w:numId="6" w16cid:durableId="1575629680">
     <w:abstractNumId w:val="5"/>
   </w:num>
 </w:numbering>
 </file>
 
 <file path=word/styles.xml><?xml version="1.0" encoding="utf-8"?>
-<w:styles xmlns:mc="http://schemas.openxmlformats.org/markup-compatibility/2006" xmlns:r="http://schemas.openxmlformats.org/officeDocument/2006/relationships" xmlns:w="http://schemas.openxmlformats.org/wordprocessingml/2006/main" xmlns:w14="http://schemas.microsoft.com/office/word/2010/wordml" xmlns:w15="http://schemas.microsoft.com/office/word/2012/wordml" xmlns:w16cex="http://schemas.microsoft.com/office/word/2018/wordml/cex" xmlns:w16cid="http://schemas.microsoft.com/office/word/2016/wordml/cid" xmlns:w16="http://schemas.microsoft.com/office/word/2018/wordml" xmlns:w16sdtdh="http://schemas.microsoft.com/office/word/2020/wordml/sdtdatahash" xmlns:w16se="http://schemas.microsoft.com/office/word/2015/wordml/symex" mc:Ignorable="w14 w15 w16se w16cid w16 w16cex w16sdtdh">
+<w:styles xmlns:mc="http://schemas.openxmlformats.org/markup-compatibility/2006" xmlns:r="http://schemas.openxmlformats.org/officeDocument/2006/relationships" xmlns:w="http://schemas.openxmlformats.org/wordprocessingml/2006/main" xmlns:w14="http://schemas.microsoft.com/office/word/2010/wordml" xmlns:w15="http://schemas.microsoft.com/office/word/2012/wordml" xmlns:w16cex="http://schemas.microsoft.com/office/word/2018/wordml/cex" xmlns:w16cid="http://schemas.microsoft.com/office/word/2016/wordml/cid" xmlns:w16="http://schemas.microsoft.com/office/word/2018/wordml" xmlns:w16du="http://schemas.microsoft.com/office/word/2023/wordml/word16du" xmlns:w16sdtdh="http://schemas.microsoft.com/office/word/2020/wordml/sdtdatahash" xmlns:w16sdtfl="http://schemas.microsoft.com/office/word/2024/wordml/sdtformatlock" xmlns:w16se="http://schemas.microsoft.com/office/word/2015/wordml/symex" mc:Ignorable="w14 w15 w16se w16cid w16 w16cex w16sdtdh w16sdtfl w16du">
   <w:docDefaults>
     <w:rPrDefault>
       <w:rPr>

--- a/backend/templates/Berkas Luar Kota - SPD.docx
+++ b/backend/templates/Berkas Luar Kota - SPD.docx
@@ -26,305 +26,242 @@
     </w:p>
     <w:p>
       <w:pPr>
+        <w:rPr>
+          <w:b/>
+          <w:bCs/>
+          <w:sz w:val="20"/>
+          <w:szCs w:val="20"/>
+        </w:rPr>
+      </w:pPr>
+    </w:p>
+    <w:tbl>
+      <w:tblPr>
+        <w:tblStyle w:val="TableGrid"/>
+        <w:tblW w:w="2887" w:type="pct"/>
+        <w:tblInd w:w="4503" w:type="dxa"/>
+        <w:tblBorders>
+          <w:top w:val="none" w:sz="0" w:space="0" w:color="auto"/>
+          <w:left w:val="none" w:sz="0" w:space="0" w:color="auto"/>
+          <w:bottom w:val="none" w:sz="0" w:space="0" w:color="auto"/>
+          <w:right w:val="none" w:sz="0" w:space="0" w:color="auto"/>
+          <w:insideH w:val="none" w:sz="0" w:space="0" w:color="auto"/>
+          <w:insideV w:val="none" w:sz="0" w:space="0" w:color="auto"/>
+        </w:tblBorders>
+        <w:tblLook w:val="04A0" w:firstRow="1" w:lastRow="0" w:firstColumn="1" w:lastColumn="0" w:noHBand="0" w:noVBand="1"/>
+      </w:tblPr>
+      <w:tblGrid>
+        <w:gridCol w:w="6153"/>
+      </w:tblGrid>
+      <w:tr>
+        <w:trPr>
+          <w:trHeight w:val="336"/>
+        </w:trPr>
+        <w:tc>
+          <w:tcPr>
+            <w:tcW w:w="5000" w:type="pct"/>
+          </w:tcPr>
+          <w:p>
+            <w:pPr>
+              <w:rPr>
+                <w:b/>
+                <w:bCs/>
+                <w:sz w:val="18"/>
+                <w:szCs w:val="18"/>
+              </w:rPr>
+            </w:pPr>
+            <w:r>
+              <w:rPr>
+                <w:b/>
+                <w:bCs/>
+                <w:sz w:val="18"/>
+                <w:szCs w:val="18"/>
+              </w:rPr>
+              <w:t>Lembar Ke</w:t>
+            </w:r>
+            <w:r>
+              <w:rPr>
+                <w:b/>
+                <w:bCs/>
+                <w:sz w:val="18"/>
+                <w:szCs w:val="18"/>
+              </w:rPr>
+              <w:tab/>
+            </w:r>
+            <w:r>
+              <w:rPr>
+                <w:b/>
+                <w:bCs/>
+                <w:sz w:val="18"/>
+                <w:szCs w:val="18"/>
+              </w:rPr>
+              <w:t xml:space="preserve">        </w:t>
+            </w:r>
+            <w:r>
+              <w:rPr>
+                <w:b/>
+                <w:bCs/>
+                <w:sz w:val="18"/>
+                <w:szCs w:val="18"/>
+              </w:rPr>
+              <w:t xml:space="preserve">:   </w:t>
+            </w:r>
+          </w:p>
+        </w:tc>
+      </w:tr>
+      <w:tr>
+        <w:trPr>
+          <w:trHeight w:val="284"/>
+        </w:trPr>
+        <w:tc>
+          <w:tcPr>
+            <w:tcW w:w="5000" w:type="pct"/>
+          </w:tcPr>
+          <w:p>
+            <w:pPr>
+              <w:rPr>
+                <w:b/>
+                <w:bCs/>
+                <w:sz w:val="18"/>
+                <w:szCs w:val="18"/>
+              </w:rPr>
+            </w:pPr>
+            <w:r>
+              <w:rPr>
+                <w:b/>
+                <w:bCs/>
+                <w:sz w:val="18"/>
+                <w:szCs w:val="18"/>
+              </w:rPr>
+              <w:t>Kode Nomor</w:t>
+            </w:r>
+            <w:r>
+              <w:rPr>
+                <w:b/>
+                <w:bCs/>
+                <w:sz w:val="18"/>
+                <w:szCs w:val="18"/>
+              </w:rPr>
+              <w:tab/>
+            </w:r>
+            <w:r>
+              <w:rPr>
+                <w:b/>
+                <w:bCs/>
+                <w:sz w:val="18"/>
+                <w:szCs w:val="18"/>
+              </w:rPr>
+              <w:t xml:space="preserve">        </w:t>
+            </w:r>
+            <w:r>
+              <w:rPr>
+                <w:b/>
+                <w:bCs/>
+                <w:sz w:val="18"/>
+                <w:szCs w:val="18"/>
+              </w:rPr>
+              <w:t xml:space="preserve">:   </w:t>
+            </w:r>
+          </w:p>
+        </w:tc>
+      </w:tr>
+      <w:tr>
+        <w:tc>
+          <w:tcPr>
+            <w:tcW w:w="5000" w:type="pct"/>
+          </w:tcPr>
+          <w:p>
+            <w:pPr>
+              <w:rPr>
+                <w:sz w:val="18"/>
+                <w:szCs w:val="18"/>
+              </w:rPr>
+            </w:pPr>
+            <w:r>
+              <w:rPr>
+                <w:b/>
+                <w:bCs/>
+                <w:sz w:val="18"/>
+                <w:szCs w:val="18"/>
+              </w:rPr>
+              <w:t>Nomor</w:t>
+            </w:r>
+            <w:r>
+              <w:rPr>
+                <w:b/>
+                <w:bCs/>
+                <w:sz w:val="18"/>
+                <w:szCs w:val="18"/>
+              </w:rPr>
+              <w:tab/>
+            </w:r>
+            <w:r>
+              <w:rPr>
+                <w:b/>
+                <w:bCs/>
+                <w:sz w:val="18"/>
+                <w:szCs w:val="18"/>
+              </w:rPr>
+              <w:tab/>
+            </w:r>
+            <w:r>
+              <w:rPr>
+                <w:b/>
+                <w:bCs/>
+                <w:sz w:val="18"/>
+                <w:szCs w:val="18"/>
+              </w:rPr>
+              <w:t xml:space="preserve">        </w:t>
+            </w:r>
+            <w:r>
+              <w:rPr>
+                <w:b/>
+                <w:bCs/>
+                <w:sz w:val="18"/>
+                <w:szCs w:val="18"/>
+              </w:rPr>
+              <w:t xml:space="preserve">: </w:t>
+            </w:r>
+            <w:r>
+              <w:rPr>
+                <w:sz w:val="18"/>
+                <w:szCs w:val="18"/>
+              </w:rPr>
+              <w:t>1/{{id_spd}}/UM.06.00/Prot/{{bulan}}/{{tahun}}</w:t>
+            </w:r>
+          </w:p>
+        </w:tc>
+      </w:tr>
+    </w:tbl>
+    <w:p>
+      <w:pPr>
+        <w:rPr>
+          <w:b/>
+          <w:bCs/>
+          <w:sz w:val="18"/>
+          <w:szCs w:val="18"/>
+        </w:rPr>
+      </w:pPr>
+    </w:p>
+    <w:p>
+      <w:pPr>
         <w:spacing w:before="180"/>
+        <w:jc w:val="center"/>
         <w:rPr>
           <w:rFonts w:ascii="Arial"/>
           <w:b/>
-          <w:sz w:val="18"/>
+          <w:bCs/>
+          <w:sz w:val="20"/>
+          <w:szCs w:val="20"/>
         </w:rPr>
       </w:pPr>
-      <w:r>
-        <w:br w:type="column"/>
-      </w:r>
-    </w:p>
-    <w:p>
-      <w:pPr>
-        <w:pStyle w:val="BodyText"/>
-        <w:tabs>
-          <w:tab w:val="left" w:pos="3481"/>
-        </w:tabs>
-        <w:ind w:left="1421"/>
-      </w:pPr>
-      <w:r>
-        <w:t>Lembar</w:t>
-      </w:r>
       <w:r>
         <w:rPr>
-          <w:spacing w:val="19"/>
+          <w:b/>
+          <w:bCs/>
+          <w:sz w:val="20"/>
+          <w:szCs w:val="20"/>
         </w:rPr>
-        <w:t xml:space="preserve"> </w:t>
-      </w:r>
-      <w:r>
-        <w:rPr>
-          <w:spacing w:val="-5"/>
-        </w:rPr>
-        <w:t>Ke</w:t>
-      </w:r>
-      <w:r>
-        <w:tab/>
-      </w:r>
-      <w:r>
-        <w:rPr>
-          <w:spacing w:val="-10"/>
-        </w:rPr>
-        <w:t>:</w:t>
-      </w:r>
-    </w:p>
-    <w:p>
-      <w:pPr>
-        <w:pStyle w:val="BodyText"/>
-        <w:tabs>
-          <w:tab w:val="left" w:pos="3481"/>
-        </w:tabs>
-        <w:spacing w:before="91"/>
-        <w:ind w:left="1421"/>
-      </w:pPr>
-      <w:r>
-        <w:t>Kode</w:t>
-      </w:r>
-      <w:r>
-        <w:rPr>
-          <w:spacing w:val="14"/>
-        </w:rPr>
-        <w:t xml:space="preserve"> </w:t>
-      </w:r>
-      <w:r>
-        <w:rPr>
-          <w:spacing w:val="-2"/>
-        </w:rPr>
-        <w:t>Nomor</w:t>
-      </w:r>
-      <w:r>
-        <w:tab/>
-      </w:r>
-      <w:r>
-        <w:rPr>
-          <w:spacing w:val="-10"/>
-        </w:rPr>
-        <w:t>:</w:t>
-      </w:r>
-    </w:p>
-    <w:p>
-      <w:pPr>
-        <w:pStyle w:val="BodyText"/>
-        <w:tabs>
-          <w:tab w:val="left" w:pos="3514"/>
-        </w:tabs>
-        <w:spacing w:before="86"/>
-      </w:pPr>
-      <w:r>
-        <w:t xml:space="preserve">                            </w:t>
-      </w:r>
-      <w:r>
-        <w:t xml:space="preserve"> </w:t>
-      </w:r>
-      <w:r>
-        <w:t>N</w:t>
-      </w:r>
-      <w:r>
-        <w:rPr>
-          <w:spacing w:val="50"/>
-        </w:rPr>
-        <w:t xml:space="preserve"> </w:t>
-      </w:r>
-      <w:r>
-        <w:t>o</w:t>
-      </w:r>
-      <w:r>
-        <w:rPr>
-          <w:spacing w:val="41"/>
-        </w:rPr>
-        <w:t xml:space="preserve"> </w:t>
-      </w:r>
-      <w:r>
-        <w:t>m</w:t>
-      </w:r>
-      <w:r>
-        <w:rPr>
-          <w:spacing w:val="52"/>
-        </w:rPr>
-        <w:t xml:space="preserve"> </w:t>
-      </w:r>
-      <w:r>
-        <w:t>o</w:t>
-      </w:r>
-      <w:r>
-        <w:rPr>
-          <w:spacing w:val="46"/>
-        </w:rPr>
-        <w:t xml:space="preserve"> </w:t>
-      </w:r>
-      <w:r>
-        <w:rPr>
-          <w:spacing w:val="-10"/>
-        </w:rPr>
-        <w:t>r</w:t>
-      </w:r>
-      <w:r>
-        <w:t xml:space="preserve">                    </w:t>
-      </w:r>
-      <w:r>
-        <w:t xml:space="preserve">  </w:t>
-      </w:r>
-      <w:r>
-        <w:rPr>
-          <w:spacing w:val="-10"/>
-        </w:rPr>
-        <w:t>:</w:t>
-      </w:r>
-    </w:p>
-    <w:p>
-      <w:pPr>
-        <w:pStyle w:val="BodyText"/>
-        <w:spacing w:before="186"/>
-        <w:ind w:left="418"/>
-      </w:pPr>
-      <w:r>
-        <w:t>SURAT</w:t>
-      </w:r>
-      <w:r>
-        <w:rPr>
-          <w:spacing w:val="20"/>
-        </w:rPr>
-        <w:t xml:space="preserve"> </w:t>
-      </w:r>
-      <w:r>
-        <w:t>PERJALANAN</w:t>
-      </w:r>
-      <w:r>
-        <w:rPr>
-          <w:spacing w:val="26"/>
-        </w:rPr>
-        <w:t xml:space="preserve"> </w:t>
-      </w:r>
-      <w:r>
-        <w:t>DINAS</w:t>
-      </w:r>
-      <w:r>
-        <w:rPr>
-          <w:spacing w:val="20"/>
-        </w:rPr>
-        <w:t xml:space="preserve"> </w:t>
-      </w:r>
-      <w:r>
-        <w:rPr>
-          <w:spacing w:val="-4"/>
-        </w:rPr>
-        <w:t>(SPD)</w:t>
-      </w:r>
-    </w:p>
-    <w:p>
-      <w:pPr>
-        <w:rPr>
-          <w:rFonts w:ascii="Arial"/>
-          <w:b/>
-          <w:sz w:val="18"/>
-        </w:rPr>
-      </w:pPr>
-      <w:r>
-        <w:br w:type="column"/>
-      </w:r>
-    </w:p>
-    <w:p>
-      <w:pPr>
-        <w:pStyle w:val="BodyText"/>
-      </w:pPr>
-    </w:p>
-    <w:p>
-      <w:pPr>
-        <w:pStyle w:val="BodyText"/>
-        <w:ind w:left="2552" w:hanging="2552"/>
-        <w:rPr>
-          <w:b w:val="0"/>
-          <w:bCs w:val="0"/>
-        </w:rPr>
-      </w:pPr>
-      <w:r>
-        <w:t xml:space="preserve">        </w:t>
-      </w:r>
-    </w:p>
-    <w:p>
-      <w:pPr>
-        <w:pStyle w:val="BodyText"/>
-        <w:spacing w:before="150"/>
-        <w:ind w:left="2552" w:hanging="2552"/>
-        <w:rPr>
-          <w:b w:val="0"/>
-          <w:bCs w:val="0"/>
-        </w:rPr>
-      </w:pPr>
-      <w:r>
-        <w:t xml:space="preserve">        </w:t>
-      </w:r>
-    </w:p>
-    <w:p>
-      <w:pPr>
-        <w:tabs>
-          <w:tab w:val="left" w:pos="869"/>
-          <w:tab w:val="left" w:pos="2828"/>
-        </w:tabs>
-        <w:ind w:left="-426" w:right="-706"/>
-        <w:rPr>
-          <w:sz w:val="18"/>
-        </w:rPr>
-        <w:sectPr>
-          <w:footerReference w:type="default" r:id="rId7"/>
-          <w:type w:val="continuous"/>
-          <w:pgSz w:w="12240" w:h="18720"/>
-          <w:pgMar w:top="1340" w:right="1080" w:bottom="1600" w:left="720" w:header="0" w:footer="1415" w:gutter="0"/>
-          <w:pgNumType w:start="1"/>
-          <w:cols w:num="3" w:space="720" w:equalWidth="0">
-            <w:col w:w="2774" w:space="645"/>
-            <w:col w:w="3576" w:space="40"/>
-            <w:col w:w="3405"/>
-          </w:cols>
-        </w:sectPr>
-      </w:pPr>
-      <w:r>
-        <w:rPr>
-          <w:spacing w:val="-5"/>
-          <w:sz w:val="18"/>
-        </w:rPr>
-        <w:t xml:space="preserve">            </w:t>
-      </w:r>
-      <w:r>
-        <w:rPr>
-          <w:spacing w:val="-5"/>
-          <w:sz w:val="18"/>
-        </w:rPr>
-        <w:t>1/</w:t>
-      </w:r>
-      <w:r>
-        <w:rPr>
-          <w:sz w:val="18"/>
-        </w:rPr>
-        <w:t>{{no_surat}}</w:t>
-      </w:r>
-      <w:r>
-        <w:rPr>
-          <w:sz w:val="18"/>
-        </w:rPr>
-        <w:t>/UM.06.00/Prot/</w:t>
-      </w:r>
-      <w:r>
-        <w:rPr>
-          <w:sz w:val="18"/>
-        </w:rPr>
-        <w:t>{{bulan}}</w:t>
-      </w:r>
-      <w:r>
-        <w:rPr>
-          <w:spacing w:val="-10"/>
-          <w:sz w:val="18"/>
-        </w:rPr>
-        <w:t>/</w:t>
-      </w:r>
-      <w:r>
-        <w:rPr>
-          <w:spacing w:val="-10"/>
-          <w:sz w:val="18"/>
-        </w:rPr>
-        <w:t>{{tahun}}</w:t>
+        <w:t>SURAT PERJALANAN DINAS (SPD)</w:t>
       </w:r>
     </w:p>
     <w:p>
@@ -3054,6 +2991,7 @@
       </w:r>
     </w:p>
     <w:sectPr>
+      <w:footerReference w:type="default" r:id="rId7"/>
       <w:type w:val="continuous"/>
       <w:pgSz w:w="12240" w:h="18720"/>
       <w:pgMar w:top="1340" w:right="1080" w:bottom="1600" w:left="720" w:header="0" w:footer="1415" w:gutter="0"/>
@@ -4535,6 +4473,22 @@
       <w:lang w:val="ms"/>
     </w:rPr>
   </w:style>
+  <w:style w:type="table" w:styleId="TableGrid">
+    <w:name w:val="Table Grid"/>
+    <w:basedOn w:val="TableNormal"/>
+    <w:uiPriority w:val="39"/>
+    <w:rsid w:val="00817182"/>
+    <w:tblPr>
+      <w:tblBorders>
+        <w:top w:val="single" w:sz="4" w:space="0" w:color="auto"/>
+        <w:left w:val="single" w:sz="4" w:space="0" w:color="auto"/>
+        <w:bottom w:val="single" w:sz="4" w:space="0" w:color="auto"/>
+        <w:right w:val="single" w:sz="4" w:space="0" w:color="auto"/>
+        <w:insideH w:val="single" w:sz="4" w:space="0" w:color="auto"/>
+        <w:insideV w:val="single" w:sz="4" w:space="0" w:color="auto"/>
+      </w:tblBorders>
+    </w:tblPr>
+  </w:style>
 </w:styles>
 </file>
 

--- a/backend/templates/Berkas Luar Kota - SPD.docx
+++ b/backend/templates/Berkas Luar Kota - SPD.docx
@@ -1,6 +1,6 @@
 
 <file path=word/document.xml><?xml version="1.0" encoding="utf-8"?>
-<w:document xmlns:wpc="http://schemas.microsoft.com/office/word/2010/wordprocessingCanvas" xmlns:cx="http://schemas.microsoft.com/office/drawing/2014/chartex" xmlns:cx1="http://schemas.microsoft.com/office/drawing/2015/9/8/chartex" xmlns:cx2="http://schemas.microsoft.com/office/drawing/2015/10/21/chartex" xmlns:cx3="http://schemas.microsoft.com/office/drawing/2016/5/9/chartex" xmlns:cx4="http://schemas.microsoft.com/office/drawing/2016/5/10/chartex" xmlns:cx5="http://schemas.microsoft.com/office/drawing/2016/5/11/chartex" xmlns:cx6="http://schemas.microsoft.com/office/drawing/2016/5/12/chartex" xmlns:cx7="http://schemas.microsoft.com/office/drawing/2016/5/13/chartex" xmlns:cx8="http://schemas.microsoft.com/office/drawing/2016/5/14/chartex" xmlns:mc="http://schemas.openxmlformats.org/markup-compatibility/2006" xmlns:aink="http://schemas.microsoft.com/office/drawing/2016/ink" xmlns:am3d="http://schemas.microsoft.com/office/drawing/2017/model3d" xmlns:o="urn:schemas-microsoft-com:office:office" xmlns:oel="http://schemas.microsoft.com/office/2019/extlst" xmlns:r="http://schemas.openxmlformats.org/officeDocument/2006/relationships" xmlns:m="http://schemas.openxmlformats.org/officeDocument/2006/math" xmlns:v="urn:schemas-microsoft-com:vml" xmlns:wp14="http://schemas.microsoft.com/office/word/2010/wordprocessingDrawing" xmlns:wp="http://schemas.openxmlformats.org/drawingml/2006/wordprocessingDrawing" xmlns:w10="urn:schemas-microsoft-com:office:word" xmlns:w="http://schemas.openxmlformats.org/wordprocessingml/2006/main" xmlns:w14="http://schemas.microsoft.com/office/word/2010/wordml" xmlns:w15="http://schemas.microsoft.com/office/word/2012/wordml" xmlns:w16cex="http://schemas.microsoft.com/office/word/2018/wordml/cex" xmlns:w16cid="http://schemas.microsoft.com/office/word/2016/wordml/cid" xmlns:w16="http://schemas.microsoft.com/office/word/2018/wordml" xmlns:w16du="http://schemas.microsoft.com/office/word/2023/wordml/word16du" xmlns:w16sdtdh="http://schemas.microsoft.com/office/word/2020/wordml/sdtdatahash" xmlns:w16sdtfl="http://schemas.microsoft.com/office/word/2024/wordml/sdtformatlock" xmlns:w16se="http://schemas.microsoft.com/office/word/2015/wordml/symex" xmlns:wpg="http://schemas.microsoft.com/office/word/2010/wordprocessingGroup" xmlns:wpi="http://schemas.microsoft.com/office/word/2010/wordprocessingInk" xmlns:wne="http://schemas.microsoft.com/office/word/2006/wordml" xmlns:wps="http://schemas.microsoft.com/office/word/2010/wordprocessingShape" mc:Ignorable="w14 w15 w16se w16cid w16 w16cex w16sdtdh w16sdtfl w16du wp14">
+<w:document xmlns:wpc="http://schemas.microsoft.com/office/word/2010/wordprocessingCanvas" xmlns:cx="http://schemas.microsoft.com/office/drawing/2014/chartex" xmlns:cx1="http://schemas.microsoft.com/office/drawing/2015/9/8/chartex" xmlns:cx2="http://schemas.microsoft.com/office/drawing/2015/10/21/chartex" xmlns:cx3="http://schemas.microsoft.com/office/drawing/2016/5/9/chartex" xmlns:cx4="http://schemas.microsoft.com/office/drawing/2016/5/10/chartex" xmlns:cx5="http://schemas.microsoft.com/office/drawing/2016/5/11/chartex" xmlns:cx6="http://schemas.microsoft.com/office/drawing/2016/5/12/chartex" xmlns:cx7="http://schemas.microsoft.com/office/drawing/2016/5/13/chartex" xmlns:cx8="http://schemas.microsoft.com/office/drawing/2016/5/14/chartex" xmlns:mc="http://schemas.openxmlformats.org/markup-compatibility/2006" xmlns:aink="http://schemas.microsoft.com/office/drawing/2016/ink" xmlns:am3d="http://schemas.microsoft.com/office/drawing/2017/model3d" xmlns:o="urn:schemas-microsoft-com:office:office" xmlns:oel="http://schemas.microsoft.com/office/2019/extlst" xmlns:r="http://schemas.openxmlformats.org/officeDocument/2006/relationships" xmlns:m="http://schemas.openxmlformats.org/officeDocument/2006/math" xmlns:v="urn:schemas-microsoft-com:vml" xmlns:wp14="http://schemas.microsoft.com/office/word/2010/wordprocessingDrawing" xmlns:wp="http://schemas.openxmlformats.org/drawingml/2006/wordprocessingDrawing" xmlns:w10="urn:schemas-microsoft-com:office:word" xmlns:w="http://schemas.openxmlformats.org/wordprocessingml/2006/main" xmlns:w14="http://schemas.microsoft.com/office/word/2010/wordml" xmlns:w15="http://schemas.microsoft.com/office/word/2012/wordml" xmlns:w16cex="http://schemas.microsoft.com/office/word/2018/wordml/cex" xmlns:w16cid="http://schemas.microsoft.com/office/word/2016/wordml/cid" xmlns:w16="http://schemas.microsoft.com/office/word/2018/wordml" xmlns:w16sdtdh="http://schemas.microsoft.com/office/word/2020/wordml/sdtdatahash" xmlns:w16se="http://schemas.microsoft.com/office/word/2015/wordml/symex" xmlns:wpg="http://schemas.microsoft.com/office/word/2010/wordprocessingGroup" xmlns:wpi="http://schemas.microsoft.com/office/word/2010/wordprocessingInk" xmlns:wne="http://schemas.microsoft.com/office/word/2006/wordml" xmlns:wps="http://schemas.microsoft.com/office/word/2010/wordprocessingShape" mc:Ignorable="w14 w15 w16se w16cid w16 w16cex w16sdtdh wp14">
   <w:body>
     <w:p>
       <w:pPr>
@@ -223,10 +223,33 @@
             </w:r>
             <w:r>
               <w:rPr>
+                <w:b/>
+                <w:bCs/>
                 <w:sz w:val="18"/>
                 <w:szCs w:val="18"/>
               </w:rPr>
-              <w:t>1/{{id_spd}}/UM.06.00/Prot/{{bulan}}/{{tahun}}</w:t>
+              <w:t xml:space="preserve">  </w:t>
+            </w:r>
+            <w:r>
+              <w:rPr>
+                <w:sz w:val="18"/>
+                <w:szCs w:val="18"/>
+              </w:rPr>
+              <w:t>1/{{id_sp</w:t>
+            </w:r>
+            <w:r>
+              <w:rPr>
+                <w:sz w:val="18"/>
+                <w:szCs w:val="18"/>
+              </w:rPr>
+              <w:t>j</w:t>
+            </w:r>
+            <w:r>
+              <w:rPr>
+                <w:sz w:val="18"/>
+                <w:szCs w:val="18"/>
+              </w:rPr>
+              <w:t>}}/UM.06.00/Prot/{{bulan}}/{{tahun}}</w:t>
             </w:r>
           </w:p>
         </w:tc>
@@ -3002,7 +3025,7 @@
 </file>
 
 <file path=word/endnotes.xml><?xml version="1.0" encoding="utf-8"?>
-<w:endnotes xmlns:wpc="http://schemas.microsoft.com/office/word/2010/wordprocessingCanvas" xmlns:cx="http://schemas.microsoft.com/office/drawing/2014/chartex" xmlns:cx1="http://schemas.microsoft.com/office/drawing/2015/9/8/chartex" xmlns:cx2="http://schemas.microsoft.com/office/drawing/2015/10/21/chartex" xmlns:cx3="http://schemas.microsoft.com/office/drawing/2016/5/9/chartex" xmlns:cx4="http://schemas.microsoft.com/office/drawing/2016/5/10/chartex" xmlns:cx5="http://schemas.microsoft.com/office/drawing/2016/5/11/chartex" xmlns:cx6="http://schemas.microsoft.com/office/drawing/2016/5/12/chartex" xmlns:cx7="http://schemas.microsoft.com/office/drawing/2016/5/13/chartex" xmlns:cx8="http://schemas.microsoft.com/office/drawing/2016/5/14/chartex" xmlns:mc="http://schemas.openxmlformats.org/markup-compatibility/2006" xmlns:aink="http://schemas.microsoft.com/office/drawing/2016/ink" xmlns:am3d="http://schemas.microsoft.com/office/drawing/2017/model3d" xmlns:o="urn:schemas-microsoft-com:office:office" xmlns:oel="http://schemas.microsoft.com/office/2019/extlst" xmlns:r="http://schemas.openxmlformats.org/officeDocument/2006/relationships" xmlns:m="http://schemas.openxmlformats.org/officeDocument/2006/math" xmlns:v="urn:schemas-microsoft-com:vml" xmlns:wp14="http://schemas.microsoft.com/office/word/2010/wordprocessingDrawing" xmlns:wp="http://schemas.openxmlformats.org/drawingml/2006/wordprocessingDrawing" xmlns:w10="urn:schemas-microsoft-com:office:word" xmlns:w="http://schemas.openxmlformats.org/wordprocessingml/2006/main" xmlns:w14="http://schemas.microsoft.com/office/word/2010/wordml" xmlns:w15="http://schemas.microsoft.com/office/word/2012/wordml" xmlns:w16cex="http://schemas.microsoft.com/office/word/2018/wordml/cex" xmlns:w16cid="http://schemas.microsoft.com/office/word/2016/wordml/cid" xmlns:w16="http://schemas.microsoft.com/office/word/2018/wordml" xmlns:w16du="http://schemas.microsoft.com/office/word/2023/wordml/word16du" xmlns:w16sdtdh="http://schemas.microsoft.com/office/word/2020/wordml/sdtdatahash" xmlns:w16sdtfl="http://schemas.microsoft.com/office/word/2024/wordml/sdtformatlock" xmlns:w16se="http://schemas.microsoft.com/office/word/2015/wordml/symex" xmlns:wpg="http://schemas.microsoft.com/office/word/2010/wordprocessingGroup" xmlns:wpi="http://schemas.microsoft.com/office/word/2010/wordprocessingInk" xmlns:wne="http://schemas.microsoft.com/office/word/2006/wordml" xmlns:wps="http://schemas.microsoft.com/office/word/2010/wordprocessingShape" mc:Ignorable="w14 w15 w16se w16cid w16 w16cex w16sdtdh w16sdtfl w16du wp14">
+<w:endnotes xmlns:wpc="http://schemas.microsoft.com/office/word/2010/wordprocessingCanvas" xmlns:cx="http://schemas.microsoft.com/office/drawing/2014/chartex" xmlns:cx1="http://schemas.microsoft.com/office/drawing/2015/9/8/chartex" xmlns:cx2="http://schemas.microsoft.com/office/drawing/2015/10/21/chartex" xmlns:cx3="http://schemas.microsoft.com/office/drawing/2016/5/9/chartex" xmlns:cx4="http://schemas.microsoft.com/office/drawing/2016/5/10/chartex" xmlns:cx5="http://schemas.microsoft.com/office/drawing/2016/5/11/chartex" xmlns:cx6="http://schemas.microsoft.com/office/drawing/2016/5/12/chartex" xmlns:cx7="http://schemas.microsoft.com/office/drawing/2016/5/13/chartex" xmlns:cx8="http://schemas.microsoft.com/office/drawing/2016/5/14/chartex" xmlns:mc="http://schemas.openxmlformats.org/markup-compatibility/2006" xmlns:aink="http://schemas.microsoft.com/office/drawing/2016/ink" xmlns:am3d="http://schemas.microsoft.com/office/drawing/2017/model3d" xmlns:o="urn:schemas-microsoft-com:office:office" xmlns:oel="http://schemas.microsoft.com/office/2019/extlst" xmlns:r="http://schemas.openxmlformats.org/officeDocument/2006/relationships" xmlns:m="http://schemas.openxmlformats.org/officeDocument/2006/math" xmlns:v="urn:schemas-microsoft-com:vml" xmlns:wp14="http://schemas.microsoft.com/office/word/2010/wordprocessingDrawing" xmlns:wp="http://schemas.openxmlformats.org/drawingml/2006/wordprocessingDrawing" xmlns:w10="urn:schemas-microsoft-com:office:word" xmlns:w="http://schemas.openxmlformats.org/wordprocessingml/2006/main" xmlns:w14="http://schemas.microsoft.com/office/word/2010/wordml" xmlns:w15="http://schemas.microsoft.com/office/word/2012/wordml" xmlns:w16cex="http://schemas.microsoft.com/office/word/2018/wordml/cex" xmlns:w16cid="http://schemas.microsoft.com/office/word/2016/wordml/cid" xmlns:w16="http://schemas.microsoft.com/office/word/2018/wordml" xmlns:w16sdtdh="http://schemas.microsoft.com/office/word/2020/wordml/sdtdatahash" xmlns:w16se="http://schemas.microsoft.com/office/word/2015/wordml/symex" xmlns:wpg="http://schemas.microsoft.com/office/word/2010/wordprocessingGroup" xmlns:wpi="http://schemas.microsoft.com/office/word/2010/wordprocessingInk" xmlns:wne="http://schemas.microsoft.com/office/word/2006/wordml" xmlns:wps="http://schemas.microsoft.com/office/word/2010/wordprocessingShape" mc:Ignorable="w14 w15 w16se w16cid w16 w16cex w16sdtdh wp14">
   <w:endnote w:type="separator" w:id="-1">
     <w:p>
       <w:r>
@@ -3021,7 +3044,7 @@
 </file>
 
 <file path=word/footer1.xml><?xml version="1.0" encoding="utf-8"?>
-<w:ftr xmlns:wpc="http://schemas.microsoft.com/office/word/2010/wordprocessingCanvas" xmlns:cx="http://schemas.microsoft.com/office/drawing/2014/chartex" xmlns:cx1="http://schemas.microsoft.com/office/drawing/2015/9/8/chartex" xmlns:cx2="http://schemas.microsoft.com/office/drawing/2015/10/21/chartex" xmlns:cx3="http://schemas.microsoft.com/office/drawing/2016/5/9/chartex" xmlns:cx4="http://schemas.microsoft.com/office/drawing/2016/5/10/chartex" xmlns:cx5="http://schemas.microsoft.com/office/drawing/2016/5/11/chartex" xmlns:cx6="http://schemas.microsoft.com/office/drawing/2016/5/12/chartex" xmlns:cx7="http://schemas.microsoft.com/office/drawing/2016/5/13/chartex" xmlns:cx8="http://schemas.microsoft.com/office/drawing/2016/5/14/chartex" xmlns:mc="http://schemas.openxmlformats.org/markup-compatibility/2006" xmlns:aink="http://schemas.microsoft.com/office/drawing/2016/ink" xmlns:am3d="http://schemas.microsoft.com/office/drawing/2017/model3d" xmlns:o="urn:schemas-microsoft-com:office:office" xmlns:oel="http://schemas.microsoft.com/office/2019/extlst" xmlns:r="http://schemas.openxmlformats.org/officeDocument/2006/relationships" xmlns:m="http://schemas.openxmlformats.org/officeDocument/2006/math" xmlns:v="urn:schemas-microsoft-com:vml" xmlns:wp14="http://schemas.microsoft.com/office/word/2010/wordprocessingDrawing" xmlns:wp="http://schemas.openxmlformats.org/drawingml/2006/wordprocessingDrawing" xmlns:w10="urn:schemas-microsoft-com:office:word" xmlns:w="http://schemas.openxmlformats.org/wordprocessingml/2006/main" xmlns:w14="http://schemas.microsoft.com/office/word/2010/wordml" xmlns:w15="http://schemas.microsoft.com/office/word/2012/wordml" xmlns:w16cex="http://schemas.microsoft.com/office/word/2018/wordml/cex" xmlns:w16cid="http://schemas.microsoft.com/office/word/2016/wordml/cid" xmlns:w16="http://schemas.microsoft.com/office/word/2018/wordml" xmlns:w16du="http://schemas.microsoft.com/office/word/2023/wordml/word16du" xmlns:w16sdtdh="http://schemas.microsoft.com/office/word/2020/wordml/sdtdatahash" xmlns:w16sdtfl="http://schemas.microsoft.com/office/word/2024/wordml/sdtformatlock" xmlns:w16se="http://schemas.microsoft.com/office/word/2015/wordml/symex" xmlns:wpg="http://schemas.microsoft.com/office/word/2010/wordprocessingGroup" xmlns:wpi="http://schemas.microsoft.com/office/word/2010/wordprocessingInk" xmlns:wne="http://schemas.microsoft.com/office/word/2006/wordml" xmlns:wps="http://schemas.microsoft.com/office/word/2010/wordprocessingShape" mc:Ignorable="w14 w15 w16se w16cid w16 w16cex w16sdtdh w16sdtfl w16du wp14">
+<w:ftr xmlns:wpc="http://schemas.microsoft.com/office/word/2010/wordprocessingCanvas" xmlns:cx="http://schemas.microsoft.com/office/drawing/2014/chartex" xmlns:cx1="http://schemas.microsoft.com/office/drawing/2015/9/8/chartex" xmlns:cx2="http://schemas.microsoft.com/office/drawing/2015/10/21/chartex" xmlns:cx3="http://schemas.microsoft.com/office/drawing/2016/5/9/chartex" xmlns:cx4="http://schemas.microsoft.com/office/drawing/2016/5/10/chartex" xmlns:cx5="http://schemas.microsoft.com/office/drawing/2016/5/11/chartex" xmlns:cx6="http://schemas.microsoft.com/office/drawing/2016/5/12/chartex" xmlns:cx7="http://schemas.microsoft.com/office/drawing/2016/5/13/chartex" xmlns:cx8="http://schemas.microsoft.com/office/drawing/2016/5/14/chartex" xmlns:mc="http://schemas.openxmlformats.org/markup-compatibility/2006" xmlns:aink="http://schemas.microsoft.com/office/drawing/2016/ink" xmlns:am3d="http://schemas.microsoft.com/office/drawing/2017/model3d" xmlns:o="urn:schemas-microsoft-com:office:office" xmlns:oel="http://schemas.microsoft.com/office/2019/extlst" xmlns:r="http://schemas.openxmlformats.org/officeDocument/2006/relationships" xmlns:m="http://schemas.openxmlformats.org/officeDocument/2006/math" xmlns:v="urn:schemas-microsoft-com:vml" xmlns:wp14="http://schemas.microsoft.com/office/word/2010/wordprocessingDrawing" xmlns:wp="http://schemas.openxmlformats.org/drawingml/2006/wordprocessingDrawing" xmlns:w10="urn:schemas-microsoft-com:office:word" xmlns:w="http://schemas.openxmlformats.org/wordprocessingml/2006/main" xmlns:w14="http://schemas.microsoft.com/office/word/2010/wordml" xmlns:w15="http://schemas.microsoft.com/office/word/2012/wordml" xmlns:w16cex="http://schemas.microsoft.com/office/word/2018/wordml/cex" xmlns:w16cid="http://schemas.microsoft.com/office/word/2016/wordml/cid" xmlns:w16="http://schemas.microsoft.com/office/word/2018/wordml" xmlns:w16sdtdh="http://schemas.microsoft.com/office/word/2020/wordml/sdtdatahash" xmlns:w16se="http://schemas.microsoft.com/office/word/2015/wordml/symex" xmlns:wpg="http://schemas.microsoft.com/office/word/2010/wordprocessingGroup" xmlns:wpi="http://schemas.microsoft.com/office/word/2010/wordprocessingInk" xmlns:wne="http://schemas.microsoft.com/office/word/2006/wordml" xmlns:wps="http://schemas.microsoft.com/office/word/2010/wordprocessingShape" mc:Ignorable="w14 w15 w16se w16cid w16 w16cex w16sdtdh wp14">
   <w:p>
     <w:pPr>
       <w:pStyle w:val="BodyText"/>
@@ -3193,7 +3216,7 @@
 </file>
 
 <file path=word/footnotes.xml><?xml version="1.0" encoding="utf-8"?>
-<w:footnotes xmlns:wpc="http://schemas.microsoft.com/office/word/2010/wordprocessingCanvas" xmlns:cx="http://schemas.microsoft.com/office/drawing/2014/chartex" xmlns:cx1="http://schemas.microsoft.com/office/drawing/2015/9/8/chartex" xmlns:cx2="http://schemas.microsoft.com/office/drawing/2015/10/21/chartex" xmlns:cx3="http://schemas.microsoft.com/office/drawing/2016/5/9/chartex" xmlns:cx4="http://schemas.microsoft.com/office/drawing/2016/5/10/chartex" xmlns:cx5="http://schemas.microsoft.com/office/drawing/2016/5/11/chartex" xmlns:cx6="http://schemas.microsoft.com/office/drawing/2016/5/12/chartex" xmlns:cx7="http://schemas.microsoft.com/office/drawing/2016/5/13/chartex" xmlns:cx8="http://schemas.microsoft.com/office/drawing/2016/5/14/chartex" xmlns:mc="http://schemas.openxmlformats.org/markup-compatibility/2006" xmlns:aink="http://schemas.microsoft.com/office/drawing/2016/ink" xmlns:am3d="http://schemas.microsoft.com/office/drawing/2017/model3d" xmlns:o="urn:schemas-microsoft-com:office:office" xmlns:oel="http://schemas.microsoft.com/office/2019/extlst" xmlns:r="http://schemas.openxmlformats.org/officeDocument/2006/relationships" xmlns:m="http://schemas.openxmlformats.org/officeDocument/2006/math" xmlns:v="urn:schemas-microsoft-com:vml" xmlns:wp14="http://schemas.microsoft.com/office/word/2010/wordprocessingDrawing" xmlns:wp="http://schemas.openxmlformats.org/drawingml/2006/wordprocessingDrawing" xmlns:w10="urn:schemas-microsoft-com:office:word" xmlns:w="http://schemas.openxmlformats.org/wordprocessingml/2006/main" xmlns:w14="http://schemas.microsoft.com/office/word/2010/wordml" xmlns:w15="http://schemas.microsoft.com/office/word/2012/wordml" xmlns:w16cex="http://schemas.microsoft.com/office/word/2018/wordml/cex" xmlns:w16cid="http://schemas.microsoft.com/office/word/2016/wordml/cid" xmlns:w16="http://schemas.microsoft.com/office/word/2018/wordml" xmlns:w16du="http://schemas.microsoft.com/office/word/2023/wordml/word16du" xmlns:w16sdtdh="http://schemas.microsoft.com/office/word/2020/wordml/sdtdatahash" xmlns:w16sdtfl="http://schemas.microsoft.com/office/word/2024/wordml/sdtformatlock" xmlns:w16se="http://schemas.microsoft.com/office/word/2015/wordml/symex" xmlns:wpg="http://schemas.microsoft.com/office/word/2010/wordprocessingGroup" xmlns:wpi="http://schemas.microsoft.com/office/word/2010/wordprocessingInk" xmlns:wne="http://schemas.microsoft.com/office/word/2006/wordml" xmlns:wps="http://schemas.microsoft.com/office/word/2010/wordprocessingShape" mc:Ignorable="w14 w15 w16se w16cid w16 w16cex w16sdtdh w16sdtfl w16du wp14">
+<w:footnotes xmlns:wpc="http://schemas.microsoft.com/office/word/2010/wordprocessingCanvas" xmlns:cx="http://schemas.microsoft.com/office/drawing/2014/chartex" xmlns:cx1="http://schemas.microsoft.com/office/drawing/2015/9/8/chartex" xmlns:cx2="http://schemas.microsoft.com/office/drawing/2015/10/21/chartex" xmlns:cx3="http://schemas.microsoft.com/office/drawing/2016/5/9/chartex" xmlns:cx4="http://schemas.microsoft.com/office/drawing/2016/5/10/chartex" xmlns:cx5="http://schemas.microsoft.com/office/drawing/2016/5/11/chartex" xmlns:cx6="http://schemas.microsoft.com/office/drawing/2016/5/12/chartex" xmlns:cx7="http://schemas.microsoft.com/office/drawing/2016/5/13/chartex" xmlns:cx8="http://schemas.microsoft.com/office/drawing/2016/5/14/chartex" xmlns:mc="http://schemas.openxmlformats.org/markup-compatibility/2006" xmlns:aink="http://schemas.microsoft.com/office/drawing/2016/ink" xmlns:am3d="http://schemas.microsoft.com/office/drawing/2017/model3d" xmlns:o="urn:schemas-microsoft-com:office:office" xmlns:oel="http://schemas.microsoft.com/office/2019/extlst" xmlns:r="http://schemas.openxmlformats.org/officeDocument/2006/relationships" xmlns:m="http://schemas.openxmlformats.org/officeDocument/2006/math" xmlns:v="urn:schemas-microsoft-com:vml" xmlns:wp14="http://schemas.microsoft.com/office/word/2010/wordprocessingDrawing" xmlns:wp="http://schemas.openxmlformats.org/drawingml/2006/wordprocessingDrawing" xmlns:w10="urn:schemas-microsoft-com:office:word" xmlns:w="http://schemas.openxmlformats.org/wordprocessingml/2006/main" xmlns:w14="http://schemas.microsoft.com/office/word/2010/wordml" xmlns:w15="http://schemas.microsoft.com/office/word/2012/wordml" xmlns:w16cex="http://schemas.microsoft.com/office/word/2018/wordml/cex" xmlns:w16cid="http://schemas.microsoft.com/office/word/2016/wordml/cid" xmlns:w16="http://schemas.microsoft.com/office/word/2018/wordml" xmlns:w16sdtdh="http://schemas.microsoft.com/office/word/2020/wordml/sdtdatahash" xmlns:w16se="http://schemas.microsoft.com/office/word/2015/wordml/symex" xmlns:wpg="http://schemas.microsoft.com/office/word/2010/wordprocessingGroup" xmlns:wpi="http://schemas.microsoft.com/office/word/2010/wordprocessingInk" xmlns:wne="http://schemas.microsoft.com/office/word/2006/wordml" xmlns:wps="http://schemas.microsoft.com/office/word/2010/wordprocessingShape" mc:Ignorable="w14 w15 w16se w16cid w16 w16cex w16sdtdh wp14">
   <w:footnote w:type="separator" w:id="-1">
     <w:p>
       <w:r>
@@ -3212,7 +3235,7 @@
 </file>
 
 <file path=word/numbering.xml><?xml version="1.0" encoding="utf-8"?>
-<w:numbering xmlns:wpc="http://schemas.microsoft.com/office/word/2010/wordprocessingCanvas" xmlns:cx="http://schemas.microsoft.com/office/drawing/2014/chartex" xmlns:cx1="http://schemas.microsoft.com/office/drawing/2015/9/8/chartex" xmlns:cx2="http://schemas.microsoft.com/office/drawing/2015/10/21/chartex" xmlns:cx3="http://schemas.microsoft.com/office/drawing/2016/5/9/chartex" xmlns:cx4="http://schemas.microsoft.com/office/drawing/2016/5/10/chartex" xmlns:cx5="http://schemas.microsoft.com/office/drawing/2016/5/11/chartex" xmlns:cx6="http://schemas.microsoft.com/office/drawing/2016/5/12/chartex" xmlns:cx7="http://schemas.microsoft.com/office/drawing/2016/5/13/chartex" xmlns:cx8="http://schemas.microsoft.com/office/drawing/2016/5/14/chartex" xmlns:mc="http://schemas.openxmlformats.org/markup-compatibility/2006" xmlns:aink="http://schemas.microsoft.com/office/drawing/2016/ink" xmlns:am3d="http://schemas.microsoft.com/office/drawing/2017/model3d" xmlns:o="urn:schemas-microsoft-com:office:office" xmlns:oel="http://schemas.microsoft.com/office/2019/extlst" xmlns:r="http://schemas.openxmlformats.org/officeDocument/2006/relationships" xmlns:m="http://schemas.openxmlformats.org/officeDocument/2006/math" xmlns:v="urn:schemas-microsoft-com:vml" xmlns:wp14="http://schemas.microsoft.com/office/word/2010/wordprocessingDrawing" xmlns:wp="http://schemas.openxmlformats.org/drawingml/2006/wordprocessingDrawing" xmlns:w10="urn:schemas-microsoft-com:office:word" xmlns:w="http://schemas.openxmlformats.org/wordprocessingml/2006/main" xmlns:w14="http://schemas.microsoft.com/office/word/2010/wordml" xmlns:w15="http://schemas.microsoft.com/office/word/2012/wordml" xmlns:w16cex="http://schemas.microsoft.com/office/word/2018/wordml/cex" xmlns:w16cid="http://schemas.microsoft.com/office/word/2016/wordml/cid" xmlns:w16="http://schemas.microsoft.com/office/word/2018/wordml" xmlns:w16du="http://schemas.microsoft.com/office/word/2023/wordml/word16du" xmlns:w16sdtdh="http://schemas.microsoft.com/office/word/2020/wordml/sdtdatahash" xmlns:w16sdtfl="http://schemas.microsoft.com/office/word/2024/wordml/sdtformatlock" xmlns:w16se="http://schemas.microsoft.com/office/word/2015/wordml/symex" xmlns:wpg="http://schemas.microsoft.com/office/word/2010/wordprocessingGroup" xmlns:wpi="http://schemas.microsoft.com/office/word/2010/wordprocessingInk" xmlns:wne="http://schemas.microsoft.com/office/word/2006/wordml" xmlns:wps="http://schemas.microsoft.com/office/word/2010/wordprocessingShape" mc:Ignorable="w14 w15 w16se w16cid w16 w16cex w16sdtdh w16sdtfl w16du wp14">
+<w:numbering xmlns:wpc="http://schemas.microsoft.com/office/word/2010/wordprocessingCanvas" xmlns:cx="http://schemas.microsoft.com/office/drawing/2014/chartex" xmlns:cx1="http://schemas.microsoft.com/office/drawing/2015/9/8/chartex" xmlns:cx2="http://schemas.microsoft.com/office/drawing/2015/10/21/chartex" xmlns:cx3="http://schemas.microsoft.com/office/drawing/2016/5/9/chartex" xmlns:cx4="http://schemas.microsoft.com/office/drawing/2016/5/10/chartex" xmlns:cx5="http://schemas.microsoft.com/office/drawing/2016/5/11/chartex" xmlns:cx6="http://schemas.microsoft.com/office/drawing/2016/5/12/chartex" xmlns:cx7="http://schemas.microsoft.com/office/drawing/2016/5/13/chartex" xmlns:cx8="http://schemas.microsoft.com/office/drawing/2016/5/14/chartex" xmlns:mc="http://schemas.openxmlformats.org/markup-compatibility/2006" xmlns:aink="http://schemas.microsoft.com/office/drawing/2016/ink" xmlns:am3d="http://schemas.microsoft.com/office/drawing/2017/model3d" xmlns:o="urn:schemas-microsoft-com:office:office" xmlns:oel="http://schemas.microsoft.com/office/2019/extlst" xmlns:r="http://schemas.openxmlformats.org/officeDocument/2006/relationships" xmlns:m="http://schemas.openxmlformats.org/officeDocument/2006/math" xmlns:v="urn:schemas-microsoft-com:vml" xmlns:wp14="http://schemas.microsoft.com/office/word/2010/wordprocessingDrawing" xmlns:wp="http://schemas.openxmlformats.org/drawingml/2006/wordprocessingDrawing" xmlns:w10="urn:schemas-microsoft-com:office:word" xmlns:w="http://schemas.openxmlformats.org/wordprocessingml/2006/main" xmlns:w14="http://schemas.microsoft.com/office/word/2010/wordml" xmlns:w15="http://schemas.microsoft.com/office/word/2012/wordml" xmlns:w16cex="http://schemas.microsoft.com/office/word/2018/wordml/cex" xmlns:w16cid="http://schemas.microsoft.com/office/word/2016/wordml/cid" xmlns:w16="http://schemas.microsoft.com/office/word/2018/wordml" xmlns:w16sdtdh="http://schemas.microsoft.com/office/word/2020/wordml/sdtdatahash" xmlns:w16se="http://schemas.microsoft.com/office/word/2015/wordml/symex" xmlns:wpg="http://schemas.microsoft.com/office/word/2010/wordprocessingGroup" xmlns:wpi="http://schemas.microsoft.com/office/word/2010/wordprocessingInk" xmlns:wne="http://schemas.microsoft.com/office/word/2006/wordml" xmlns:wps="http://schemas.microsoft.com/office/word/2010/wordprocessingShape" mc:Ignorable="w14 w15 w16se w16cid w16 w16cex w16sdtdh wp14">
   <w:abstractNum w:abstractNumId="0" w15:restartNumberingAfterBreak="0">
     <w:nsid w:val="3CF07CFE"/>
     <w:multiLevelType w:val="hybridMultilevel"/>
@@ -3967,7 +3990,7 @@
 </file>
 
 <file path=word/styles.xml><?xml version="1.0" encoding="utf-8"?>
-<w:styles xmlns:mc="http://schemas.openxmlformats.org/markup-compatibility/2006" xmlns:r="http://schemas.openxmlformats.org/officeDocument/2006/relationships" xmlns:w="http://schemas.openxmlformats.org/wordprocessingml/2006/main" xmlns:w14="http://schemas.microsoft.com/office/word/2010/wordml" xmlns:w15="http://schemas.microsoft.com/office/word/2012/wordml" xmlns:w16cex="http://schemas.microsoft.com/office/word/2018/wordml/cex" xmlns:w16cid="http://schemas.microsoft.com/office/word/2016/wordml/cid" xmlns:w16="http://schemas.microsoft.com/office/word/2018/wordml" xmlns:w16du="http://schemas.microsoft.com/office/word/2023/wordml/word16du" xmlns:w16sdtdh="http://schemas.microsoft.com/office/word/2020/wordml/sdtdatahash" xmlns:w16sdtfl="http://schemas.microsoft.com/office/word/2024/wordml/sdtformatlock" xmlns:w16se="http://schemas.microsoft.com/office/word/2015/wordml/symex" mc:Ignorable="w14 w15 w16se w16cid w16 w16cex w16sdtdh w16sdtfl w16du">
+<w:styles xmlns:mc="http://schemas.openxmlformats.org/markup-compatibility/2006" xmlns:r="http://schemas.openxmlformats.org/officeDocument/2006/relationships" xmlns:w="http://schemas.openxmlformats.org/wordprocessingml/2006/main" xmlns:w14="http://schemas.microsoft.com/office/word/2010/wordml" xmlns:w15="http://schemas.microsoft.com/office/word/2012/wordml" xmlns:w16cex="http://schemas.microsoft.com/office/word/2018/wordml/cex" xmlns:w16cid="http://schemas.microsoft.com/office/word/2016/wordml/cid" xmlns:w16="http://schemas.microsoft.com/office/word/2018/wordml" xmlns:w16sdtdh="http://schemas.microsoft.com/office/word/2020/wordml/sdtdatahash" xmlns:w16se="http://schemas.microsoft.com/office/word/2015/wordml/symex" mc:Ignorable="w14 w15 w16se w16cid w16 w16cex w16sdtdh">
   <w:docDefaults>
     <w:rPrDefault>
       <w:rPr>

--- a/backend/templates/Berkas Luar Kota - SPD.docx
+++ b/backend/templates/Berkas Luar Kota - SPD.docx
@@ -94,7 +94,7 @@
                 <w:sz w:val="18"/>
                 <w:szCs w:val="18"/>
               </w:rPr>
-              <w:t xml:space="preserve">        </w:t>
+              <w:t xml:space="preserve">       </w:t>
             </w:r>
             <w:r>
               <w:rPr>
@@ -150,7 +150,7 @@
                 <w:sz w:val="18"/>
                 <w:szCs w:val="18"/>
               </w:rPr>
-              <w:t xml:space="preserve">        </w:t>
+              <w:t xml:space="preserve">       </w:t>
             </w:r>
             <w:r>
               <w:rPr>
@@ -210,7 +210,7 @@
                 <w:sz w:val="18"/>
                 <w:szCs w:val="18"/>
               </w:rPr>
-              <w:t xml:space="preserve">        </w:t>
+              <w:t xml:space="preserve">       </w:t>
             </w:r>
             <w:r>
               <w:rPr>
@@ -249,7 +249,35 @@
                 <w:sz w:val="18"/>
                 <w:szCs w:val="18"/>
               </w:rPr>
-              <w:t>}}/UM.06.00/Prot/{{bulan}}/{{tahun}}</w:t>
+              <w:t>}}/UM.06.00/Prot/{{bulan</w:t>
+            </w:r>
+            <w:r>
+              <w:rPr>
+                <w:sz w:val="18"/>
+                <w:szCs w:val="18"/>
+              </w:rPr>
+              <w:t>_romawi</w:t>
+            </w:r>
+            <w:r>
+              <w:rPr>
+                <w:sz w:val="18"/>
+                <w:szCs w:val="18"/>
+              </w:rPr>
+              <w:t>}}/{{tahun</w:t>
+            </w:r>
+            <w:r>
+              <w:rPr>
+                <w:sz w:val="18"/>
+                <w:szCs w:val="18"/>
+              </w:rPr>
+              <w:t>_saat_ini</w:t>
+            </w:r>
+            <w:r>
+              <w:rPr>
+                <w:sz w:val="18"/>
+                <w:szCs w:val="18"/>
+              </w:rPr>
+              <w:t>}}</w:t>
             </w:r>
           </w:p>
         </w:tc>

--- a/backend/templates/Berkas Luar Kota - SPD.docx
+++ b/backend/templates/Berkas Luar Kota - SPD.docx
@@ -1,6 +1,6 @@
 
 <file path=word/document.xml><?xml version="1.0" encoding="utf-8"?>
-<w:document xmlns:wpc="http://schemas.microsoft.com/office/word/2010/wordprocessingCanvas" xmlns:cx="http://schemas.microsoft.com/office/drawing/2014/chartex" xmlns:cx1="http://schemas.microsoft.com/office/drawing/2015/9/8/chartex" xmlns:cx2="http://schemas.microsoft.com/office/drawing/2015/10/21/chartex" xmlns:cx3="http://schemas.microsoft.com/office/drawing/2016/5/9/chartex" xmlns:cx4="http://schemas.microsoft.com/office/drawing/2016/5/10/chartex" xmlns:cx5="http://schemas.microsoft.com/office/drawing/2016/5/11/chartex" xmlns:cx6="http://schemas.microsoft.com/office/drawing/2016/5/12/chartex" xmlns:cx7="http://schemas.microsoft.com/office/drawing/2016/5/13/chartex" xmlns:cx8="http://schemas.microsoft.com/office/drawing/2016/5/14/chartex" xmlns:mc="http://schemas.openxmlformats.org/markup-compatibility/2006" xmlns:aink="http://schemas.microsoft.com/office/drawing/2016/ink" xmlns:am3d="http://schemas.microsoft.com/office/drawing/2017/model3d" xmlns:o="urn:schemas-microsoft-com:office:office" xmlns:oel="http://schemas.microsoft.com/office/2019/extlst" xmlns:r="http://schemas.openxmlformats.org/officeDocument/2006/relationships" xmlns:m="http://schemas.openxmlformats.org/officeDocument/2006/math" xmlns:v="urn:schemas-microsoft-com:vml" xmlns:wp14="http://schemas.microsoft.com/office/word/2010/wordprocessingDrawing" xmlns:wp="http://schemas.openxmlformats.org/drawingml/2006/wordprocessingDrawing" xmlns:w10="urn:schemas-microsoft-com:office:word" xmlns:w="http://schemas.openxmlformats.org/wordprocessingml/2006/main" xmlns:w14="http://schemas.microsoft.com/office/word/2010/wordml" xmlns:w15="http://schemas.microsoft.com/office/word/2012/wordml" xmlns:w16cex="http://schemas.microsoft.com/office/word/2018/wordml/cex" xmlns:w16cid="http://schemas.microsoft.com/office/word/2016/wordml/cid" xmlns:w16="http://schemas.microsoft.com/office/word/2018/wordml" xmlns:w16sdtdh="http://schemas.microsoft.com/office/word/2020/wordml/sdtdatahash" xmlns:w16se="http://schemas.microsoft.com/office/word/2015/wordml/symex" xmlns:wpg="http://schemas.microsoft.com/office/word/2010/wordprocessingGroup" xmlns:wpi="http://schemas.microsoft.com/office/word/2010/wordprocessingInk" xmlns:wne="http://schemas.microsoft.com/office/word/2006/wordml" xmlns:wps="http://schemas.microsoft.com/office/word/2010/wordprocessingShape" mc:Ignorable="w14 w15 w16se w16cid w16 w16cex w16sdtdh wp14">
+<w:document xmlns:wpc="http://schemas.microsoft.com/office/word/2010/wordprocessingCanvas" xmlns:cx="http://schemas.microsoft.com/office/drawing/2014/chartex" xmlns:cx1="http://schemas.microsoft.com/office/drawing/2015/9/8/chartex" xmlns:cx2="http://schemas.microsoft.com/office/drawing/2015/10/21/chartex" xmlns:cx3="http://schemas.microsoft.com/office/drawing/2016/5/9/chartex" xmlns:cx4="http://schemas.microsoft.com/office/drawing/2016/5/10/chartex" xmlns:cx5="http://schemas.microsoft.com/office/drawing/2016/5/11/chartex" xmlns:cx6="http://schemas.microsoft.com/office/drawing/2016/5/12/chartex" xmlns:cx7="http://schemas.microsoft.com/office/drawing/2016/5/13/chartex" xmlns:cx8="http://schemas.microsoft.com/office/drawing/2016/5/14/chartex" xmlns:mc="http://schemas.openxmlformats.org/markup-compatibility/2006" xmlns:aink="http://schemas.microsoft.com/office/drawing/2016/ink" xmlns:am3d="http://schemas.microsoft.com/office/drawing/2017/model3d" xmlns:o="urn:schemas-microsoft-com:office:office" xmlns:oel="http://schemas.microsoft.com/office/2019/extlst" xmlns:r="http://schemas.openxmlformats.org/officeDocument/2006/relationships" xmlns:m="http://schemas.openxmlformats.org/officeDocument/2006/math" xmlns:v="urn:schemas-microsoft-com:vml" xmlns:wp14="http://schemas.microsoft.com/office/word/2010/wordprocessingDrawing" xmlns:wp="http://schemas.openxmlformats.org/drawingml/2006/wordprocessingDrawing" xmlns:w10="urn:schemas-microsoft-com:office:word" xmlns:w="http://schemas.openxmlformats.org/wordprocessingml/2006/main" xmlns:w14="http://schemas.microsoft.com/office/word/2010/wordml" xmlns:w15="http://schemas.microsoft.com/office/word/2012/wordml" xmlns:w16cex="http://schemas.microsoft.com/office/word/2018/wordml/cex" xmlns:w16cid="http://schemas.microsoft.com/office/word/2016/wordml/cid" xmlns:w16="http://schemas.microsoft.com/office/word/2018/wordml" xmlns:w16du="http://schemas.microsoft.com/office/word/2023/wordml/word16du" xmlns:w16sdtdh="http://schemas.microsoft.com/office/word/2020/wordml/sdtdatahash" xmlns:w16sdtfl="http://schemas.microsoft.com/office/word/2024/wordml/sdtformatlock" xmlns:w16se="http://schemas.microsoft.com/office/word/2015/wordml/symex" xmlns:wpg="http://schemas.microsoft.com/office/word/2010/wordprocessingGroup" xmlns:wpi="http://schemas.microsoft.com/office/word/2010/wordprocessingInk" xmlns:wne="http://schemas.microsoft.com/office/word/2006/wordml" xmlns:wps="http://schemas.microsoft.com/office/word/2010/wordprocessingShape" mc:Ignorable="w14 w15 w16se w16cid w16 w16cex w16sdtdh w16sdtfl w16du wp14">
   <w:body>
     <w:p>
       <w:pPr>
@@ -3053,7 +3053,7 @@
 </file>
 
 <file path=word/endnotes.xml><?xml version="1.0" encoding="utf-8"?>
-<w:endnotes xmlns:wpc="http://schemas.microsoft.com/office/word/2010/wordprocessingCanvas" xmlns:cx="http://schemas.microsoft.com/office/drawing/2014/chartex" xmlns:cx1="http://schemas.microsoft.com/office/drawing/2015/9/8/chartex" xmlns:cx2="http://schemas.microsoft.com/office/drawing/2015/10/21/chartex" xmlns:cx3="http://schemas.microsoft.com/office/drawing/2016/5/9/chartex" xmlns:cx4="http://schemas.microsoft.com/office/drawing/2016/5/10/chartex" xmlns:cx5="http://schemas.microsoft.com/office/drawing/2016/5/11/chartex" xmlns:cx6="http://schemas.microsoft.com/office/drawing/2016/5/12/chartex" xmlns:cx7="http://schemas.microsoft.com/office/drawing/2016/5/13/chartex" xmlns:cx8="http://schemas.microsoft.com/office/drawing/2016/5/14/chartex" xmlns:mc="http://schemas.openxmlformats.org/markup-compatibility/2006" xmlns:aink="http://schemas.microsoft.com/office/drawing/2016/ink" xmlns:am3d="http://schemas.microsoft.com/office/drawing/2017/model3d" xmlns:o="urn:schemas-microsoft-com:office:office" xmlns:oel="http://schemas.microsoft.com/office/2019/extlst" xmlns:r="http://schemas.openxmlformats.org/officeDocument/2006/relationships" xmlns:m="http://schemas.openxmlformats.org/officeDocument/2006/math" xmlns:v="urn:schemas-microsoft-com:vml" xmlns:wp14="http://schemas.microsoft.com/office/word/2010/wordprocessingDrawing" xmlns:wp="http://schemas.openxmlformats.org/drawingml/2006/wordprocessingDrawing" xmlns:w10="urn:schemas-microsoft-com:office:word" xmlns:w="http://schemas.openxmlformats.org/wordprocessingml/2006/main" xmlns:w14="http://schemas.microsoft.com/office/word/2010/wordml" xmlns:w15="http://schemas.microsoft.com/office/word/2012/wordml" xmlns:w16cex="http://schemas.microsoft.com/office/word/2018/wordml/cex" xmlns:w16cid="http://schemas.microsoft.com/office/word/2016/wordml/cid" xmlns:w16="http://schemas.microsoft.com/office/word/2018/wordml" xmlns:w16sdtdh="http://schemas.microsoft.com/office/word/2020/wordml/sdtdatahash" xmlns:w16se="http://schemas.microsoft.com/office/word/2015/wordml/symex" xmlns:wpg="http://schemas.microsoft.com/office/word/2010/wordprocessingGroup" xmlns:wpi="http://schemas.microsoft.com/office/word/2010/wordprocessingInk" xmlns:wne="http://schemas.microsoft.com/office/word/2006/wordml" xmlns:wps="http://schemas.microsoft.com/office/word/2010/wordprocessingShape" mc:Ignorable="w14 w15 w16se w16cid w16 w16cex w16sdtdh wp14">
+<w:endnotes xmlns:wpc="http://schemas.microsoft.com/office/word/2010/wordprocessingCanvas" xmlns:cx="http://schemas.microsoft.com/office/drawing/2014/chartex" xmlns:cx1="http://schemas.microsoft.com/office/drawing/2015/9/8/chartex" xmlns:cx2="http://schemas.microsoft.com/office/drawing/2015/10/21/chartex" xmlns:cx3="http://schemas.microsoft.com/office/drawing/2016/5/9/chartex" xmlns:cx4="http://schemas.microsoft.com/office/drawing/2016/5/10/chartex" xmlns:cx5="http://schemas.microsoft.com/office/drawing/2016/5/11/chartex" xmlns:cx6="http://schemas.microsoft.com/office/drawing/2016/5/12/chartex" xmlns:cx7="http://schemas.microsoft.com/office/drawing/2016/5/13/chartex" xmlns:cx8="http://schemas.microsoft.com/office/drawing/2016/5/14/chartex" xmlns:mc="http://schemas.openxmlformats.org/markup-compatibility/2006" xmlns:aink="http://schemas.microsoft.com/office/drawing/2016/ink" xmlns:am3d="http://schemas.microsoft.com/office/drawing/2017/model3d" xmlns:o="urn:schemas-microsoft-com:office:office" xmlns:oel="http://schemas.microsoft.com/office/2019/extlst" xmlns:r="http://schemas.openxmlformats.org/officeDocument/2006/relationships" xmlns:m="http://schemas.openxmlformats.org/officeDocument/2006/math" xmlns:v="urn:schemas-microsoft-com:vml" xmlns:wp14="http://schemas.microsoft.com/office/word/2010/wordprocessingDrawing" xmlns:wp="http://schemas.openxmlformats.org/drawingml/2006/wordprocessingDrawing" xmlns:w10="urn:schemas-microsoft-com:office:word" xmlns:w="http://schemas.openxmlformats.org/wordprocessingml/2006/main" xmlns:w14="http://schemas.microsoft.com/office/word/2010/wordml" xmlns:w15="http://schemas.microsoft.com/office/word/2012/wordml" xmlns:w16cex="http://schemas.microsoft.com/office/word/2018/wordml/cex" xmlns:w16cid="http://schemas.microsoft.com/office/word/2016/wordml/cid" xmlns:w16="http://schemas.microsoft.com/office/word/2018/wordml" xmlns:w16du="http://schemas.microsoft.com/office/word/2023/wordml/word16du" xmlns:w16sdtdh="http://schemas.microsoft.com/office/word/2020/wordml/sdtdatahash" xmlns:w16sdtfl="http://schemas.microsoft.com/office/word/2024/wordml/sdtformatlock" xmlns:w16se="http://schemas.microsoft.com/office/word/2015/wordml/symex" xmlns:wpg="http://schemas.microsoft.com/office/word/2010/wordprocessingGroup" xmlns:wpi="http://schemas.microsoft.com/office/word/2010/wordprocessingInk" xmlns:wne="http://schemas.microsoft.com/office/word/2006/wordml" xmlns:wps="http://schemas.microsoft.com/office/word/2010/wordprocessingShape" mc:Ignorable="w14 w15 w16se w16cid w16 w16cex w16sdtdh w16sdtfl w16du wp14">
   <w:endnote w:type="separator" w:id="-1">
     <w:p>
       <w:r>
@@ -3072,7 +3072,7 @@
 </file>
 
 <file path=word/footer1.xml><?xml version="1.0" encoding="utf-8"?>
-<w:ftr xmlns:wpc="http://schemas.microsoft.com/office/word/2010/wordprocessingCanvas" xmlns:cx="http://schemas.microsoft.com/office/drawing/2014/chartex" xmlns:cx1="http://schemas.microsoft.com/office/drawing/2015/9/8/chartex" xmlns:cx2="http://schemas.microsoft.com/office/drawing/2015/10/21/chartex" xmlns:cx3="http://schemas.microsoft.com/office/drawing/2016/5/9/chartex" xmlns:cx4="http://schemas.microsoft.com/office/drawing/2016/5/10/chartex" xmlns:cx5="http://schemas.microsoft.com/office/drawing/2016/5/11/chartex" xmlns:cx6="http://schemas.microsoft.com/office/drawing/2016/5/12/chartex" xmlns:cx7="http://schemas.microsoft.com/office/drawing/2016/5/13/chartex" xmlns:cx8="http://schemas.microsoft.com/office/drawing/2016/5/14/chartex" xmlns:mc="http://schemas.openxmlformats.org/markup-compatibility/2006" xmlns:aink="http://schemas.microsoft.com/office/drawing/2016/ink" xmlns:am3d="http://schemas.microsoft.com/office/drawing/2017/model3d" xmlns:o="urn:schemas-microsoft-com:office:office" xmlns:oel="http://schemas.microsoft.com/office/2019/extlst" xmlns:r="http://schemas.openxmlformats.org/officeDocument/2006/relationships" xmlns:m="http://schemas.openxmlformats.org/officeDocument/2006/math" xmlns:v="urn:schemas-microsoft-com:vml" xmlns:wp14="http://schemas.microsoft.com/office/word/2010/wordprocessingDrawing" xmlns:wp="http://schemas.openxmlformats.org/drawingml/2006/wordprocessingDrawing" xmlns:w10="urn:schemas-microsoft-com:office:word" xmlns:w="http://schemas.openxmlformats.org/wordprocessingml/2006/main" xmlns:w14="http://schemas.microsoft.com/office/word/2010/wordml" xmlns:w15="http://schemas.microsoft.com/office/word/2012/wordml" xmlns:w16cex="http://schemas.microsoft.com/office/word/2018/wordml/cex" xmlns:w16cid="http://schemas.microsoft.com/office/word/2016/wordml/cid" xmlns:w16="http://schemas.microsoft.com/office/word/2018/wordml" xmlns:w16sdtdh="http://schemas.microsoft.com/office/word/2020/wordml/sdtdatahash" xmlns:w16se="http://schemas.microsoft.com/office/word/2015/wordml/symex" xmlns:wpg="http://schemas.microsoft.com/office/word/2010/wordprocessingGroup" xmlns:wpi="http://schemas.microsoft.com/office/word/2010/wordprocessingInk" xmlns:wne="http://schemas.microsoft.com/office/word/2006/wordml" xmlns:wps="http://schemas.microsoft.com/office/word/2010/wordprocessingShape" mc:Ignorable="w14 w15 w16se w16cid w16 w16cex w16sdtdh wp14">
+<w:ftr xmlns:wpc="http://schemas.microsoft.com/office/word/2010/wordprocessingCanvas" xmlns:cx="http://schemas.microsoft.com/office/drawing/2014/chartex" xmlns:cx1="http://schemas.microsoft.com/office/drawing/2015/9/8/chartex" xmlns:cx2="http://schemas.microsoft.com/office/drawing/2015/10/21/chartex" xmlns:cx3="http://schemas.microsoft.com/office/drawing/2016/5/9/chartex" xmlns:cx4="http://schemas.microsoft.com/office/drawing/2016/5/10/chartex" xmlns:cx5="http://schemas.microsoft.com/office/drawing/2016/5/11/chartex" xmlns:cx6="http://schemas.microsoft.com/office/drawing/2016/5/12/chartex" xmlns:cx7="http://schemas.microsoft.com/office/drawing/2016/5/13/chartex" xmlns:cx8="http://schemas.microsoft.com/office/drawing/2016/5/14/chartex" xmlns:mc="http://schemas.openxmlformats.org/markup-compatibility/2006" xmlns:aink="http://schemas.microsoft.com/office/drawing/2016/ink" xmlns:am3d="http://schemas.microsoft.com/office/drawing/2017/model3d" xmlns:o="urn:schemas-microsoft-com:office:office" xmlns:oel="http://schemas.microsoft.com/office/2019/extlst" xmlns:r="http://schemas.openxmlformats.org/officeDocument/2006/relationships" xmlns:m="http://schemas.openxmlformats.org/officeDocument/2006/math" xmlns:v="urn:schemas-microsoft-com:vml" xmlns:wp14="http://schemas.microsoft.com/office/word/2010/wordprocessingDrawing" xmlns:wp="http://schemas.openxmlformats.org/drawingml/2006/wordprocessingDrawing" xmlns:w10="urn:schemas-microsoft-com:office:word" xmlns:w="http://schemas.openxmlformats.org/wordprocessingml/2006/main" xmlns:w14="http://schemas.microsoft.com/office/word/2010/wordml" xmlns:w15="http://schemas.microsoft.com/office/word/2012/wordml" xmlns:w16cex="http://schemas.microsoft.com/office/word/2018/wordml/cex" xmlns:w16cid="http://schemas.microsoft.com/office/word/2016/wordml/cid" xmlns:w16="http://schemas.microsoft.com/office/word/2018/wordml" xmlns:w16du="http://schemas.microsoft.com/office/word/2023/wordml/word16du" xmlns:w16sdtdh="http://schemas.microsoft.com/office/word/2020/wordml/sdtdatahash" xmlns:w16sdtfl="http://schemas.microsoft.com/office/word/2024/wordml/sdtformatlock" xmlns:w16se="http://schemas.microsoft.com/office/word/2015/wordml/symex" xmlns:wpg="http://schemas.microsoft.com/office/word/2010/wordprocessingGroup" xmlns:wpi="http://schemas.microsoft.com/office/word/2010/wordprocessingInk" xmlns:wne="http://schemas.microsoft.com/office/word/2006/wordml" xmlns:wps="http://schemas.microsoft.com/office/word/2010/wordprocessingShape" mc:Ignorable="w14 w15 w16se w16cid w16 w16cex w16sdtdh w16sdtfl w16du wp14">
   <w:p>
     <w:pPr>
       <w:pStyle w:val="BodyText"/>
@@ -3244,7 +3244,7 @@
 </file>
 
 <file path=word/footnotes.xml><?xml version="1.0" encoding="utf-8"?>
-<w:footnotes xmlns:wpc="http://schemas.microsoft.com/office/word/2010/wordprocessingCanvas" xmlns:cx="http://schemas.microsoft.com/office/drawing/2014/chartex" xmlns:cx1="http://schemas.microsoft.com/office/drawing/2015/9/8/chartex" xmlns:cx2="http://schemas.microsoft.com/office/drawing/2015/10/21/chartex" xmlns:cx3="http://schemas.microsoft.com/office/drawing/2016/5/9/chartex" xmlns:cx4="http://schemas.microsoft.com/office/drawing/2016/5/10/chartex" xmlns:cx5="http://schemas.microsoft.com/office/drawing/2016/5/11/chartex" xmlns:cx6="http://schemas.microsoft.com/office/drawing/2016/5/12/chartex" xmlns:cx7="http://schemas.microsoft.com/office/drawing/2016/5/13/chartex" xmlns:cx8="http://schemas.microsoft.com/office/drawing/2016/5/14/chartex" xmlns:mc="http://schemas.openxmlformats.org/markup-compatibility/2006" xmlns:aink="http://schemas.microsoft.com/office/drawing/2016/ink" xmlns:am3d="http://schemas.microsoft.com/office/drawing/2017/model3d" xmlns:o="urn:schemas-microsoft-com:office:office" xmlns:oel="http://schemas.microsoft.com/office/2019/extlst" xmlns:r="http://schemas.openxmlformats.org/officeDocument/2006/relationships" xmlns:m="http://schemas.openxmlformats.org/officeDocument/2006/math" xmlns:v="urn:schemas-microsoft-com:vml" xmlns:wp14="http://schemas.microsoft.com/office/word/2010/wordprocessingDrawing" xmlns:wp="http://schemas.openxmlformats.org/drawingml/2006/wordprocessingDrawing" xmlns:w10="urn:schemas-microsoft-com:office:word" xmlns:w="http://schemas.openxmlformats.org/wordprocessingml/2006/main" xmlns:w14="http://schemas.microsoft.com/office/word/2010/wordml" xmlns:w15="http://schemas.microsoft.com/office/word/2012/wordml" xmlns:w16cex="http://schemas.microsoft.com/office/word/2018/wordml/cex" xmlns:w16cid="http://schemas.microsoft.com/office/word/2016/wordml/cid" xmlns:w16="http://schemas.microsoft.com/office/word/2018/wordml" xmlns:w16sdtdh="http://schemas.microsoft.com/office/word/2020/wordml/sdtdatahash" xmlns:w16se="http://schemas.microsoft.com/office/word/2015/wordml/symex" xmlns:wpg="http://schemas.microsoft.com/office/word/2010/wordprocessingGroup" xmlns:wpi="http://schemas.microsoft.com/office/word/2010/wordprocessingInk" xmlns:wne="http://schemas.microsoft.com/office/word/2006/wordml" xmlns:wps="http://schemas.microsoft.com/office/word/2010/wordprocessingShape" mc:Ignorable="w14 w15 w16se w16cid w16 w16cex w16sdtdh wp14">
+<w:footnotes xmlns:wpc="http://schemas.microsoft.com/office/word/2010/wordprocessingCanvas" xmlns:cx="http://schemas.microsoft.com/office/drawing/2014/chartex" xmlns:cx1="http://schemas.microsoft.com/office/drawing/2015/9/8/chartex" xmlns:cx2="http://schemas.microsoft.com/office/drawing/2015/10/21/chartex" xmlns:cx3="http://schemas.microsoft.com/office/drawing/2016/5/9/chartex" xmlns:cx4="http://schemas.microsoft.com/office/drawing/2016/5/10/chartex" xmlns:cx5="http://schemas.microsoft.com/office/drawing/2016/5/11/chartex" xmlns:cx6="http://schemas.microsoft.com/office/drawing/2016/5/12/chartex" xmlns:cx7="http://schemas.microsoft.com/office/drawing/2016/5/13/chartex" xmlns:cx8="http://schemas.microsoft.com/office/drawing/2016/5/14/chartex" xmlns:mc="http://schemas.openxmlformats.org/markup-compatibility/2006" xmlns:aink="http://schemas.microsoft.com/office/drawing/2016/ink" xmlns:am3d="http://schemas.microsoft.com/office/drawing/2017/model3d" xmlns:o="urn:schemas-microsoft-com:office:office" xmlns:oel="http://schemas.microsoft.com/office/2019/extlst" xmlns:r="http://schemas.openxmlformats.org/officeDocument/2006/relationships" xmlns:m="http://schemas.openxmlformats.org/officeDocument/2006/math" xmlns:v="urn:schemas-microsoft-com:vml" xmlns:wp14="http://schemas.microsoft.com/office/word/2010/wordprocessingDrawing" xmlns:wp="http://schemas.openxmlformats.org/drawingml/2006/wordprocessingDrawing" xmlns:w10="urn:schemas-microsoft-com:office:word" xmlns:w="http://schemas.openxmlformats.org/wordprocessingml/2006/main" xmlns:w14="http://schemas.microsoft.com/office/word/2010/wordml" xmlns:w15="http://schemas.microsoft.com/office/word/2012/wordml" xmlns:w16cex="http://schemas.microsoft.com/office/word/2018/wordml/cex" xmlns:w16cid="http://schemas.microsoft.com/office/word/2016/wordml/cid" xmlns:w16="http://schemas.microsoft.com/office/word/2018/wordml" xmlns:w16du="http://schemas.microsoft.com/office/word/2023/wordml/word16du" xmlns:w16sdtdh="http://schemas.microsoft.com/office/word/2020/wordml/sdtdatahash" xmlns:w16sdtfl="http://schemas.microsoft.com/office/word/2024/wordml/sdtformatlock" xmlns:w16se="http://schemas.microsoft.com/office/word/2015/wordml/symex" xmlns:wpg="http://schemas.microsoft.com/office/word/2010/wordprocessingGroup" xmlns:wpi="http://schemas.microsoft.com/office/word/2010/wordprocessingInk" xmlns:wne="http://schemas.microsoft.com/office/word/2006/wordml" xmlns:wps="http://schemas.microsoft.com/office/word/2010/wordprocessingShape" mc:Ignorable="w14 w15 w16se w16cid w16 w16cex w16sdtdh w16sdtfl w16du wp14">
   <w:footnote w:type="separator" w:id="-1">
     <w:p>
       <w:r>
@@ -3263,7 +3263,7 @@
 </file>
 
 <file path=word/numbering.xml><?xml version="1.0" encoding="utf-8"?>
-<w:numbering xmlns:wpc="http://schemas.microsoft.com/office/word/2010/wordprocessingCanvas" xmlns:cx="http://schemas.microsoft.com/office/drawing/2014/chartex" xmlns:cx1="http://schemas.microsoft.com/office/drawing/2015/9/8/chartex" xmlns:cx2="http://schemas.microsoft.com/office/drawing/2015/10/21/chartex" xmlns:cx3="http://schemas.microsoft.com/office/drawing/2016/5/9/chartex" xmlns:cx4="http://schemas.microsoft.com/office/drawing/2016/5/10/chartex" xmlns:cx5="http://schemas.microsoft.com/office/drawing/2016/5/11/chartex" xmlns:cx6="http://schemas.microsoft.com/office/drawing/2016/5/12/chartex" xmlns:cx7="http://schemas.microsoft.com/office/drawing/2016/5/13/chartex" xmlns:cx8="http://schemas.microsoft.com/office/drawing/2016/5/14/chartex" xmlns:mc="http://schemas.openxmlformats.org/markup-compatibility/2006" xmlns:aink="http://schemas.microsoft.com/office/drawing/2016/ink" xmlns:am3d="http://schemas.microsoft.com/office/drawing/2017/model3d" xmlns:o="urn:schemas-microsoft-com:office:office" xmlns:oel="http://schemas.microsoft.com/office/2019/extlst" xmlns:r="http://schemas.openxmlformats.org/officeDocument/2006/relationships" xmlns:m="http://schemas.openxmlformats.org/officeDocument/2006/math" xmlns:v="urn:schemas-microsoft-com:vml" xmlns:wp14="http://schemas.microsoft.com/office/word/2010/wordprocessingDrawing" xmlns:wp="http://schemas.openxmlformats.org/drawingml/2006/wordprocessingDrawing" xmlns:w10="urn:schemas-microsoft-com:office:word" xmlns:w="http://schemas.openxmlformats.org/wordprocessingml/2006/main" xmlns:w14="http://schemas.microsoft.com/office/word/2010/wordml" xmlns:w15="http://schemas.microsoft.com/office/word/2012/wordml" xmlns:w16cex="http://schemas.microsoft.com/office/word/2018/wordml/cex" xmlns:w16cid="http://schemas.microsoft.com/office/word/2016/wordml/cid" xmlns:w16="http://schemas.microsoft.com/office/word/2018/wordml" xmlns:w16sdtdh="http://schemas.microsoft.com/office/word/2020/wordml/sdtdatahash" xmlns:w16se="http://schemas.microsoft.com/office/word/2015/wordml/symex" xmlns:wpg="http://schemas.microsoft.com/office/word/2010/wordprocessingGroup" xmlns:wpi="http://schemas.microsoft.com/office/word/2010/wordprocessingInk" xmlns:wne="http://schemas.microsoft.com/office/word/2006/wordml" xmlns:wps="http://schemas.microsoft.com/office/word/2010/wordprocessingShape" mc:Ignorable="w14 w15 w16se w16cid w16 w16cex w16sdtdh wp14">
+<w:numbering xmlns:wpc="http://schemas.microsoft.com/office/word/2010/wordprocessingCanvas" xmlns:cx="http://schemas.microsoft.com/office/drawing/2014/chartex" xmlns:cx1="http://schemas.microsoft.com/office/drawing/2015/9/8/chartex" xmlns:cx2="http://schemas.microsoft.com/office/drawing/2015/10/21/chartex" xmlns:cx3="http://schemas.microsoft.com/office/drawing/2016/5/9/chartex" xmlns:cx4="http://schemas.microsoft.com/office/drawing/2016/5/10/chartex" xmlns:cx5="http://schemas.microsoft.com/office/drawing/2016/5/11/chartex" xmlns:cx6="http://schemas.microsoft.com/office/drawing/2016/5/12/chartex" xmlns:cx7="http://schemas.microsoft.com/office/drawing/2016/5/13/chartex" xmlns:cx8="http://schemas.microsoft.com/office/drawing/2016/5/14/chartex" xmlns:mc="http://schemas.openxmlformats.org/markup-compatibility/2006" xmlns:aink="http://schemas.microsoft.com/office/drawing/2016/ink" xmlns:am3d="http://schemas.microsoft.com/office/drawing/2017/model3d" xmlns:o="urn:schemas-microsoft-com:office:office" xmlns:oel="http://schemas.microsoft.com/office/2019/extlst" xmlns:r="http://schemas.openxmlformats.org/officeDocument/2006/relationships" xmlns:m="http://schemas.openxmlformats.org/officeDocument/2006/math" xmlns:v="urn:schemas-microsoft-com:vml" xmlns:wp14="http://schemas.microsoft.com/office/word/2010/wordprocessingDrawing" xmlns:wp="http://schemas.openxmlformats.org/drawingml/2006/wordprocessingDrawing" xmlns:w10="urn:schemas-microsoft-com:office:word" xmlns:w="http://schemas.openxmlformats.org/wordprocessingml/2006/main" xmlns:w14="http://schemas.microsoft.com/office/word/2010/wordml" xmlns:w15="http://schemas.microsoft.com/office/word/2012/wordml" xmlns:w16cex="http://schemas.microsoft.com/office/word/2018/wordml/cex" xmlns:w16cid="http://schemas.microsoft.com/office/word/2016/wordml/cid" xmlns:w16="http://schemas.microsoft.com/office/word/2018/wordml" xmlns:w16du="http://schemas.microsoft.com/office/word/2023/wordml/word16du" xmlns:w16sdtdh="http://schemas.microsoft.com/office/word/2020/wordml/sdtdatahash" xmlns:w16sdtfl="http://schemas.microsoft.com/office/word/2024/wordml/sdtformatlock" xmlns:w16se="http://schemas.microsoft.com/office/word/2015/wordml/symex" xmlns:wpg="http://schemas.microsoft.com/office/word/2010/wordprocessingGroup" xmlns:wpi="http://schemas.microsoft.com/office/word/2010/wordprocessingInk" xmlns:wne="http://schemas.microsoft.com/office/word/2006/wordml" xmlns:wps="http://schemas.microsoft.com/office/word/2010/wordprocessingShape" mc:Ignorable="w14 w15 w16se w16cid w16 w16cex w16sdtdh w16sdtfl w16du wp14">
   <w:abstractNum w:abstractNumId="0" w15:restartNumberingAfterBreak="0">
     <w:nsid w:val="3CF07CFE"/>
     <w:multiLevelType w:val="hybridMultilevel"/>
@@ -4018,7 +4018,7 @@
 </file>
 
 <file path=word/styles.xml><?xml version="1.0" encoding="utf-8"?>
-<w:styles xmlns:mc="http://schemas.openxmlformats.org/markup-compatibility/2006" xmlns:r="http://schemas.openxmlformats.org/officeDocument/2006/relationships" xmlns:w="http://schemas.openxmlformats.org/wordprocessingml/2006/main" xmlns:w14="http://schemas.microsoft.com/office/word/2010/wordml" xmlns:w15="http://schemas.microsoft.com/office/word/2012/wordml" xmlns:w16cex="http://schemas.microsoft.com/office/word/2018/wordml/cex" xmlns:w16cid="http://schemas.microsoft.com/office/word/2016/wordml/cid" xmlns:w16="http://schemas.microsoft.com/office/word/2018/wordml" xmlns:w16sdtdh="http://schemas.microsoft.com/office/word/2020/wordml/sdtdatahash" xmlns:w16se="http://schemas.microsoft.com/office/word/2015/wordml/symex" mc:Ignorable="w14 w15 w16se w16cid w16 w16cex w16sdtdh">
+<w:styles xmlns:mc="http://schemas.openxmlformats.org/markup-compatibility/2006" xmlns:r="http://schemas.openxmlformats.org/officeDocument/2006/relationships" xmlns:w="http://schemas.openxmlformats.org/wordprocessingml/2006/main" xmlns:w14="http://schemas.microsoft.com/office/word/2010/wordml" xmlns:w15="http://schemas.microsoft.com/office/word/2012/wordml" xmlns:w16cex="http://schemas.microsoft.com/office/word/2018/wordml/cex" xmlns:w16cid="http://schemas.microsoft.com/office/word/2016/wordml/cid" xmlns:w16="http://schemas.microsoft.com/office/word/2018/wordml" xmlns:w16du="http://schemas.microsoft.com/office/word/2023/wordml/word16du" xmlns:w16sdtdh="http://schemas.microsoft.com/office/word/2020/wordml/sdtdatahash" xmlns:w16sdtfl="http://schemas.microsoft.com/office/word/2024/wordml/sdtformatlock" xmlns:w16se="http://schemas.microsoft.com/office/word/2015/wordml/symex" mc:Ignorable="w14 w15 w16se w16cid w16 w16cex w16sdtdh w16sdtfl w16du">
   <w:docDefaults>
     <w:rPrDefault>
       <w:rPr>

--- a/backend/templates/Berkas Luar Kota - SPD.docx
+++ b/backend/templates/Berkas Luar Kota - SPD.docx
@@ -1,10 +1,10 @@
 
 <file path=word/document.xml><?xml version="1.0" encoding="utf-8"?>
-<w:document xmlns:wpc="http://schemas.microsoft.com/office/word/2010/wordprocessingCanvas" xmlns:cx="http://schemas.microsoft.com/office/drawing/2014/chartex" xmlns:cx1="http://schemas.microsoft.com/office/drawing/2015/9/8/chartex" xmlns:cx2="http://schemas.microsoft.com/office/drawing/2015/10/21/chartex" xmlns:cx3="http://schemas.microsoft.com/office/drawing/2016/5/9/chartex" xmlns:cx4="http://schemas.microsoft.com/office/drawing/2016/5/10/chartex" xmlns:cx5="http://schemas.microsoft.com/office/drawing/2016/5/11/chartex" xmlns:cx6="http://schemas.microsoft.com/office/drawing/2016/5/12/chartex" xmlns:cx7="http://schemas.microsoft.com/office/drawing/2016/5/13/chartex" xmlns:cx8="http://schemas.microsoft.com/office/drawing/2016/5/14/chartex" xmlns:mc="http://schemas.openxmlformats.org/markup-compatibility/2006" xmlns:aink="http://schemas.microsoft.com/office/drawing/2016/ink" xmlns:am3d="http://schemas.microsoft.com/office/drawing/2017/model3d" xmlns:o="urn:schemas-microsoft-com:office:office" xmlns:oel="http://schemas.microsoft.com/office/2019/extlst" xmlns:r="http://schemas.openxmlformats.org/officeDocument/2006/relationships" xmlns:m="http://schemas.openxmlformats.org/officeDocument/2006/math" xmlns:v="urn:schemas-microsoft-com:vml" xmlns:wp14="http://schemas.microsoft.com/office/word/2010/wordprocessingDrawing" xmlns:wp="http://schemas.openxmlformats.org/drawingml/2006/wordprocessingDrawing" xmlns:w10="urn:schemas-microsoft-com:office:word" xmlns:w="http://schemas.openxmlformats.org/wordprocessingml/2006/main" xmlns:w14="http://schemas.microsoft.com/office/word/2010/wordml" xmlns:w15="http://schemas.microsoft.com/office/word/2012/wordml" xmlns:w16cex="http://schemas.microsoft.com/office/word/2018/wordml/cex" xmlns:w16cid="http://schemas.microsoft.com/office/word/2016/wordml/cid" xmlns:w16="http://schemas.microsoft.com/office/word/2018/wordml" xmlns:w16du="http://schemas.microsoft.com/office/word/2023/wordml/word16du" xmlns:w16sdtdh="http://schemas.microsoft.com/office/word/2020/wordml/sdtdatahash" xmlns:w16sdtfl="http://schemas.microsoft.com/office/word/2024/wordml/sdtformatlock" xmlns:w16se="http://schemas.microsoft.com/office/word/2015/wordml/symex" xmlns:wpg="http://schemas.microsoft.com/office/word/2010/wordprocessingGroup" xmlns:wpi="http://schemas.microsoft.com/office/word/2010/wordprocessingInk" xmlns:wne="http://schemas.microsoft.com/office/word/2006/wordml" xmlns:wps="http://schemas.microsoft.com/office/word/2010/wordprocessingShape" mc:Ignorable="w14 w15 w16se w16cid w16 w16cex w16sdtdh w16sdtfl w16du wp14">
+<w:document xmlns:wpc="http://schemas.microsoft.com/office/word/2010/wordprocessingCanvas" xmlns:cx="http://schemas.microsoft.com/office/drawing/2014/chartex" xmlns:cx1="http://schemas.microsoft.com/office/drawing/2015/9/8/chartex" xmlns:cx2="http://schemas.microsoft.com/office/drawing/2015/10/21/chartex" xmlns:cx3="http://schemas.microsoft.com/office/drawing/2016/5/9/chartex" xmlns:cx4="http://schemas.microsoft.com/office/drawing/2016/5/10/chartex" xmlns:cx5="http://schemas.microsoft.com/office/drawing/2016/5/11/chartex" xmlns:cx6="http://schemas.microsoft.com/office/drawing/2016/5/12/chartex" xmlns:cx7="http://schemas.microsoft.com/office/drawing/2016/5/13/chartex" xmlns:cx8="http://schemas.microsoft.com/office/drawing/2016/5/14/chartex" xmlns:mc="http://schemas.openxmlformats.org/markup-compatibility/2006" xmlns:aink="http://schemas.microsoft.com/office/drawing/2016/ink" xmlns:am3d="http://schemas.microsoft.com/office/drawing/2017/model3d" xmlns:o="urn:schemas-microsoft-com:office:office" xmlns:r="http://schemas.openxmlformats.org/officeDocument/2006/relationships" xmlns:m="http://schemas.openxmlformats.org/officeDocument/2006/math" xmlns:v="urn:schemas-microsoft-com:vml" xmlns:wp14="http://schemas.microsoft.com/office/word/2010/wordprocessingDrawing" xmlns:wp="http://schemas.openxmlformats.org/drawingml/2006/wordprocessingDrawing" xmlns:w10="urn:schemas-microsoft-com:office:word" xmlns:w="http://schemas.openxmlformats.org/wordprocessingml/2006/main" xmlns:w14="http://schemas.microsoft.com/office/word/2010/wordml" xmlns:w15="http://schemas.microsoft.com/office/word/2012/wordml" xmlns:w16cex="http://schemas.microsoft.com/office/word/2018/wordml/cex" xmlns:w16cid="http://schemas.microsoft.com/office/word/2016/wordml/cid" xmlns:w16="http://schemas.microsoft.com/office/word/2018/wordml" xmlns:w16sdtdh="http://schemas.microsoft.com/office/word/2020/wordml/sdtdatahash" xmlns:w16se="http://schemas.microsoft.com/office/word/2015/wordml/symex" xmlns:wpg="http://schemas.microsoft.com/office/word/2010/wordprocessingGroup" xmlns:wpi="http://schemas.microsoft.com/office/word/2010/wordprocessingInk" xmlns:wne="http://schemas.microsoft.com/office/word/2006/wordml" xmlns:wps="http://schemas.microsoft.com/office/word/2010/wordprocessingShape" mc:Ignorable="w14 w15 w16se w16cid w16 w16cex w16sdtdh wp14">
   <w:body>
     <w:p>
       <w:pPr>
-        <w:pStyle w:val="BodyText"/>
+        <w:pStyle w:val="TeksIsi"/>
         <w:spacing w:before="80"/>
         <w:ind w:left="418"/>
       </w:pPr>
@@ -36,7 +36,7 @@
     </w:p>
     <w:tbl>
       <w:tblPr>
-        <w:tblStyle w:val="TableGrid"/>
+        <w:tblStyle w:val="KisiTabel"/>
         <w:tblW w:w="2887" w:type="pct"/>
         <w:tblInd w:w="4503" w:type="dxa"/>
         <w:tblBorders>
@@ -50,7 +50,7 @@
         <w:tblLook w:val="04A0" w:firstRow="1" w:lastRow="0" w:firstColumn="1" w:lastColumn="0" w:noHBand="0" w:noVBand="1"/>
       </w:tblPr>
       <w:tblGrid>
-        <w:gridCol w:w="6153"/>
+        <w:gridCol w:w="6028"/>
       </w:tblGrid>
       <w:tr>
         <w:trPr>
@@ -235,7 +235,21 @@
                 <w:sz w:val="18"/>
                 <w:szCs w:val="18"/>
               </w:rPr>
-              <w:t>1/{{id_sp</w:t>
+              <w:t>1</w:t>
+            </w:r>
+            <w:r>
+              <w:rPr>
+                <w:sz w:val="18"/>
+                <w:szCs w:val="18"/>
+              </w:rPr>
+              <w:t>.5</w:t>
+            </w:r>
+            <w:r>
+              <w:rPr>
+                <w:sz w:val="18"/>
+                <w:szCs w:val="18"/>
+              </w:rPr>
+              <w:t>/{{id_sp</w:t>
             </w:r>
             <w:r>
               <w:rPr>
@@ -975,63 +989,12 @@
               <w:pStyle w:val="TableParagraph"/>
               <w:numPr>
                 <w:ilvl w:val="0"/>
-                <w:numId w:val="6"/>
-              </w:numPr>
-              <w:tabs>
-                <w:tab w:val="left" w:pos="311"/>
-              </w:tabs>
-              <w:spacing w:before="85"/>
-              <w:ind w:hanging="244"/>
-              <w:rPr>
-                <w:sz w:val="18"/>
-              </w:rPr>
-            </w:pPr>
-            <w:r>
-              <w:rPr>
-                <w:sz w:val="18"/>
-              </w:rPr>
-              <w:t>Jabatan</w:t>
-            </w:r>
-            <w:r>
-              <w:rPr>
-                <w:spacing w:val="8"/>
-                <w:sz w:val="18"/>
-              </w:rPr>
-              <w:t xml:space="preserve"> </w:t>
-            </w:r>
-            <w:r>
-              <w:rPr>
-                <w:sz w:val="18"/>
-              </w:rPr>
-              <w:t>/</w:t>
-            </w:r>
-            <w:r>
-              <w:rPr>
-                <w:spacing w:val="10"/>
-                <w:sz w:val="18"/>
-              </w:rPr>
-              <w:t xml:space="preserve"> </w:t>
-            </w:r>
-            <w:r>
-              <w:rPr>
-                <w:spacing w:val="-2"/>
-                <w:sz w:val="18"/>
-              </w:rPr>
-              <w:t>Instansi</w:t>
-            </w:r>
-          </w:p>
-          <w:p>
-            <w:pPr>
-              <w:pStyle w:val="TableParagraph"/>
-              <w:numPr>
-                <w:ilvl w:val="0"/>
-                <w:numId w:val="6"/>
+                <w:numId w:val="7"/>
               </w:numPr>
               <w:tabs>
                 <w:tab w:val="left" w:pos="310"/>
               </w:tabs>
               <w:spacing w:before="91"/>
-              <w:ind w:left="310" w:hanging="243"/>
               <w:rPr>
                 <w:sz w:val="18"/>
               </w:rPr>
@@ -1138,44 +1101,6 @@
                 <w:sz w:val="18"/>
               </w:rPr>
               <w:t xml:space="preserve"> ({{golongan}})</w:t>
-            </w:r>
-          </w:p>
-          <w:p>
-            <w:pPr>
-              <w:pStyle w:val="TableParagraph"/>
-              <w:spacing w:before="85"/>
-              <w:ind w:left="206"/>
-              <w:rPr>
-                <w:sz w:val="18"/>
-              </w:rPr>
-            </w:pPr>
-            <w:r>
-              <w:rPr>
-                <w:spacing w:val="-5"/>
-                <w:sz w:val="18"/>
-              </w:rPr>
-              <w:t>b.</w:t>
-            </w:r>
-            <w:r>
-              <w:rPr>
-                <w:spacing w:val="-5"/>
-                <w:sz w:val="18"/>
-              </w:rPr>
-              <w:t xml:space="preserve"> </w:t>
-            </w:r>
-            <w:r>
-              <w:rPr>
-                <w:spacing w:val="-5"/>
-                <w:sz w:val="18"/>
-              </w:rPr>
-              <w:t xml:space="preserve"> </w:t>
-            </w:r>
-            <w:r>
-              <w:rPr>
-                <w:spacing w:val="-5"/>
-                <w:sz w:val="18"/>
-              </w:rPr>
-              <w:t>{{jabatan}}</w:t>
             </w:r>
           </w:p>
           <w:p>
@@ -3033,10 +2958,153 @@
     </w:p>
     <w:p>
       <w:pPr>
-        <w:pStyle w:val="BodyText"/>
+        <w:pStyle w:val="TeksIsi"/>
         <w:spacing w:before="201" w:line="338" w:lineRule="auto"/>
         <w:ind w:left="7207" w:right="325" w:firstLine="187"/>
       </w:pPr>
+      <w:r>
+        <w:rPr>
+          <w:b w:val="0"/>
+          <w:noProof/>
+          <w:sz w:val="20"/>
+        </w:rPr>
+        <mc:AlternateContent>
+          <mc:Choice Requires="wps">
+            <w:drawing>
+              <wp:anchor distT="0" distB="0" distL="0" distR="0" simplePos="0" relativeHeight="251658240" behindDoc="1" locked="0" layoutInCell="1" allowOverlap="1" wp14:anchorId="73F3E6E1" wp14:editId="149BFF8A">
+                <wp:simplePos x="0" y="0"/>
+                <wp:positionH relativeFrom="page">
+                  <wp:posOffset>4648200</wp:posOffset>
+                </wp:positionH>
+                <wp:positionV relativeFrom="page">
+                  <wp:posOffset>11134090</wp:posOffset>
+                </wp:positionV>
+                <wp:extent cx="2400000" cy="500000"/>
+                <wp:effectExtent l="0" t="0" r="0" b="0"/>
+                <wp:wrapNone/>
+                <wp:docPr id="1" name="Textbox 1"/>
+                <wp:cNvGraphicFramePr>
+                  <a:graphicFrameLocks xmlns:a="http://schemas.openxmlformats.org/drawingml/2006/main"/>
+                </wp:cNvGraphicFramePr>
+                <a:graphic xmlns:a="http://schemas.openxmlformats.org/drawingml/2006/main">
+                  <a:graphicData uri="http://schemas.microsoft.com/office/word/2010/wordprocessingShape">
+                    <wps:wsp>
+                      <wps:cNvSpPr txBox="1">
+                        <a:spLocks/>
+                      </wps:cNvSpPr>
+                      <wps:spPr>
+                        <a:xfrm>
+                          <a:off x="0" y="0"/>
+                          <a:ext cx="2400000" cy="500000"/>
+                        </a:xfrm>
+                        <a:prstGeom prst="rect">
+                          <a:avLst/>
+                        </a:prstGeom>
+                      </wps:spPr>
+                      <wps:txbx>
+                        <w:txbxContent>
+                          <w:p>
+                            <w:pPr>
+                              <w:spacing w:before="16"/>
+                              <w:jc w:val="center"/>
+                              <w:rPr>
+                                <w:sz w:val="18"/>
+                              </w:rPr>
+                            </w:pPr>
+                            <w:r>
+                              <w:rPr>
+                                <w:sz w:val="18"/>
+                              </w:rPr>
+                              <w:t>{{nama_ppk}}</w:t>
+                            </w:r>
+                          </w:p>
+                          <w:p>
+                            <w:pPr>
+                              <w:spacing w:before="95"/>
+                              <w:jc w:val="center"/>
+                              <w:rPr>
+                                <w:sz w:val="18"/>
+                              </w:rPr>
+                            </w:pPr>
+                            <w:r>
+                              <w:rPr>
+                                <w:sz w:val="18"/>
+                              </w:rPr>
+                              <w:t>NIP.</w:t>
+                            </w:r>
+                            <w:r>
+                              <w:rPr>
+                                <w:spacing w:val="11"/>
+                                <w:sz w:val="18"/>
+                              </w:rPr>
+                              <w:t xml:space="preserve"> {{nip_ppk}}</w:t>
+                            </w:r>
+                          </w:p>
+                        </w:txbxContent>
+                      </wps:txbx>
+                      <wps:bodyPr wrap="square" lIns="0" tIns="0" rIns="0" bIns="0" rtlCol="0">
+                        <a:noAutofit/>
+                      </wps:bodyPr>
+                    </wps:wsp>
+                  </a:graphicData>
+                </a:graphic>
+              </wp:anchor>
+            </w:drawing>
+          </mc:Choice>
+          <mc:Fallback>
+            <w:pict>
+              <v:shapetype w14:anchorId="73F3E6E1" id="_x0000_t202" coordsize="21600,21600" o:spt="202" path="m,l,21600r21600,l21600,xe">
+                <v:stroke joinstyle="miter"/>
+                <v:path gradientshapeok="t" o:connecttype="rect"/>
+              </v:shapetype>
+              <v:shape id="Textbox 1" o:spid="_x0000_s1026" type="#_x0000_t202" style="position:absolute;left:0;text-align:left;margin-left:366pt;margin-top:876.7pt;width:189pt;height:39.35pt;z-index:-251658240;visibility:visible;mso-wrap-style:square;mso-wrap-distance-left:0;mso-wrap-distance-top:0;mso-wrap-distance-right:0;mso-wrap-distance-bottom:0;mso-position-horizontal:absolute;mso-position-horizontal-relative:page;mso-position-vertical:absolute;mso-position-vertical-relative:page;v-text-anchor:top" o:gfxdata="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" filled="f" stroked="f">
+                <v:textbox inset="0,0,0,0">
+                  <w:txbxContent>
+                    <w:p>
+                      <w:pPr>
+                        <w:spacing w:before="16"/>
+                        <w:jc w:val="center"/>
+                        <w:rPr>
+                          <w:sz w:val="18"/>
+                        </w:rPr>
+                      </w:pPr>
+                      <w:r>
+                        <w:rPr>
+                          <w:sz w:val="18"/>
+                        </w:rPr>
+                        <w:t>{{nama_ppk}}</w:t>
+                      </w:r>
+                    </w:p>
+                    <w:p>
+                      <w:pPr>
+                        <w:spacing w:before="95"/>
+                        <w:jc w:val="center"/>
+                        <w:rPr>
+                          <w:sz w:val="18"/>
+                        </w:rPr>
+                      </w:pPr>
+                      <w:r>
+                        <w:rPr>
+                          <w:sz w:val="18"/>
+                        </w:rPr>
+                        <w:t>NIP.</w:t>
+                      </w:r>
+                      <w:r>
+                        <w:rPr>
+                          <w:spacing w:val="11"/>
+                          <w:sz w:val="18"/>
+                        </w:rPr>
+                        <w:t xml:space="preserve"> {{nip_ppk}}</w:t>
+                      </w:r>
+                    </w:p>
+                  </w:txbxContent>
+                </v:textbox>
+                <w10:wrap anchorx="page" anchory="page"/>
+              </v:shape>
+            </w:pict>
+          </mc:Fallback>
+        </mc:AlternateContent>
+      </w:r>
       <w:r>
         <w:t>Pejabat Pembuat Komitmen Biro Umum Sekretariat Jenderal</w:t>
       </w:r>
@@ -3045,7 +3113,7 @@
       <w:footerReference w:type="default" r:id="rId7"/>
       <w:type w:val="continuous"/>
       <w:pgSz w:w="12240" w:h="18720"/>
-      <w:pgMar w:top="1340" w:right="1080" w:bottom="1600" w:left="720" w:header="0" w:footer="1415" w:gutter="0"/>
+      <w:pgMar w:top="1340" w:right="1080" w:bottom="10" w:left="720" w:header="0" w:footer="1415" w:gutter="0"/>
       <w:cols w:space="720"/>
     </w:sectPr>
   </w:body>
@@ -3053,7 +3121,7 @@
 </file>
 
 <file path=word/endnotes.xml><?xml version="1.0" encoding="utf-8"?>
-<w:endnotes xmlns:wpc="http://schemas.microsoft.com/office/word/2010/wordprocessingCanvas" xmlns:cx="http://schemas.microsoft.com/office/drawing/2014/chartex" xmlns:cx1="http://schemas.microsoft.com/office/drawing/2015/9/8/chartex" xmlns:cx2="http://schemas.microsoft.com/office/drawing/2015/10/21/chartex" xmlns:cx3="http://schemas.microsoft.com/office/drawing/2016/5/9/chartex" xmlns:cx4="http://schemas.microsoft.com/office/drawing/2016/5/10/chartex" xmlns:cx5="http://schemas.microsoft.com/office/drawing/2016/5/11/chartex" xmlns:cx6="http://schemas.microsoft.com/office/drawing/2016/5/12/chartex" xmlns:cx7="http://schemas.microsoft.com/office/drawing/2016/5/13/chartex" xmlns:cx8="http://schemas.microsoft.com/office/drawing/2016/5/14/chartex" xmlns:mc="http://schemas.openxmlformats.org/markup-compatibility/2006" xmlns:aink="http://schemas.microsoft.com/office/drawing/2016/ink" xmlns:am3d="http://schemas.microsoft.com/office/drawing/2017/model3d" xmlns:o="urn:schemas-microsoft-com:office:office" xmlns:oel="http://schemas.microsoft.com/office/2019/extlst" xmlns:r="http://schemas.openxmlformats.org/officeDocument/2006/relationships" xmlns:m="http://schemas.openxmlformats.org/officeDocument/2006/math" xmlns:v="urn:schemas-microsoft-com:vml" xmlns:wp14="http://schemas.microsoft.com/office/word/2010/wordprocessingDrawing" xmlns:wp="http://schemas.openxmlformats.org/drawingml/2006/wordprocessingDrawing" xmlns:w10="urn:schemas-microsoft-com:office:word" xmlns:w="http://schemas.openxmlformats.org/wordprocessingml/2006/main" xmlns:w14="http://schemas.microsoft.com/office/word/2010/wordml" xmlns:w15="http://schemas.microsoft.com/office/word/2012/wordml" xmlns:w16cex="http://schemas.microsoft.com/office/word/2018/wordml/cex" xmlns:w16cid="http://schemas.microsoft.com/office/word/2016/wordml/cid" xmlns:w16="http://schemas.microsoft.com/office/word/2018/wordml" xmlns:w16du="http://schemas.microsoft.com/office/word/2023/wordml/word16du" xmlns:w16sdtdh="http://schemas.microsoft.com/office/word/2020/wordml/sdtdatahash" xmlns:w16sdtfl="http://schemas.microsoft.com/office/word/2024/wordml/sdtformatlock" xmlns:w16se="http://schemas.microsoft.com/office/word/2015/wordml/symex" xmlns:wpg="http://schemas.microsoft.com/office/word/2010/wordprocessingGroup" xmlns:wpi="http://schemas.microsoft.com/office/word/2010/wordprocessingInk" xmlns:wne="http://schemas.microsoft.com/office/word/2006/wordml" xmlns:wps="http://schemas.microsoft.com/office/word/2010/wordprocessingShape" mc:Ignorable="w14 w15 w16se w16cid w16 w16cex w16sdtdh w16sdtfl w16du wp14">
+<w:endnotes xmlns:wpc="http://schemas.microsoft.com/office/word/2010/wordprocessingCanvas" xmlns:cx="http://schemas.microsoft.com/office/drawing/2014/chartex" xmlns:cx1="http://schemas.microsoft.com/office/drawing/2015/9/8/chartex" xmlns:cx2="http://schemas.microsoft.com/office/drawing/2015/10/21/chartex" xmlns:cx3="http://schemas.microsoft.com/office/drawing/2016/5/9/chartex" xmlns:cx4="http://schemas.microsoft.com/office/drawing/2016/5/10/chartex" xmlns:cx5="http://schemas.microsoft.com/office/drawing/2016/5/11/chartex" xmlns:cx6="http://schemas.microsoft.com/office/drawing/2016/5/12/chartex" xmlns:cx7="http://schemas.microsoft.com/office/drawing/2016/5/13/chartex" xmlns:cx8="http://schemas.microsoft.com/office/drawing/2016/5/14/chartex" xmlns:mc="http://schemas.openxmlformats.org/markup-compatibility/2006" xmlns:aink="http://schemas.microsoft.com/office/drawing/2016/ink" xmlns:am3d="http://schemas.microsoft.com/office/drawing/2017/model3d" xmlns:o="urn:schemas-microsoft-com:office:office" xmlns:r="http://schemas.openxmlformats.org/officeDocument/2006/relationships" xmlns:m="http://schemas.openxmlformats.org/officeDocument/2006/math" xmlns:v="urn:schemas-microsoft-com:vml" xmlns:wp14="http://schemas.microsoft.com/office/word/2010/wordprocessingDrawing" xmlns:wp="http://schemas.openxmlformats.org/drawingml/2006/wordprocessingDrawing" xmlns:w10="urn:schemas-microsoft-com:office:word" xmlns:w="http://schemas.openxmlformats.org/wordprocessingml/2006/main" xmlns:w14="http://schemas.microsoft.com/office/word/2010/wordml" xmlns:w15="http://schemas.microsoft.com/office/word/2012/wordml" xmlns:w16cex="http://schemas.microsoft.com/office/word/2018/wordml/cex" xmlns:w16cid="http://schemas.microsoft.com/office/word/2016/wordml/cid" xmlns:w16="http://schemas.microsoft.com/office/word/2018/wordml" xmlns:w16sdtdh="http://schemas.microsoft.com/office/word/2020/wordml/sdtdatahash" xmlns:w16se="http://schemas.microsoft.com/office/word/2015/wordml/symex" xmlns:wpg="http://schemas.microsoft.com/office/word/2010/wordprocessingGroup" xmlns:wpi="http://schemas.microsoft.com/office/word/2010/wordprocessingInk" xmlns:wne="http://schemas.microsoft.com/office/word/2006/wordml" xmlns:wps="http://schemas.microsoft.com/office/word/2010/wordprocessingShape" mc:Ignorable="w14 w15 w16se w16cid w16 w16cex w16sdtdh wp14">
   <w:endnote w:type="separator" w:id="-1">
     <w:p>
       <w:r>
@@ -3072,179 +3140,22 @@
 </file>
 
 <file path=word/footer1.xml><?xml version="1.0" encoding="utf-8"?>
-<w:ftr xmlns:wpc="http://schemas.microsoft.com/office/word/2010/wordprocessingCanvas" xmlns:cx="http://schemas.microsoft.com/office/drawing/2014/chartex" xmlns:cx1="http://schemas.microsoft.com/office/drawing/2015/9/8/chartex" xmlns:cx2="http://schemas.microsoft.com/office/drawing/2015/10/21/chartex" xmlns:cx3="http://schemas.microsoft.com/office/drawing/2016/5/9/chartex" xmlns:cx4="http://schemas.microsoft.com/office/drawing/2016/5/10/chartex" xmlns:cx5="http://schemas.microsoft.com/office/drawing/2016/5/11/chartex" xmlns:cx6="http://schemas.microsoft.com/office/drawing/2016/5/12/chartex" xmlns:cx7="http://schemas.microsoft.com/office/drawing/2016/5/13/chartex" xmlns:cx8="http://schemas.microsoft.com/office/drawing/2016/5/14/chartex" xmlns:mc="http://schemas.openxmlformats.org/markup-compatibility/2006" xmlns:aink="http://schemas.microsoft.com/office/drawing/2016/ink" xmlns:am3d="http://schemas.microsoft.com/office/drawing/2017/model3d" xmlns:o="urn:schemas-microsoft-com:office:office" xmlns:oel="http://schemas.microsoft.com/office/2019/extlst" xmlns:r="http://schemas.openxmlformats.org/officeDocument/2006/relationships" xmlns:m="http://schemas.openxmlformats.org/officeDocument/2006/math" xmlns:v="urn:schemas-microsoft-com:vml" xmlns:wp14="http://schemas.microsoft.com/office/word/2010/wordprocessingDrawing" xmlns:wp="http://schemas.openxmlformats.org/drawingml/2006/wordprocessingDrawing" xmlns:w10="urn:schemas-microsoft-com:office:word" xmlns:w="http://schemas.openxmlformats.org/wordprocessingml/2006/main" xmlns:w14="http://schemas.microsoft.com/office/word/2010/wordml" xmlns:w15="http://schemas.microsoft.com/office/word/2012/wordml" xmlns:w16cex="http://schemas.microsoft.com/office/word/2018/wordml/cex" xmlns:w16cid="http://schemas.microsoft.com/office/word/2016/wordml/cid" xmlns:w16="http://schemas.microsoft.com/office/word/2018/wordml" xmlns:w16du="http://schemas.microsoft.com/office/word/2023/wordml/word16du" xmlns:w16sdtdh="http://schemas.microsoft.com/office/word/2020/wordml/sdtdatahash" xmlns:w16sdtfl="http://schemas.microsoft.com/office/word/2024/wordml/sdtformatlock" xmlns:w16se="http://schemas.microsoft.com/office/word/2015/wordml/symex" xmlns:wpg="http://schemas.microsoft.com/office/word/2010/wordprocessingGroup" xmlns:wpi="http://schemas.microsoft.com/office/word/2010/wordprocessingInk" xmlns:wne="http://schemas.microsoft.com/office/word/2006/wordml" xmlns:wps="http://schemas.microsoft.com/office/word/2010/wordprocessingShape" mc:Ignorable="w14 w15 w16se w16cid w16 w16cex w16sdtdh w16sdtfl w16du wp14">
+<w:ftr xmlns:wpc="http://schemas.microsoft.com/office/word/2010/wordprocessingCanvas" xmlns:cx="http://schemas.microsoft.com/office/drawing/2014/chartex" xmlns:cx1="http://schemas.microsoft.com/office/drawing/2015/9/8/chartex" xmlns:cx2="http://schemas.microsoft.com/office/drawing/2015/10/21/chartex" xmlns:cx3="http://schemas.microsoft.com/office/drawing/2016/5/9/chartex" xmlns:cx4="http://schemas.microsoft.com/office/drawing/2016/5/10/chartex" xmlns:cx5="http://schemas.microsoft.com/office/drawing/2016/5/11/chartex" xmlns:cx6="http://schemas.microsoft.com/office/drawing/2016/5/12/chartex" xmlns:cx7="http://schemas.microsoft.com/office/drawing/2016/5/13/chartex" xmlns:cx8="http://schemas.microsoft.com/office/drawing/2016/5/14/chartex" xmlns:mc="http://schemas.openxmlformats.org/markup-compatibility/2006" xmlns:aink="http://schemas.microsoft.com/office/drawing/2016/ink" xmlns:am3d="http://schemas.microsoft.com/office/drawing/2017/model3d" xmlns:o="urn:schemas-microsoft-com:office:office" xmlns:r="http://schemas.openxmlformats.org/officeDocument/2006/relationships" xmlns:m="http://schemas.openxmlformats.org/officeDocument/2006/math" xmlns:v="urn:schemas-microsoft-com:vml" xmlns:wp14="http://schemas.microsoft.com/office/word/2010/wordprocessingDrawing" xmlns:wp="http://schemas.openxmlformats.org/drawingml/2006/wordprocessingDrawing" xmlns:w10="urn:schemas-microsoft-com:office:word" xmlns:w="http://schemas.openxmlformats.org/wordprocessingml/2006/main" xmlns:w14="http://schemas.microsoft.com/office/word/2010/wordml" xmlns:w15="http://schemas.microsoft.com/office/word/2012/wordml" xmlns:w16cex="http://schemas.microsoft.com/office/word/2018/wordml/cex" xmlns:w16cid="http://schemas.microsoft.com/office/word/2016/wordml/cid" xmlns:w16="http://schemas.microsoft.com/office/word/2018/wordml" xmlns:w16sdtdh="http://schemas.microsoft.com/office/word/2020/wordml/sdtdatahash" xmlns:w16se="http://schemas.microsoft.com/office/word/2015/wordml/symex" xmlns:wpg="http://schemas.microsoft.com/office/word/2010/wordprocessingGroup" xmlns:wpi="http://schemas.microsoft.com/office/word/2010/wordprocessingInk" xmlns:wne="http://schemas.microsoft.com/office/word/2006/wordml" xmlns:wps="http://schemas.microsoft.com/office/word/2010/wordprocessingShape" mc:Ignorable="w14 w15 w16se w16cid w16 w16cex w16sdtdh wp14">
   <w:p>
     <w:pPr>
-      <w:pStyle w:val="BodyText"/>
+      <w:pStyle w:val="TeksIsi"/>
       <w:spacing w:line="14" w:lineRule="auto"/>
       <w:rPr>
         <w:b w:val="0"/>
         <w:sz w:val="20"/>
       </w:rPr>
     </w:pPr>
-    <w:r>
-      <w:rPr>
-        <w:b w:val="0"/>
-        <w:noProof/>
-        <w:sz w:val="20"/>
-      </w:rPr>
-      <mc:AlternateContent>
-        <mc:Choice Requires="wps">
-          <w:drawing>
-            <wp:anchor distT="0" distB="0" distL="0" distR="0" simplePos="0" relativeHeight="251659264" behindDoc="1" locked="0" layoutInCell="1" allowOverlap="1" wp14:anchorId="3BED9D09" wp14:editId="25AE331E">
-              <wp:simplePos x="0" y="0"/>
-              <wp:positionH relativeFrom="page">
-                <wp:posOffset>4740000</wp:posOffset>
-              </wp:positionH>
-              <wp:positionV relativeFrom="page">
-                <wp:posOffset>11198847</wp:posOffset>
-              </wp:positionV>
-              <wp:extent cx="2400000" cy="500000"/>
-              <wp:effectExtent l="0" t="0" r="0" b="0"/>
-              <wp:wrapNone/>
-              <wp:docPr id="1" name="Textbox 1"/>
-              <wp:cNvGraphicFramePr>
-                <a:graphicFrameLocks xmlns:a="http://schemas.openxmlformats.org/drawingml/2006/main"/>
-              </wp:cNvGraphicFramePr>
-              <a:graphic xmlns:a="http://schemas.openxmlformats.org/drawingml/2006/main">
-                <a:graphicData uri="http://schemas.microsoft.com/office/word/2010/wordprocessingShape">
-                  <wps:wsp>
-                    <wps:cNvSpPr txBox="1">
-                      <a:spLocks/>
-                    </wps:cNvSpPr>
-                    <wps:spPr>
-                      <a:xfrm>
-                        <a:off x="0" y="0"/>
-                        <a:ext cx="2400000" cy="500000"/>
-                      </a:xfrm>
-                      <a:prstGeom prst="rect">
-                        <a:avLst/>
-                      </a:prstGeom>
-                    </wps:spPr>
-                    <wps:txbx>
-                      <w:txbxContent>
-                        <w:p>
-                          <w:pPr>
-                            <w:spacing w:before="16"/>
-                            <w:jc w:val="center"/>
-                            <w:rPr>
-                              <w:sz w:val="18"/>
-                            </w:rPr>
-                          </w:pPr>
-                          <w:r>
-                            <w:rPr>
-                              <w:sz w:val="18"/>
-                            </w:rPr>
-                            <w:t>{{nama_ppk}}</w:t>
-                          </w:r>
-                        </w:p>
-                        <w:p>
-                          <w:pPr>
-                            <w:spacing w:before="95"/>
-                            <w:jc w:val="center"/>
-                            <w:rPr>
-                              <w:sz w:val="18"/>
-                            </w:rPr>
-                          </w:pPr>
-                          <w:r>
-                            <w:rPr>
-                              <w:sz w:val="18"/>
-                            </w:rPr>
-                            <w:t>NIP.</w:t>
-                          </w:r>
-                          <w:r>
-                            <w:rPr>
-                              <w:spacing w:val="11"/>
-                              <w:sz w:val="18"/>
-                            </w:rPr>
-                            <w:t xml:space="preserve"> </w:t>
-                          </w:r>
-                          <w:r>
-                            <w:rPr>
-                              <w:spacing w:val="11"/>
-                              <w:sz w:val="18"/>
-                            </w:rPr>
-                            <w:t>{{nip_ppk}}</w:t>
-                          </w:r>
-                        </w:p>
-                      </w:txbxContent>
-                    </wps:txbx>
-                    <wps:bodyPr wrap="square" lIns="0" tIns="0" rIns="0" bIns="0" rtlCol="0">
-                      <a:noAutofit/>
-                    </wps:bodyPr>
-                  </wps:wsp>
-                </a:graphicData>
-              </a:graphic>
-            </wp:anchor>
-          </w:drawing>
-        </mc:Choice>
-        <mc:Fallback>
-          <w:pict>
-            <v:shapetype w14:anchorId="3BED9D09" id="_x0000_t202" coordsize="21600,21600" o:spt="202" path="m,l,21600r21600,l21600,xe">
-              <v:stroke joinstyle="miter"/>
-              <v:path gradientshapeok="t" o:connecttype="rect"/>
-            </v:shapetype>
-            <v:shape id="Textbox 1" o:spid="_x0000_s1026" type="#_x0000_t202" style="position:absolute;margin-left:373.25pt;margin-top:881.8pt;width:189pt;height:39.35pt;z-index:-251657216;visibility:visible;mso-wrap-style:square;mso-wrap-distance-left:0;mso-wrap-distance-top:0;mso-wrap-distance-right:0;mso-wrap-distance-bottom:0;mso-position-horizontal:absolute;mso-position-horizontal-relative:page;mso-position-vertical:absolute;mso-position-vertical-relative:page;v-text-anchor:top" o:gfxdata="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" filled="f" stroked="f">
-              <v:textbox inset="0,0,0,0">
-                <w:txbxContent>
-                  <w:p>
-                    <w:pPr>
-                      <w:spacing w:before="16"/>
-                      <w:jc w:val="center"/>
-                      <w:rPr>
-                        <w:sz w:val="18"/>
-                      </w:rPr>
-                    </w:pPr>
-                    <w:r>
-                      <w:rPr>
-                        <w:sz w:val="18"/>
-                      </w:rPr>
-                      <w:t>{{nama_ppk}}</w:t>
-                    </w:r>
-                  </w:p>
-                  <w:p>
-                    <w:pPr>
-                      <w:spacing w:before="95"/>
-                      <w:jc w:val="center"/>
-                      <w:rPr>
-                        <w:sz w:val="18"/>
-                      </w:rPr>
-                    </w:pPr>
-                    <w:r>
-                      <w:rPr>
-                        <w:sz w:val="18"/>
-                      </w:rPr>
-                      <w:t>NIP.</w:t>
-                    </w:r>
-                    <w:r>
-                      <w:rPr>
-                        <w:spacing w:val="11"/>
-                        <w:sz w:val="18"/>
-                      </w:rPr>
-                      <w:t xml:space="preserve"> </w:t>
-                    </w:r>
-                    <w:r>
-                      <w:rPr>
-                        <w:spacing w:val="11"/>
-                        <w:sz w:val="18"/>
-                      </w:rPr>
-                      <w:t>{{nip_ppk}}</w:t>
-                    </w:r>
-                  </w:p>
-                </w:txbxContent>
-              </v:textbox>
-              <w10:wrap anchorx="page" anchory="page"/>
-            </v:shape>
-          </w:pict>
-        </mc:Fallback>
-      </mc:AlternateContent>
-    </w:r>
   </w:p>
 </w:ftr>
 </file>
 
 <file path=word/footnotes.xml><?xml version="1.0" encoding="utf-8"?>
-<w:footnotes xmlns:wpc="http://schemas.microsoft.com/office/word/2010/wordprocessingCanvas" xmlns:cx="http://schemas.microsoft.com/office/drawing/2014/chartex" xmlns:cx1="http://schemas.microsoft.com/office/drawing/2015/9/8/chartex" xmlns:cx2="http://schemas.microsoft.com/office/drawing/2015/10/21/chartex" xmlns:cx3="http://schemas.microsoft.com/office/drawing/2016/5/9/chartex" xmlns:cx4="http://schemas.microsoft.com/office/drawing/2016/5/10/chartex" xmlns:cx5="http://schemas.microsoft.com/office/drawing/2016/5/11/chartex" xmlns:cx6="http://schemas.microsoft.com/office/drawing/2016/5/12/chartex" xmlns:cx7="http://schemas.microsoft.com/office/drawing/2016/5/13/chartex" xmlns:cx8="http://schemas.microsoft.com/office/drawing/2016/5/14/chartex" xmlns:mc="http://schemas.openxmlformats.org/markup-compatibility/2006" xmlns:aink="http://schemas.microsoft.com/office/drawing/2016/ink" xmlns:am3d="http://schemas.microsoft.com/office/drawing/2017/model3d" xmlns:o="urn:schemas-microsoft-com:office:office" xmlns:oel="http://schemas.microsoft.com/office/2019/extlst" xmlns:r="http://schemas.openxmlformats.org/officeDocument/2006/relationships" xmlns:m="http://schemas.openxmlformats.org/officeDocument/2006/math" xmlns:v="urn:schemas-microsoft-com:vml" xmlns:wp14="http://schemas.microsoft.com/office/word/2010/wordprocessingDrawing" xmlns:wp="http://schemas.openxmlformats.org/drawingml/2006/wordprocessingDrawing" xmlns:w10="urn:schemas-microsoft-com:office:word" xmlns:w="http://schemas.openxmlformats.org/wordprocessingml/2006/main" xmlns:w14="http://schemas.microsoft.com/office/word/2010/wordml" xmlns:w15="http://schemas.microsoft.com/office/word/2012/wordml" xmlns:w16cex="http://schemas.microsoft.com/office/word/2018/wordml/cex" xmlns:w16cid="http://schemas.microsoft.com/office/word/2016/wordml/cid" xmlns:w16="http://schemas.microsoft.com/office/word/2018/wordml" xmlns:w16du="http://schemas.microsoft.com/office/word/2023/wordml/word16du" xmlns:w16sdtdh="http://schemas.microsoft.com/office/word/2020/wordml/sdtdatahash" xmlns:w16sdtfl="http://schemas.microsoft.com/office/word/2024/wordml/sdtformatlock" xmlns:w16se="http://schemas.microsoft.com/office/word/2015/wordml/symex" xmlns:wpg="http://schemas.microsoft.com/office/word/2010/wordprocessingGroup" xmlns:wpi="http://schemas.microsoft.com/office/word/2010/wordprocessingInk" xmlns:wne="http://schemas.microsoft.com/office/word/2006/wordml" xmlns:wps="http://schemas.microsoft.com/office/word/2010/wordprocessingShape" mc:Ignorable="w14 w15 w16se w16cid w16 w16cex w16sdtdh w16sdtfl w16du wp14">
+<w:footnotes xmlns:wpc="http://schemas.microsoft.com/office/word/2010/wordprocessingCanvas" xmlns:cx="http://schemas.microsoft.com/office/drawing/2014/chartex" xmlns:cx1="http://schemas.microsoft.com/office/drawing/2015/9/8/chartex" xmlns:cx2="http://schemas.microsoft.com/office/drawing/2015/10/21/chartex" xmlns:cx3="http://schemas.microsoft.com/office/drawing/2016/5/9/chartex" xmlns:cx4="http://schemas.microsoft.com/office/drawing/2016/5/10/chartex" xmlns:cx5="http://schemas.microsoft.com/office/drawing/2016/5/11/chartex" xmlns:cx6="http://schemas.microsoft.com/office/drawing/2016/5/12/chartex" xmlns:cx7="http://schemas.microsoft.com/office/drawing/2016/5/13/chartex" xmlns:cx8="http://schemas.microsoft.com/office/drawing/2016/5/14/chartex" xmlns:mc="http://schemas.openxmlformats.org/markup-compatibility/2006" xmlns:aink="http://schemas.microsoft.com/office/drawing/2016/ink" xmlns:am3d="http://schemas.microsoft.com/office/drawing/2017/model3d" xmlns:o="urn:schemas-microsoft-com:office:office" xmlns:r="http://schemas.openxmlformats.org/officeDocument/2006/relationships" xmlns:m="http://schemas.openxmlformats.org/officeDocument/2006/math" xmlns:v="urn:schemas-microsoft-com:vml" xmlns:wp14="http://schemas.microsoft.com/office/word/2010/wordprocessingDrawing" xmlns:wp="http://schemas.openxmlformats.org/drawingml/2006/wordprocessingDrawing" xmlns:w10="urn:schemas-microsoft-com:office:word" xmlns:w="http://schemas.openxmlformats.org/wordprocessingml/2006/main" xmlns:w14="http://schemas.microsoft.com/office/word/2010/wordml" xmlns:w15="http://schemas.microsoft.com/office/word/2012/wordml" xmlns:w16cex="http://schemas.microsoft.com/office/word/2018/wordml/cex" xmlns:w16cid="http://schemas.microsoft.com/office/word/2016/wordml/cid" xmlns:w16="http://schemas.microsoft.com/office/word/2018/wordml" xmlns:w16sdtdh="http://schemas.microsoft.com/office/word/2020/wordml/sdtdatahash" xmlns:w16se="http://schemas.microsoft.com/office/word/2015/wordml/symex" xmlns:wpg="http://schemas.microsoft.com/office/word/2010/wordprocessingGroup" xmlns:wpi="http://schemas.microsoft.com/office/word/2010/wordprocessingInk" xmlns:wne="http://schemas.microsoft.com/office/word/2006/wordml" xmlns:wps="http://schemas.microsoft.com/office/word/2010/wordprocessingShape" mc:Ignorable="w14 w15 w16se w16cid w16 w16cex w16sdtdh wp14">
   <w:footnote w:type="separator" w:id="-1">
     <w:p>
       <w:r>
@@ -3263,8 +3174,97 @@
 </file>
 
 <file path=word/numbering.xml><?xml version="1.0" encoding="utf-8"?>
-<w:numbering xmlns:wpc="http://schemas.microsoft.com/office/word/2010/wordprocessingCanvas" xmlns:cx="http://schemas.microsoft.com/office/drawing/2014/chartex" xmlns:cx1="http://schemas.microsoft.com/office/drawing/2015/9/8/chartex" xmlns:cx2="http://schemas.microsoft.com/office/drawing/2015/10/21/chartex" xmlns:cx3="http://schemas.microsoft.com/office/drawing/2016/5/9/chartex" xmlns:cx4="http://schemas.microsoft.com/office/drawing/2016/5/10/chartex" xmlns:cx5="http://schemas.microsoft.com/office/drawing/2016/5/11/chartex" xmlns:cx6="http://schemas.microsoft.com/office/drawing/2016/5/12/chartex" xmlns:cx7="http://schemas.microsoft.com/office/drawing/2016/5/13/chartex" xmlns:cx8="http://schemas.microsoft.com/office/drawing/2016/5/14/chartex" xmlns:mc="http://schemas.openxmlformats.org/markup-compatibility/2006" xmlns:aink="http://schemas.microsoft.com/office/drawing/2016/ink" xmlns:am3d="http://schemas.microsoft.com/office/drawing/2017/model3d" xmlns:o="urn:schemas-microsoft-com:office:office" xmlns:oel="http://schemas.microsoft.com/office/2019/extlst" xmlns:r="http://schemas.openxmlformats.org/officeDocument/2006/relationships" xmlns:m="http://schemas.openxmlformats.org/officeDocument/2006/math" xmlns:v="urn:schemas-microsoft-com:vml" xmlns:wp14="http://schemas.microsoft.com/office/word/2010/wordprocessingDrawing" xmlns:wp="http://schemas.openxmlformats.org/drawingml/2006/wordprocessingDrawing" xmlns:w10="urn:schemas-microsoft-com:office:word" xmlns:w="http://schemas.openxmlformats.org/wordprocessingml/2006/main" xmlns:w14="http://schemas.microsoft.com/office/word/2010/wordml" xmlns:w15="http://schemas.microsoft.com/office/word/2012/wordml" xmlns:w16cex="http://schemas.microsoft.com/office/word/2018/wordml/cex" xmlns:w16cid="http://schemas.microsoft.com/office/word/2016/wordml/cid" xmlns:w16="http://schemas.microsoft.com/office/word/2018/wordml" xmlns:w16du="http://schemas.microsoft.com/office/word/2023/wordml/word16du" xmlns:w16sdtdh="http://schemas.microsoft.com/office/word/2020/wordml/sdtdatahash" xmlns:w16sdtfl="http://schemas.microsoft.com/office/word/2024/wordml/sdtformatlock" xmlns:w16se="http://schemas.microsoft.com/office/word/2015/wordml/symex" xmlns:wpg="http://schemas.microsoft.com/office/word/2010/wordprocessingGroup" xmlns:wpi="http://schemas.microsoft.com/office/word/2010/wordprocessingInk" xmlns:wne="http://schemas.microsoft.com/office/word/2006/wordml" xmlns:wps="http://schemas.microsoft.com/office/word/2010/wordprocessingShape" mc:Ignorable="w14 w15 w16se w16cid w16 w16cex w16sdtdh w16sdtfl w16du wp14">
+<w:numbering xmlns:wpc="http://schemas.microsoft.com/office/word/2010/wordprocessingCanvas" xmlns:cx="http://schemas.microsoft.com/office/drawing/2014/chartex" xmlns:cx1="http://schemas.microsoft.com/office/drawing/2015/9/8/chartex" xmlns:cx2="http://schemas.microsoft.com/office/drawing/2015/10/21/chartex" xmlns:cx3="http://schemas.microsoft.com/office/drawing/2016/5/9/chartex" xmlns:cx4="http://schemas.microsoft.com/office/drawing/2016/5/10/chartex" xmlns:cx5="http://schemas.microsoft.com/office/drawing/2016/5/11/chartex" xmlns:cx6="http://schemas.microsoft.com/office/drawing/2016/5/12/chartex" xmlns:cx7="http://schemas.microsoft.com/office/drawing/2016/5/13/chartex" xmlns:cx8="http://schemas.microsoft.com/office/drawing/2016/5/14/chartex" xmlns:mc="http://schemas.openxmlformats.org/markup-compatibility/2006" xmlns:aink="http://schemas.microsoft.com/office/drawing/2016/ink" xmlns:am3d="http://schemas.microsoft.com/office/drawing/2017/model3d" xmlns:o="urn:schemas-microsoft-com:office:office" xmlns:r="http://schemas.openxmlformats.org/officeDocument/2006/relationships" xmlns:m="http://schemas.openxmlformats.org/officeDocument/2006/math" xmlns:v="urn:schemas-microsoft-com:vml" xmlns:wp14="http://schemas.microsoft.com/office/word/2010/wordprocessingDrawing" xmlns:wp="http://schemas.openxmlformats.org/drawingml/2006/wordprocessingDrawing" xmlns:w10="urn:schemas-microsoft-com:office:word" xmlns:w="http://schemas.openxmlformats.org/wordprocessingml/2006/main" xmlns:w14="http://schemas.microsoft.com/office/word/2010/wordml" xmlns:w15="http://schemas.microsoft.com/office/word/2012/wordml" xmlns:w16cex="http://schemas.microsoft.com/office/word/2018/wordml/cex" xmlns:w16cid="http://schemas.microsoft.com/office/word/2016/wordml/cid" xmlns:w16="http://schemas.microsoft.com/office/word/2018/wordml" xmlns:w16sdtdh="http://schemas.microsoft.com/office/word/2020/wordml/sdtdatahash" xmlns:w16se="http://schemas.microsoft.com/office/word/2015/wordml/symex" xmlns:wpg="http://schemas.microsoft.com/office/word/2010/wordprocessingGroup" xmlns:wpi="http://schemas.microsoft.com/office/word/2010/wordprocessingInk" xmlns:wne="http://schemas.microsoft.com/office/word/2006/wordml" xmlns:wps="http://schemas.microsoft.com/office/word/2010/wordprocessingShape" mc:Ignorable="w14 w15 w16se w16cid w16 w16cex w16sdtdh wp14">
   <w:abstractNum w:abstractNumId="0" w15:restartNumberingAfterBreak="0">
+    <w:nsid w:val="19EF28AB"/>
+    <w:multiLevelType w:val="hybridMultilevel"/>
+    <w:tmpl w:val="301E41CE"/>
+    <w:lvl w:ilvl="0" w:tplc="91FCDDC4">
+      <w:start w:val="3"/>
+      <w:numFmt w:val="lowerLetter"/>
+      <w:lvlText w:val="%1."/>
+      <w:lvlJc w:val="left"/>
+      <w:pPr>
+        <w:ind w:left="426" w:hanging="360"/>
+      </w:pPr>
+      <w:rPr>
+        <w:rFonts w:hint="default"/>
+      </w:rPr>
+    </w:lvl>
+    <w:lvl w:ilvl="1" w:tplc="38090019" w:tentative="1">
+      <w:start w:val="1"/>
+      <w:numFmt w:val="lowerLetter"/>
+      <w:lvlText w:val="%2."/>
+      <w:lvlJc w:val="left"/>
+      <w:pPr>
+        <w:ind w:left="1146" w:hanging="360"/>
+      </w:pPr>
+    </w:lvl>
+    <w:lvl w:ilvl="2" w:tplc="3809001B" w:tentative="1">
+      <w:start w:val="1"/>
+      <w:numFmt w:val="lowerRoman"/>
+      <w:lvlText w:val="%3."/>
+      <w:lvlJc w:val="right"/>
+      <w:pPr>
+        <w:ind w:left="1866" w:hanging="180"/>
+      </w:pPr>
+    </w:lvl>
+    <w:lvl w:ilvl="3" w:tplc="3809000F" w:tentative="1">
+      <w:start w:val="1"/>
+      <w:numFmt w:val="decimal"/>
+      <w:lvlText w:val="%4."/>
+      <w:lvlJc w:val="left"/>
+      <w:pPr>
+        <w:ind w:left="2586" w:hanging="360"/>
+      </w:pPr>
+    </w:lvl>
+    <w:lvl w:ilvl="4" w:tplc="38090019" w:tentative="1">
+      <w:start w:val="1"/>
+      <w:numFmt w:val="lowerLetter"/>
+      <w:lvlText w:val="%5."/>
+      <w:lvlJc w:val="left"/>
+      <w:pPr>
+        <w:ind w:left="3306" w:hanging="360"/>
+      </w:pPr>
+    </w:lvl>
+    <w:lvl w:ilvl="5" w:tplc="3809001B" w:tentative="1">
+      <w:start w:val="1"/>
+      <w:numFmt w:val="lowerRoman"/>
+      <w:lvlText w:val="%6."/>
+      <w:lvlJc w:val="right"/>
+      <w:pPr>
+        <w:ind w:left="4026" w:hanging="180"/>
+      </w:pPr>
+    </w:lvl>
+    <w:lvl w:ilvl="6" w:tplc="3809000F" w:tentative="1">
+      <w:start w:val="1"/>
+      <w:numFmt w:val="decimal"/>
+      <w:lvlText w:val="%7."/>
+      <w:lvlJc w:val="left"/>
+      <w:pPr>
+        <w:ind w:left="4746" w:hanging="360"/>
+      </w:pPr>
+    </w:lvl>
+    <w:lvl w:ilvl="7" w:tplc="38090019" w:tentative="1">
+      <w:start w:val="1"/>
+      <w:numFmt w:val="lowerLetter"/>
+      <w:lvlText w:val="%8."/>
+      <w:lvlJc w:val="left"/>
+      <w:pPr>
+        <w:ind w:left="5466" w:hanging="360"/>
+      </w:pPr>
+    </w:lvl>
+    <w:lvl w:ilvl="8" w:tplc="3809001B" w:tentative="1">
+      <w:start w:val="1"/>
+      <w:numFmt w:val="lowerRoman"/>
+      <w:lvlText w:val="%9."/>
+      <w:lvlJc w:val="right"/>
+      <w:pPr>
+        <w:ind w:left="6186" w:hanging="180"/>
+      </w:pPr>
+    </w:lvl>
+  </w:abstractNum>
+  <w:abstractNum w:abstractNumId="1" w15:restartNumberingAfterBreak="0">
     <w:nsid w:val="3CF07CFE"/>
     <w:multiLevelType w:val="hybridMultilevel"/>
     <w:tmpl w:val="E542B90C"/>
@@ -3386,7 +3386,7 @@
       </w:rPr>
     </w:lvl>
   </w:abstractNum>
-  <w:abstractNum w:abstractNumId="1" w15:restartNumberingAfterBreak="0">
+  <w:abstractNum w:abstractNumId="2" w15:restartNumberingAfterBreak="0">
     <w:nsid w:val="40CE680A"/>
     <w:multiLevelType w:val="hybridMultilevel"/>
     <w:tmpl w:val="4510F822"/>
@@ -3508,7 +3508,7 @@
       </w:rPr>
     </w:lvl>
   </w:abstractNum>
-  <w:abstractNum w:abstractNumId="2" w15:restartNumberingAfterBreak="0">
+  <w:abstractNum w:abstractNumId="3" w15:restartNumberingAfterBreak="0">
     <w:nsid w:val="55FD0054"/>
     <w:multiLevelType w:val="hybridMultilevel"/>
     <w:tmpl w:val="7BFE3F0A"/>
@@ -3630,7 +3630,7 @@
       </w:rPr>
     </w:lvl>
   </w:abstractNum>
-  <w:abstractNum w:abstractNumId="3" w15:restartNumberingAfterBreak="0">
+  <w:abstractNum w:abstractNumId="4" w15:restartNumberingAfterBreak="0">
     <w:nsid w:val="596E165B"/>
     <w:multiLevelType w:val="hybridMultilevel"/>
     <w:tmpl w:val="93127D40"/>
@@ -3752,7 +3752,7 @@
       </w:rPr>
     </w:lvl>
   </w:abstractNum>
-  <w:abstractNum w:abstractNumId="4" w15:restartNumberingAfterBreak="0">
+  <w:abstractNum w:abstractNumId="5" w15:restartNumberingAfterBreak="0">
     <w:nsid w:val="5AEE2AEC"/>
     <w:multiLevelType w:val="hybridMultilevel"/>
     <w:tmpl w:val="AFF01E4C"/>
@@ -3874,7 +3874,7 @@
       </w:rPr>
     </w:lvl>
   </w:abstractNum>
-  <w:abstractNum w:abstractNumId="5" w15:restartNumberingAfterBreak="0">
+  <w:abstractNum w:abstractNumId="6" w15:restartNumberingAfterBreak="0">
     <w:nsid w:val="5D8E6863"/>
     <w:multiLevelType w:val="hybridMultilevel"/>
     <w:tmpl w:val="BD42FBF2"/>
@@ -3996,29 +3996,32 @@
       </w:rPr>
     </w:lvl>
   </w:abstractNum>
-  <w:num w:numId="1" w16cid:durableId="878979724">
+  <w:num w:numId="1">
+    <w:abstractNumId w:val="3"/>
+  </w:num>
+  <w:num w:numId="2">
     <w:abstractNumId w:val="2"/>
   </w:num>
-  <w:num w:numId="2" w16cid:durableId="1112743563">
+  <w:num w:numId="3">
+    <w:abstractNumId w:val="4"/>
+  </w:num>
+  <w:num w:numId="4">
+    <w:abstractNumId w:val="5"/>
+  </w:num>
+  <w:num w:numId="5">
     <w:abstractNumId w:val="1"/>
   </w:num>
-  <w:num w:numId="3" w16cid:durableId="1289163149">
-    <w:abstractNumId w:val="3"/>
+  <w:num w:numId="6">
+    <w:abstractNumId w:val="6"/>
   </w:num>
-  <w:num w:numId="4" w16cid:durableId="343748203">
-    <w:abstractNumId w:val="4"/>
-  </w:num>
-  <w:num w:numId="5" w16cid:durableId="1259102157">
+  <w:num w:numId="7">
     <w:abstractNumId w:val="0"/>
-  </w:num>
-  <w:num w:numId="6" w16cid:durableId="1575629680">
-    <w:abstractNumId w:val="5"/>
   </w:num>
 </w:numbering>
 </file>
 
 <file path=word/styles.xml><?xml version="1.0" encoding="utf-8"?>
-<w:styles xmlns:mc="http://schemas.openxmlformats.org/markup-compatibility/2006" xmlns:r="http://schemas.openxmlformats.org/officeDocument/2006/relationships" xmlns:w="http://schemas.openxmlformats.org/wordprocessingml/2006/main" xmlns:w14="http://schemas.microsoft.com/office/word/2010/wordml" xmlns:w15="http://schemas.microsoft.com/office/word/2012/wordml" xmlns:w16cex="http://schemas.microsoft.com/office/word/2018/wordml/cex" xmlns:w16cid="http://schemas.microsoft.com/office/word/2016/wordml/cid" xmlns:w16="http://schemas.microsoft.com/office/word/2018/wordml" xmlns:w16du="http://schemas.microsoft.com/office/word/2023/wordml/word16du" xmlns:w16sdtdh="http://schemas.microsoft.com/office/word/2020/wordml/sdtdatahash" xmlns:w16sdtfl="http://schemas.microsoft.com/office/word/2024/wordml/sdtformatlock" xmlns:w16se="http://schemas.microsoft.com/office/word/2015/wordml/symex" mc:Ignorable="w14 w15 w16se w16cid w16 w16cex w16sdtdh w16sdtfl w16du">
+<w:styles xmlns:mc="http://schemas.openxmlformats.org/markup-compatibility/2006" xmlns:r="http://schemas.openxmlformats.org/officeDocument/2006/relationships" xmlns:w="http://schemas.openxmlformats.org/wordprocessingml/2006/main" xmlns:w14="http://schemas.microsoft.com/office/word/2010/wordml" xmlns:w15="http://schemas.microsoft.com/office/word/2012/wordml" xmlns:w16cex="http://schemas.microsoft.com/office/word/2018/wordml/cex" xmlns:w16cid="http://schemas.microsoft.com/office/word/2016/wordml/cid" xmlns:w16="http://schemas.microsoft.com/office/word/2018/wordml" xmlns:w16sdtdh="http://schemas.microsoft.com/office/word/2020/wordml/sdtdatahash" xmlns:w16se="http://schemas.microsoft.com/office/word/2015/wordml/symex" mc:Ignorable="w14 w15 w16se w16cid w16 w16cex w16sdtdh">
   <w:docDefaults>
     <w:rPrDefault>
       <w:rPr>
@@ -4422,13 +4425,13 @@
       <w:lang w:val="ms"/>
     </w:rPr>
   </w:style>
-  <w:style w:type="character" w:default="1" w:styleId="DefaultParagraphFont">
+  <w:style w:type="character" w:default="1" w:styleId="FontParagrafDefault">
     <w:name w:val="Default Paragraph Font"/>
     <w:uiPriority w:val="1"/>
     <w:semiHidden/>
     <w:unhideWhenUsed/>
   </w:style>
-  <w:style w:type="table" w:default="1" w:styleId="TableNormal">
+  <w:style w:type="table" w:default="1" w:styleId="TabelNormal">
     <w:name w:val="Normal Table"/>
     <w:uiPriority w:val="99"/>
     <w:semiHidden/>
@@ -4443,13 +4446,13 @@
       </w:tblCellMar>
     </w:tblPr>
   </w:style>
-  <w:style w:type="numbering" w:default="1" w:styleId="NoList">
+  <w:style w:type="numbering" w:default="1" w:styleId="TidakAdaDaftar">
     <w:name w:val="No List"/>
     <w:uiPriority w:val="99"/>
     <w:semiHidden/>
     <w:unhideWhenUsed/>
   </w:style>
-  <w:style w:type="paragraph" w:styleId="BodyText">
+  <w:style w:type="paragraph" w:styleId="TeksIsi">
     <w:name w:val="Body Text"/>
     <w:basedOn w:val="Normal"/>
     <w:uiPriority w:val="1"/>
@@ -4462,7 +4465,7 @@
       <w:szCs w:val="18"/>
     </w:rPr>
   </w:style>
-  <w:style w:type="paragraph" w:styleId="ListParagraph">
+  <w:style w:type="paragraph" w:styleId="DaftarParagraf">
     <w:name w:val="List Paragraph"/>
     <w:basedOn w:val="Normal"/>
     <w:uiPriority w:val="1"/>
@@ -4477,7 +4480,7 @@
   <w:style w:type="paragraph" w:styleId="Header">
     <w:name w:val="header"/>
     <w:basedOn w:val="Normal"/>
-    <w:link w:val="HeaderChar"/>
+    <w:link w:val="HeaderKAR"/>
     <w:uiPriority w:val="99"/>
     <w:unhideWhenUsed/>
     <w:rsid w:val="001643BC"/>
@@ -4488,9 +4491,9 @@
       </w:tabs>
     </w:pPr>
   </w:style>
-  <w:style w:type="character" w:customStyle="1" w:styleId="HeaderChar">
-    <w:name w:val="Header Char"/>
-    <w:basedOn w:val="DefaultParagraphFont"/>
+  <w:style w:type="character" w:customStyle="1" w:styleId="HeaderKAR">
+    <w:name w:val="Header KAR"/>
+    <w:basedOn w:val="FontParagrafDefault"/>
     <w:link w:val="Header"/>
     <w:uiPriority w:val="99"/>
     <w:rsid w:val="001643BC"/>
@@ -4502,7 +4505,7 @@
   <w:style w:type="paragraph" w:styleId="Footer">
     <w:name w:val="footer"/>
     <w:basedOn w:val="Normal"/>
-    <w:link w:val="FooterChar"/>
+    <w:link w:val="FooterKAR"/>
     <w:uiPriority w:val="99"/>
     <w:unhideWhenUsed/>
     <w:rsid w:val="001643BC"/>
@@ -4513,9 +4516,9 @@
       </w:tabs>
     </w:pPr>
   </w:style>
-  <w:style w:type="character" w:customStyle="1" w:styleId="FooterChar">
-    <w:name w:val="Footer Char"/>
-    <w:basedOn w:val="DefaultParagraphFont"/>
+  <w:style w:type="character" w:customStyle="1" w:styleId="FooterKAR">
+    <w:name w:val="Footer KAR"/>
+    <w:basedOn w:val="FontParagrafDefault"/>
     <w:link w:val="Footer"/>
     <w:uiPriority w:val="99"/>
     <w:rsid w:val="001643BC"/>
@@ -4524,9 +4527,9 @@
       <w:lang w:val="ms"/>
     </w:rPr>
   </w:style>
-  <w:style w:type="table" w:styleId="TableGrid">
+  <w:style w:type="table" w:styleId="KisiTabel">
     <w:name w:val="Table Grid"/>
-    <w:basedOn w:val="TableNormal"/>
+    <w:basedOn w:val="TabelNormal"/>
     <w:uiPriority w:val="39"/>
     <w:rsid w:val="00817182"/>
     <w:tblPr>

--- a/backend/templates/Berkas Luar Kota - SPD.docx
+++ b/backend/templates/Berkas Luar Kota - SPD.docx
@@ -1,10 +1,10 @@
 
 <file path=word/document.xml><?xml version="1.0" encoding="utf-8"?>
-<w:document xmlns:wpc="http://schemas.microsoft.com/office/word/2010/wordprocessingCanvas" xmlns:cx="http://schemas.microsoft.com/office/drawing/2014/chartex" xmlns:cx1="http://schemas.microsoft.com/office/drawing/2015/9/8/chartex" xmlns:cx2="http://schemas.microsoft.com/office/drawing/2015/10/21/chartex" xmlns:cx3="http://schemas.microsoft.com/office/drawing/2016/5/9/chartex" xmlns:cx4="http://schemas.microsoft.com/office/drawing/2016/5/10/chartex" xmlns:cx5="http://schemas.microsoft.com/office/drawing/2016/5/11/chartex" xmlns:cx6="http://schemas.microsoft.com/office/drawing/2016/5/12/chartex" xmlns:cx7="http://schemas.microsoft.com/office/drawing/2016/5/13/chartex" xmlns:cx8="http://schemas.microsoft.com/office/drawing/2016/5/14/chartex" xmlns:mc="http://schemas.openxmlformats.org/markup-compatibility/2006" xmlns:aink="http://schemas.microsoft.com/office/drawing/2016/ink" xmlns:am3d="http://schemas.microsoft.com/office/drawing/2017/model3d" xmlns:o="urn:schemas-microsoft-com:office:office" xmlns:r="http://schemas.openxmlformats.org/officeDocument/2006/relationships" xmlns:m="http://schemas.openxmlformats.org/officeDocument/2006/math" xmlns:v="urn:schemas-microsoft-com:vml" xmlns:wp14="http://schemas.microsoft.com/office/word/2010/wordprocessingDrawing" xmlns:wp="http://schemas.openxmlformats.org/drawingml/2006/wordprocessingDrawing" xmlns:w10="urn:schemas-microsoft-com:office:word" xmlns:w="http://schemas.openxmlformats.org/wordprocessingml/2006/main" xmlns:w14="http://schemas.microsoft.com/office/word/2010/wordml" xmlns:w15="http://schemas.microsoft.com/office/word/2012/wordml" xmlns:w16cex="http://schemas.microsoft.com/office/word/2018/wordml/cex" xmlns:w16cid="http://schemas.microsoft.com/office/word/2016/wordml/cid" xmlns:w16="http://schemas.microsoft.com/office/word/2018/wordml" xmlns:w16sdtdh="http://schemas.microsoft.com/office/word/2020/wordml/sdtdatahash" xmlns:w16se="http://schemas.microsoft.com/office/word/2015/wordml/symex" xmlns:wpg="http://schemas.microsoft.com/office/word/2010/wordprocessingGroup" xmlns:wpi="http://schemas.microsoft.com/office/word/2010/wordprocessingInk" xmlns:wne="http://schemas.microsoft.com/office/word/2006/wordml" xmlns:wps="http://schemas.microsoft.com/office/word/2010/wordprocessingShape" mc:Ignorable="w14 w15 w16se w16cid w16 w16cex w16sdtdh wp14">
+<w:document xmlns:wpc="http://schemas.microsoft.com/office/word/2010/wordprocessingCanvas" xmlns:cx="http://schemas.microsoft.com/office/drawing/2014/chartex" xmlns:cx1="http://schemas.microsoft.com/office/drawing/2015/9/8/chartex" xmlns:cx2="http://schemas.microsoft.com/office/drawing/2015/10/21/chartex" xmlns:cx3="http://schemas.microsoft.com/office/drawing/2016/5/9/chartex" xmlns:cx4="http://schemas.microsoft.com/office/drawing/2016/5/10/chartex" xmlns:cx5="http://schemas.microsoft.com/office/drawing/2016/5/11/chartex" xmlns:cx6="http://schemas.microsoft.com/office/drawing/2016/5/12/chartex" xmlns:cx7="http://schemas.microsoft.com/office/drawing/2016/5/13/chartex" xmlns:cx8="http://schemas.microsoft.com/office/drawing/2016/5/14/chartex" xmlns:mc="http://schemas.openxmlformats.org/markup-compatibility/2006" xmlns:aink="http://schemas.microsoft.com/office/drawing/2016/ink" xmlns:am3d="http://schemas.microsoft.com/office/drawing/2017/model3d" xmlns:o="urn:schemas-microsoft-com:office:office" xmlns:oel="http://schemas.microsoft.com/office/2019/extlst" xmlns:r="http://schemas.openxmlformats.org/officeDocument/2006/relationships" xmlns:m="http://schemas.openxmlformats.org/officeDocument/2006/math" xmlns:v="urn:schemas-microsoft-com:vml" xmlns:wp14="http://schemas.microsoft.com/office/word/2010/wordprocessingDrawing" xmlns:wp="http://schemas.openxmlformats.org/drawingml/2006/wordprocessingDrawing" xmlns:w10="urn:schemas-microsoft-com:office:word" xmlns:w="http://schemas.openxmlformats.org/wordprocessingml/2006/main" xmlns:w14="http://schemas.microsoft.com/office/word/2010/wordml" xmlns:w15="http://schemas.microsoft.com/office/word/2012/wordml" xmlns:w16cex="http://schemas.microsoft.com/office/word/2018/wordml/cex" xmlns:w16cid="http://schemas.microsoft.com/office/word/2016/wordml/cid" xmlns:w16="http://schemas.microsoft.com/office/word/2018/wordml" xmlns:w16sdtdh="http://schemas.microsoft.com/office/word/2020/wordml/sdtdatahash" xmlns:w16se="http://schemas.microsoft.com/office/word/2015/wordml/symex" xmlns:wpg="http://schemas.microsoft.com/office/word/2010/wordprocessingGroup" xmlns:wpi="http://schemas.microsoft.com/office/word/2010/wordprocessingInk" xmlns:wne="http://schemas.microsoft.com/office/word/2006/wordml" xmlns:wps="http://schemas.microsoft.com/office/word/2010/wordprocessingShape" mc:Ignorable="w14 w15 w16se w16cid w16 w16cex w16sdtdh wp14">
   <w:body>
     <w:p>
       <w:pPr>
-        <w:pStyle w:val="TeksIsi"/>
+        <w:pStyle w:val="BodyText"/>
         <w:spacing w:before="80"/>
         <w:ind w:left="418"/>
       </w:pPr>
@@ -36,7 +36,7 @@
     </w:p>
     <w:tbl>
       <w:tblPr>
-        <w:tblStyle w:val="KisiTabel"/>
+        <w:tblStyle w:val="TableGrid"/>
         <w:tblW w:w="2887" w:type="pct"/>
         <w:tblInd w:w="4503" w:type="dxa"/>
         <w:tblBorders>
@@ -2958,7 +2958,7 @@
     </w:p>
     <w:p>
       <w:pPr>
-        <w:pStyle w:val="TeksIsi"/>
+        <w:pStyle w:val="BodyText"/>
         <w:spacing w:before="201" w:line="338" w:lineRule="auto"/>
         <w:ind w:left="7207" w:right="325" w:firstLine="187"/>
       </w:pPr>
@@ -2971,15 +2971,15 @@
         <mc:AlternateContent>
           <mc:Choice Requires="wps">
             <w:drawing>
-              <wp:anchor distT="0" distB="0" distL="0" distR="0" simplePos="0" relativeHeight="251658240" behindDoc="1" locked="0" layoutInCell="1" allowOverlap="1" wp14:anchorId="73F3E6E1" wp14:editId="149BFF8A">
+              <wp:anchor distT="0" distB="0" distL="0" distR="0" simplePos="0" relativeHeight="251658240" behindDoc="1" locked="0" layoutInCell="1" allowOverlap="1" wp14:anchorId="73F3E6E1" wp14:editId="56019485">
                 <wp:simplePos x="0" y="0"/>
                 <wp:positionH relativeFrom="page">
-                  <wp:posOffset>4648200</wp:posOffset>
+                  <wp:posOffset>4724400</wp:posOffset>
                 </wp:positionH>
                 <wp:positionV relativeFrom="page">
-                  <wp:posOffset>11134090</wp:posOffset>
+                  <wp:posOffset>11134725</wp:posOffset>
                 </wp:positionV>
-                <wp:extent cx="2400000" cy="500000"/>
+                <wp:extent cx="2323465" cy="500000"/>
                 <wp:effectExtent l="0" t="0" r="0" b="0"/>
                 <wp:wrapNone/>
                 <wp:docPr id="1" name="Textbox 1"/>
@@ -2995,7 +2995,7 @@
                       <wps:spPr>
                         <a:xfrm>
                           <a:off x="0" y="0"/>
-                          <a:ext cx="2400000" cy="500000"/>
+                          <a:ext cx="2323465" cy="500000"/>
                         </a:xfrm>
                         <a:prstGeom prst="rect">
                           <a:avLst/>
@@ -3048,6 +3048,9 @@
                     </wps:wsp>
                   </a:graphicData>
                 </a:graphic>
+                <wp14:sizeRelH relativeFrom="margin">
+                  <wp14:pctWidth>0</wp14:pctWidth>
+                </wp14:sizeRelH>
               </wp:anchor>
             </w:drawing>
           </mc:Choice>
@@ -3057,7 +3060,7 @@
                 <v:stroke joinstyle="miter"/>
                 <v:path gradientshapeok="t" o:connecttype="rect"/>
               </v:shapetype>
-              <v:shape id="Textbox 1" o:spid="_x0000_s1026" type="#_x0000_t202" style="position:absolute;left:0;text-align:left;margin-left:366pt;margin-top:876.7pt;width:189pt;height:39.35pt;z-index:-251658240;visibility:visible;mso-wrap-style:square;mso-wrap-distance-left:0;mso-wrap-distance-top:0;mso-wrap-distance-right:0;mso-wrap-distance-bottom:0;mso-position-horizontal:absolute;mso-position-horizontal-relative:page;mso-position-vertical:absolute;mso-position-vertical-relative:page;v-text-anchor:top" o:gfxdata="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" filled="f" stroked="f">
+              <v:shape id="Textbox 1" o:spid="_x0000_s1026" type="#_x0000_t202" style="position:absolute;left:0;text-align:left;margin-left:372pt;margin-top:876.75pt;width:182.95pt;height:39.35pt;z-index:-251658240;visibility:visible;mso-wrap-style:square;mso-width-percent:0;mso-wrap-distance-left:0;mso-wrap-distance-top:0;mso-wrap-distance-right:0;mso-wrap-distance-bottom:0;mso-position-horizontal:absolute;mso-position-horizontal-relative:page;mso-position-vertical:absolute;mso-position-vertical-relative:page;mso-width-percent:0;mso-width-relative:margin;v-text-anchor:top" o:gfxdata="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" filled="f" stroked="f">
                 <v:textbox inset="0,0,0,0">
                   <w:txbxContent>
                     <w:p>
@@ -3121,7 +3124,7 @@
 </file>
 
 <file path=word/endnotes.xml><?xml version="1.0" encoding="utf-8"?>
-<w:endnotes xmlns:wpc="http://schemas.microsoft.com/office/word/2010/wordprocessingCanvas" xmlns:cx="http://schemas.microsoft.com/office/drawing/2014/chartex" xmlns:cx1="http://schemas.microsoft.com/office/drawing/2015/9/8/chartex" xmlns:cx2="http://schemas.microsoft.com/office/drawing/2015/10/21/chartex" xmlns:cx3="http://schemas.microsoft.com/office/drawing/2016/5/9/chartex" xmlns:cx4="http://schemas.microsoft.com/office/drawing/2016/5/10/chartex" xmlns:cx5="http://schemas.microsoft.com/office/drawing/2016/5/11/chartex" xmlns:cx6="http://schemas.microsoft.com/office/drawing/2016/5/12/chartex" xmlns:cx7="http://schemas.microsoft.com/office/drawing/2016/5/13/chartex" xmlns:cx8="http://schemas.microsoft.com/office/drawing/2016/5/14/chartex" xmlns:mc="http://schemas.openxmlformats.org/markup-compatibility/2006" xmlns:aink="http://schemas.microsoft.com/office/drawing/2016/ink" xmlns:am3d="http://schemas.microsoft.com/office/drawing/2017/model3d" xmlns:o="urn:schemas-microsoft-com:office:office" xmlns:r="http://schemas.openxmlformats.org/officeDocument/2006/relationships" xmlns:m="http://schemas.openxmlformats.org/officeDocument/2006/math" xmlns:v="urn:schemas-microsoft-com:vml" xmlns:wp14="http://schemas.microsoft.com/office/word/2010/wordprocessingDrawing" xmlns:wp="http://schemas.openxmlformats.org/drawingml/2006/wordprocessingDrawing" xmlns:w10="urn:schemas-microsoft-com:office:word" xmlns:w="http://schemas.openxmlformats.org/wordprocessingml/2006/main" xmlns:w14="http://schemas.microsoft.com/office/word/2010/wordml" xmlns:w15="http://schemas.microsoft.com/office/word/2012/wordml" xmlns:w16cex="http://schemas.microsoft.com/office/word/2018/wordml/cex" xmlns:w16cid="http://schemas.microsoft.com/office/word/2016/wordml/cid" xmlns:w16="http://schemas.microsoft.com/office/word/2018/wordml" xmlns:w16sdtdh="http://schemas.microsoft.com/office/word/2020/wordml/sdtdatahash" xmlns:w16se="http://schemas.microsoft.com/office/word/2015/wordml/symex" xmlns:wpg="http://schemas.microsoft.com/office/word/2010/wordprocessingGroup" xmlns:wpi="http://schemas.microsoft.com/office/word/2010/wordprocessingInk" xmlns:wne="http://schemas.microsoft.com/office/word/2006/wordml" xmlns:wps="http://schemas.microsoft.com/office/word/2010/wordprocessingShape" mc:Ignorable="w14 w15 w16se w16cid w16 w16cex w16sdtdh wp14">
+<w:endnotes xmlns:wpc="http://schemas.microsoft.com/office/word/2010/wordprocessingCanvas" xmlns:cx="http://schemas.microsoft.com/office/drawing/2014/chartex" xmlns:cx1="http://schemas.microsoft.com/office/drawing/2015/9/8/chartex" xmlns:cx2="http://schemas.microsoft.com/office/drawing/2015/10/21/chartex" xmlns:cx3="http://schemas.microsoft.com/office/drawing/2016/5/9/chartex" xmlns:cx4="http://schemas.microsoft.com/office/drawing/2016/5/10/chartex" xmlns:cx5="http://schemas.microsoft.com/office/drawing/2016/5/11/chartex" xmlns:cx6="http://schemas.microsoft.com/office/drawing/2016/5/12/chartex" xmlns:cx7="http://schemas.microsoft.com/office/drawing/2016/5/13/chartex" xmlns:cx8="http://schemas.microsoft.com/office/drawing/2016/5/14/chartex" xmlns:mc="http://schemas.openxmlformats.org/markup-compatibility/2006" xmlns:aink="http://schemas.microsoft.com/office/drawing/2016/ink" xmlns:am3d="http://schemas.microsoft.com/office/drawing/2017/model3d" xmlns:o="urn:schemas-microsoft-com:office:office" xmlns:oel="http://schemas.microsoft.com/office/2019/extlst" xmlns:r="http://schemas.openxmlformats.org/officeDocument/2006/relationships" xmlns:m="http://schemas.openxmlformats.org/officeDocument/2006/math" xmlns:v="urn:schemas-microsoft-com:vml" xmlns:wp14="http://schemas.microsoft.com/office/word/2010/wordprocessingDrawing" xmlns:wp="http://schemas.openxmlformats.org/drawingml/2006/wordprocessingDrawing" xmlns:w10="urn:schemas-microsoft-com:office:word" xmlns:w="http://schemas.openxmlformats.org/wordprocessingml/2006/main" xmlns:w14="http://schemas.microsoft.com/office/word/2010/wordml" xmlns:w15="http://schemas.microsoft.com/office/word/2012/wordml" xmlns:w16cex="http://schemas.microsoft.com/office/word/2018/wordml/cex" xmlns:w16cid="http://schemas.microsoft.com/office/word/2016/wordml/cid" xmlns:w16="http://schemas.microsoft.com/office/word/2018/wordml" xmlns:w16sdtdh="http://schemas.microsoft.com/office/word/2020/wordml/sdtdatahash" xmlns:w16se="http://schemas.microsoft.com/office/word/2015/wordml/symex" xmlns:wpg="http://schemas.microsoft.com/office/word/2010/wordprocessingGroup" xmlns:wpi="http://schemas.microsoft.com/office/word/2010/wordprocessingInk" xmlns:wne="http://schemas.microsoft.com/office/word/2006/wordml" xmlns:wps="http://schemas.microsoft.com/office/word/2010/wordprocessingShape" mc:Ignorable="w14 w15 w16se w16cid w16 w16cex w16sdtdh wp14">
   <w:endnote w:type="separator" w:id="-1">
     <w:p>
       <w:r>
@@ -3140,10 +3143,10 @@
 </file>
 
 <file path=word/footer1.xml><?xml version="1.0" encoding="utf-8"?>
-<w:ftr xmlns:wpc="http://schemas.microsoft.com/office/word/2010/wordprocessingCanvas" xmlns:cx="http://schemas.microsoft.com/office/drawing/2014/chartex" xmlns:cx1="http://schemas.microsoft.com/office/drawing/2015/9/8/chartex" xmlns:cx2="http://schemas.microsoft.com/office/drawing/2015/10/21/chartex" xmlns:cx3="http://schemas.microsoft.com/office/drawing/2016/5/9/chartex" xmlns:cx4="http://schemas.microsoft.com/office/drawing/2016/5/10/chartex" xmlns:cx5="http://schemas.microsoft.com/office/drawing/2016/5/11/chartex" xmlns:cx6="http://schemas.microsoft.com/office/drawing/2016/5/12/chartex" xmlns:cx7="http://schemas.microsoft.com/office/drawing/2016/5/13/chartex" xmlns:cx8="http://schemas.microsoft.com/office/drawing/2016/5/14/chartex" xmlns:mc="http://schemas.openxmlformats.org/markup-compatibility/2006" xmlns:aink="http://schemas.microsoft.com/office/drawing/2016/ink" xmlns:am3d="http://schemas.microsoft.com/office/drawing/2017/model3d" xmlns:o="urn:schemas-microsoft-com:office:office" xmlns:r="http://schemas.openxmlformats.org/officeDocument/2006/relationships" xmlns:m="http://schemas.openxmlformats.org/officeDocument/2006/math" xmlns:v="urn:schemas-microsoft-com:vml" xmlns:wp14="http://schemas.microsoft.com/office/word/2010/wordprocessingDrawing" xmlns:wp="http://schemas.openxmlformats.org/drawingml/2006/wordprocessingDrawing" xmlns:w10="urn:schemas-microsoft-com:office:word" xmlns:w="http://schemas.openxmlformats.org/wordprocessingml/2006/main" xmlns:w14="http://schemas.microsoft.com/office/word/2010/wordml" xmlns:w15="http://schemas.microsoft.com/office/word/2012/wordml" xmlns:w16cex="http://schemas.microsoft.com/office/word/2018/wordml/cex" xmlns:w16cid="http://schemas.microsoft.com/office/word/2016/wordml/cid" xmlns:w16="http://schemas.microsoft.com/office/word/2018/wordml" xmlns:w16sdtdh="http://schemas.microsoft.com/office/word/2020/wordml/sdtdatahash" xmlns:w16se="http://schemas.microsoft.com/office/word/2015/wordml/symex" xmlns:wpg="http://schemas.microsoft.com/office/word/2010/wordprocessingGroup" xmlns:wpi="http://schemas.microsoft.com/office/word/2010/wordprocessingInk" xmlns:wne="http://schemas.microsoft.com/office/word/2006/wordml" xmlns:wps="http://schemas.microsoft.com/office/word/2010/wordprocessingShape" mc:Ignorable="w14 w15 w16se w16cid w16 w16cex w16sdtdh wp14">
+<w:ftr xmlns:wpc="http://schemas.microsoft.com/office/word/2010/wordprocessingCanvas" xmlns:cx="http://schemas.microsoft.com/office/drawing/2014/chartex" xmlns:cx1="http://schemas.microsoft.com/office/drawing/2015/9/8/chartex" xmlns:cx2="http://schemas.microsoft.com/office/drawing/2015/10/21/chartex" xmlns:cx3="http://schemas.microsoft.com/office/drawing/2016/5/9/chartex" xmlns:cx4="http://schemas.microsoft.com/office/drawing/2016/5/10/chartex" xmlns:cx5="http://schemas.microsoft.com/office/drawing/2016/5/11/chartex" xmlns:cx6="http://schemas.microsoft.com/office/drawing/2016/5/12/chartex" xmlns:cx7="http://schemas.microsoft.com/office/drawing/2016/5/13/chartex" xmlns:cx8="http://schemas.microsoft.com/office/drawing/2016/5/14/chartex" xmlns:mc="http://schemas.openxmlformats.org/markup-compatibility/2006" xmlns:aink="http://schemas.microsoft.com/office/drawing/2016/ink" xmlns:am3d="http://schemas.microsoft.com/office/drawing/2017/model3d" xmlns:o="urn:schemas-microsoft-com:office:office" xmlns:oel="http://schemas.microsoft.com/office/2019/extlst" xmlns:r="http://schemas.openxmlformats.org/officeDocument/2006/relationships" xmlns:m="http://schemas.openxmlformats.org/officeDocument/2006/math" xmlns:v="urn:schemas-microsoft-com:vml" xmlns:wp14="http://schemas.microsoft.com/office/word/2010/wordprocessingDrawing" xmlns:wp="http://schemas.openxmlformats.org/drawingml/2006/wordprocessingDrawing" xmlns:w10="urn:schemas-microsoft-com:office:word" xmlns:w="http://schemas.openxmlformats.org/wordprocessingml/2006/main" xmlns:w14="http://schemas.microsoft.com/office/word/2010/wordml" xmlns:w15="http://schemas.microsoft.com/office/word/2012/wordml" xmlns:w16cex="http://schemas.microsoft.com/office/word/2018/wordml/cex" xmlns:w16cid="http://schemas.microsoft.com/office/word/2016/wordml/cid" xmlns:w16="http://schemas.microsoft.com/office/word/2018/wordml" xmlns:w16sdtdh="http://schemas.microsoft.com/office/word/2020/wordml/sdtdatahash" xmlns:w16se="http://schemas.microsoft.com/office/word/2015/wordml/symex" xmlns:wpg="http://schemas.microsoft.com/office/word/2010/wordprocessingGroup" xmlns:wpi="http://schemas.microsoft.com/office/word/2010/wordprocessingInk" xmlns:wne="http://schemas.microsoft.com/office/word/2006/wordml" xmlns:wps="http://schemas.microsoft.com/office/word/2010/wordprocessingShape" mc:Ignorable="w14 w15 w16se w16cid w16 w16cex w16sdtdh wp14">
   <w:p>
     <w:pPr>
-      <w:pStyle w:val="TeksIsi"/>
+      <w:pStyle w:val="BodyText"/>
       <w:spacing w:line="14" w:lineRule="auto"/>
       <w:rPr>
         <w:b w:val="0"/>
@@ -3155,7 +3158,7 @@
 </file>
 
 <file path=word/footnotes.xml><?xml version="1.0" encoding="utf-8"?>
-<w:footnotes xmlns:wpc="http://schemas.microsoft.com/office/word/2010/wordprocessingCanvas" xmlns:cx="http://schemas.microsoft.com/office/drawing/2014/chartex" xmlns:cx1="http://schemas.microsoft.com/office/drawing/2015/9/8/chartex" xmlns:cx2="http://schemas.microsoft.com/office/drawing/2015/10/21/chartex" xmlns:cx3="http://schemas.microsoft.com/office/drawing/2016/5/9/chartex" xmlns:cx4="http://schemas.microsoft.com/office/drawing/2016/5/10/chartex" xmlns:cx5="http://schemas.microsoft.com/office/drawing/2016/5/11/chartex" xmlns:cx6="http://schemas.microsoft.com/office/drawing/2016/5/12/chartex" xmlns:cx7="http://schemas.microsoft.com/office/drawing/2016/5/13/chartex" xmlns:cx8="http://schemas.microsoft.com/office/drawing/2016/5/14/chartex" xmlns:mc="http://schemas.openxmlformats.org/markup-compatibility/2006" xmlns:aink="http://schemas.microsoft.com/office/drawing/2016/ink" xmlns:am3d="http://schemas.microsoft.com/office/drawing/2017/model3d" xmlns:o="urn:schemas-microsoft-com:office:office" xmlns:r="http://schemas.openxmlformats.org/officeDocument/2006/relationships" xmlns:m="http://schemas.openxmlformats.org/officeDocument/2006/math" xmlns:v="urn:schemas-microsoft-com:vml" xmlns:wp14="http://schemas.microsoft.com/office/word/2010/wordprocessingDrawing" xmlns:wp="http://schemas.openxmlformats.org/drawingml/2006/wordprocessingDrawing" xmlns:w10="urn:schemas-microsoft-com:office:word" xmlns:w="http://schemas.openxmlformats.org/wordprocessingml/2006/main" xmlns:w14="http://schemas.microsoft.com/office/word/2010/wordml" xmlns:w15="http://schemas.microsoft.com/office/word/2012/wordml" xmlns:w16cex="http://schemas.microsoft.com/office/word/2018/wordml/cex" xmlns:w16cid="http://schemas.microsoft.com/office/word/2016/wordml/cid" xmlns:w16="http://schemas.microsoft.com/office/word/2018/wordml" xmlns:w16sdtdh="http://schemas.microsoft.com/office/word/2020/wordml/sdtdatahash" xmlns:w16se="http://schemas.microsoft.com/office/word/2015/wordml/symex" xmlns:wpg="http://schemas.microsoft.com/office/word/2010/wordprocessingGroup" xmlns:wpi="http://schemas.microsoft.com/office/word/2010/wordprocessingInk" xmlns:wne="http://schemas.microsoft.com/office/word/2006/wordml" xmlns:wps="http://schemas.microsoft.com/office/word/2010/wordprocessingShape" mc:Ignorable="w14 w15 w16se w16cid w16 w16cex w16sdtdh wp14">
+<w:footnotes xmlns:wpc="http://schemas.microsoft.com/office/word/2010/wordprocessingCanvas" xmlns:cx="http://schemas.microsoft.com/office/drawing/2014/chartex" xmlns:cx1="http://schemas.microsoft.com/office/drawing/2015/9/8/chartex" xmlns:cx2="http://schemas.microsoft.com/office/drawing/2015/10/21/chartex" xmlns:cx3="http://schemas.microsoft.com/office/drawing/2016/5/9/chartex" xmlns:cx4="http://schemas.microsoft.com/office/drawing/2016/5/10/chartex" xmlns:cx5="http://schemas.microsoft.com/office/drawing/2016/5/11/chartex" xmlns:cx6="http://schemas.microsoft.com/office/drawing/2016/5/12/chartex" xmlns:cx7="http://schemas.microsoft.com/office/drawing/2016/5/13/chartex" xmlns:cx8="http://schemas.microsoft.com/office/drawing/2016/5/14/chartex" xmlns:mc="http://schemas.openxmlformats.org/markup-compatibility/2006" xmlns:aink="http://schemas.microsoft.com/office/drawing/2016/ink" xmlns:am3d="http://schemas.microsoft.com/office/drawing/2017/model3d" xmlns:o="urn:schemas-microsoft-com:office:office" xmlns:oel="http://schemas.microsoft.com/office/2019/extlst" xmlns:r="http://schemas.openxmlformats.org/officeDocument/2006/relationships" xmlns:m="http://schemas.openxmlformats.org/officeDocument/2006/math" xmlns:v="urn:schemas-microsoft-com:vml" xmlns:wp14="http://schemas.microsoft.com/office/word/2010/wordprocessingDrawing" xmlns:wp="http://schemas.openxmlformats.org/drawingml/2006/wordprocessingDrawing" xmlns:w10="urn:schemas-microsoft-com:office:word" xmlns:w="http://schemas.openxmlformats.org/wordprocessingml/2006/main" xmlns:w14="http://schemas.microsoft.com/office/word/2010/wordml" xmlns:w15="http://schemas.microsoft.com/office/word/2012/wordml" xmlns:w16cex="http://schemas.microsoft.com/office/word/2018/wordml/cex" xmlns:w16cid="http://schemas.microsoft.com/office/word/2016/wordml/cid" xmlns:w16="http://schemas.microsoft.com/office/word/2018/wordml" xmlns:w16sdtdh="http://schemas.microsoft.com/office/word/2020/wordml/sdtdatahash" xmlns:w16se="http://schemas.microsoft.com/office/word/2015/wordml/symex" xmlns:wpg="http://schemas.microsoft.com/office/word/2010/wordprocessingGroup" xmlns:wpi="http://schemas.microsoft.com/office/word/2010/wordprocessingInk" xmlns:wne="http://schemas.microsoft.com/office/word/2006/wordml" xmlns:wps="http://schemas.microsoft.com/office/word/2010/wordprocessingShape" mc:Ignorable="w14 w15 w16se w16cid w16 w16cex w16sdtdh wp14">
   <w:footnote w:type="separator" w:id="-1">
     <w:p>
       <w:r>
@@ -3174,7 +3177,7 @@
 </file>
 
 <file path=word/numbering.xml><?xml version="1.0" encoding="utf-8"?>
-<w:numbering xmlns:wpc="http://schemas.microsoft.com/office/word/2010/wordprocessingCanvas" xmlns:cx="http://schemas.microsoft.com/office/drawing/2014/chartex" xmlns:cx1="http://schemas.microsoft.com/office/drawing/2015/9/8/chartex" xmlns:cx2="http://schemas.microsoft.com/office/drawing/2015/10/21/chartex" xmlns:cx3="http://schemas.microsoft.com/office/drawing/2016/5/9/chartex" xmlns:cx4="http://schemas.microsoft.com/office/drawing/2016/5/10/chartex" xmlns:cx5="http://schemas.microsoft.com/office/drawing/2016/5/11/chartex" xmlns:cx6="http://schemas.microsoft.com/office/drawing/2016/5/12/chartex" xmlns:cx7="http://schemas.microsoft.com/office/drawing/2016/5/13/chartex" xmlns:cx8="http://schemas.microsoft.com/office/drawing/2016/5/14/chartex" xmlns:mc="http://schemas.openxmlformats.org/markup-compatibility/2006" xmlns:aink="http://schemas.microsoft.com/office/drawing/2016/ink" xmlns:am3d="http://schemas.microsoft.com/office/drawing/2017/model3d" xmlns:o="urn:schemas-microsoft-com:office:office" xmlns:r="http://schemas.openxmlformats.org/officeDocument/2006/relationships" xmlns:m="http://schemas.openxmlformats.org/officeDocument/2006/math" xmlns:v="urn:schemas-microsoft-com:vml" xmlns:wp14="http://schemas.microsoft.com/office/word/2010/wordprocessingDrawing" xmlns:wp="http://schemas.openxmlformats.org/drawingml/2006/wordprocessingDrawing" xmlns:w10="urn:schemas-microsoft-com:office:word" xmlns:w="http://schemas.openxmlformats.org/wordprocessingml/2006/main" xmlns:w14="http://schemas.microsoft.com/office/word/2010/wordml" xmlns:w15="http://schemas.microsoft.com/office/word/2012/wordml" xmlns:w16cex="http://schemas.microsoft.com/office/word/2018/wordml/cex" xmlns:w16cid="http://schemas.microsoft.com/office/word/2016/wordml/cid" xmlns:w16="http://schemas.microsoft.com/office/word/2018/wordml" xmlns:w16sdtdh="http://schemas.microsoft.com/office/word/2020/wordml/sdtdatahash" xmlns:w16se="http://schemas.microsoft.com/office/word/2015/wordml/symex" xmlns:wpg="http://schemas.microsoft.com/office/word/2010/wordprocessingGroup" xmlns:wpi="http://schemas.microsoft.com/office/word/2010/wordprocessingInk" xmlns:wne="http://schemas.microsoft.com/office/word/2006/wordml" xmlns:wps="http://schemas.microsoft.com/office/word/2010/wordprocessingShape" mc:Ignorable="w14 w15 w16se w16cid w16 w16cex w16sdtdh wp14">
+<w:numbering xmlns:wpc="http://schemas.microsoft.com/office/word/2010/wordprocessingCanvas" xmlns:cx="http://schemas.microsoft.com/office/drawing/2014/chartex" xmlns:cx1="http://schemas.microsoft.com/office/drawing/2015/9/8/chartex" xmlns:cx2="http://schemas.microsoft.com/office/drawing/2015/10/21/chartex" xmlns:cx3="http://schemas.microsoft.com/office/drawing/2016/5/9/chartex" xmlns:cx4="http://schemas.microsoft.com/office/drawing/2016/5/10/chartex" xmlns:cx5="http://schemas.microsoft.com/office/drawing/2016/5/11/chartex" xmlns:cx6="http://schemas.microsoft.com/office/drawing/2016/5/12/chartex" xmlns:cx7="http://schemas.microsoft.com/office/drawing/2016/5/13/chartex" xmlns:cx8="http://schemas.microsoft.com/office/drawing/2016/5/14/chartex" xmlns:mc="http://schemas.openxmlformats.org/markup-compatibility/2006" xmlns:aink="http://schemas.microsoft.com/office/drawing/2016/ink" xmlns:am3d="http://schemas.microsoft.com/office/drawing/2017/model3d" xmlns:o="urn:schemas-microsoft-com:office:office" xmlns:oel="http://schemas.microsoft.com/office/2019/extlst" xmlns:r="http://schemas.openxmlformats.org/officeDocument/2006/relationships" xmlns:m="http://schemas.openxmlformats.org/officeDocument/2006/math" xmlns:v="urn:schemas-microsoft-com:vml" xmlns:wp14="http://schemas.microsoft.com/office/word/2010/wordprocessingDrawing" xmlns:wp="http://schemas.openxmlformats.org/drawingml/2006/wordprocessingDrawing" xmlns:w10="urn:schemas-microsoft-com:office:word" xmlns:w="http://schemas.openxmlformats.org/wordprocessingml/2006/main" xmlns:w14="http://schemas.microsoft.com/office/word/2010/wordml" xmlns:w15="http://schemas.microsoft.com/office/word/2012/wordml" xmlns:w16cex="http://schemas.microsoft.com/office/word/2018/wordml/cex" xmlns:w16cid="http://schemas.microsoft.com/office/word/2016/wordml/cid" xmlns:w16="http://schemas.microsoft.com/office/word/2018/wordml" xmlns:w16sdtdh="http://schemas.microsoft.com/office/word/2020/wordml/sdtdatahash" xmlns:w16se="http://schemas.microsoft.com/office/word/2015/wordml/symex" xmlns:wpg="http://schemas.microsoft.com/office/word/2010/wordprocessingGroup" xmlns:wpi="http://schemas.microsoft.com/office/word/2010/wordprocessingInk" xmlns:wne="http://schemas.microsoft.com/office/word/2006/wordml" xmlns:wps="http://schemas.microsoft.com/office/word/2010/wordprocessingShape" mc:Ignorable="w14 w15 w16se w16cid w16 w16cex w16sdtdh wp14">
   <w:abstractNum w:abstractNumId="0" w15:restartNumberingAfterBreak="0">
     <w:nsid w:val="19EF28AB"/>
     <w:multiLevelType w:val="hybridMultilevel"/>
@@ -3996,25 +3999,25 @@
       </w:rPr>
     </w:lvl>
   </w:abstractNum>
-  <w:num w:numId="1">
+  <w:num w:numId="1" w16cid:durableId="375550444">
     <w:abstractNumId w:val="3"/>
   </w:num>
-  <w:num w:numId="2">
+  <w:num w:numId="2" w16cid:durableId="317274616">
     <w:abstractNumId w:val="2"/>
   </w:num>
-  <w:num w:numId="3">
+  <w:num w:numId="3" w16cid:durableId="1498106561">
     <w:abstractNumId w:val="4"/>
   </w:num>
-  <w:num w:numId="4">
+  <w:num w:numId="4" w16cid:durableId="527838777">
     <w:abstractNumId w:val="5"/>
   </w:num>
-  <w:num w:numId="5">
+  <w:num w:numId="5" w16cid:durableId="1316179562">
     <w:abstractNumId w:val="1"/>
   </w:num>
-  <w:num w:numId="6">
+  <w:num w:numId="6" w16cid:durableId="1778987367">
     <w:abstractNumId w:val="6"/>
   </w:num>
-  <w:num w:numId="7">
+  <w:num w:numId="7" w16cid:durableId="1006591471">
     <w:abstractNumId w:val="0"/>
   </w:num>
 </w:numbering>
@@ -4425,13 +4428,13 @@
       <w:lang w:val="ms"/>
     </w:rPr>
   </w:style>
-  <w:style w:type="character" w:default="1" w:styleId="FontParagrafDefault">
+  <w:style w:type="character" w:default="1" w:styleId="DefaultParagraphFont">
     <w:name w:val="Default Paragraph Font"/>
     <w:uiPriority w:val="1"/>
     <w:semiHidden/>
     <w:unhideWhenUsed/>
   </w:style>
-  <w:style w:type="table" w:default="1" w:styleId="TabelNormal">
+  <w:style w:type="table" w:default="1" w:styleId="TableNormal">
     <w:name w:val="Normal Table"/>
     <w:uiPriority w:val="99"/>
     <w:semiHidden/>
@@ -4446,13 +4449,13 @@
       </w:tblCellMar>
     </w:tblPr>
   </w:style>
-  <w:style w:type="numbering" w:default="1" w:styleId="TidakAdaDaftar">
+  <w:style w:type="numbering" w:default="1" w:styleId="NoList">
     <w:name w:val="No List"/>
     <w:uiPriority w:val="99"/>
     <w:semiHidden/>
     <w:unhideWhenUsed/>
   </w:style>
-  <w:style w:type="paragraph" w:styleId="TeksIsi">
+  <w:style w:type="paragraph" w:styleId="BodyText">
     <w:name w:val="Body Text"/>
     <w:basedOn w:val="Normal"/>
     <w:uiPriority w:val="1"/>
@@ -4465,7 +4468,7 @@
       <w:szCs w:val="18"/>
     </w:rPr>
   </w:style>
-  <w:style w:type="paragraph" w:styleId="DaftarParagraf">
+  <w:style w:type="paragraph" w:styleId="ListParagraph">
     <w:name w:val="List Paragraph"/>
     <w:basedOn w:val="Normal"/>
     <w:uiPriority w:val="1"/>
@@ -4480,7 +4483,7 @@
   <w:style w:type="paragraph" w:styleId="Header">
     <w:name w:val="header"/>
     <w:basedOn w:val="Normal"/>
-    <w:link w:val="HeaderKAR"/>
+    <w:link w:val="HeaderChar"/>
     <w:uiPriority w:val="99"/>
     <w:unhideWhenUsed/>
     <w:rsid w:val="001643BC"/>
@@ -4491,9 +4494,9 @@
       </w:tabs>
     </w:pPr>
   </w:style>
-  <w:style w:type="character" w:customStyle="1" w:styleId="HeaderKAR">
-    <w:name w:val="Header KAR"/>
-    <w:basedOn w:val="FontParagrafDefault"/>
+  <w:style w:type="character" w:customStyle="1" w:styleId="HeaderChar">
+    <w:name w:val="Header Char"/>
+    <w:basedOn w:val="DefaultParagraphFont"/>
     <w:link w:val="Header"/>
     <w:uiPriority w:val="99"/>
     <w:rsid w:val="001643BC"/>
@@ -4505,7 +4508,7 @@
   <w:style w:type="paragraph" w:styleId="Footer">
     <w:name w:val="footer"/>
     <w:basedOn w:val="Normal"/>
-    <w:link w:val="FooterKAR"/>
+    <w:link w:val="FooterChar"/>
     <w:uiPriority w:val="99"/>
     <w:unhideWhenUsed/>
     <w:rsid w:val="001643BC"/>
@@ -4516,9 +4519,9 @@
       </w:tabs>
     </w:pPr>
   </w:style>
-  <w:style w:type="character" w:customStyle="1" w:styleId="FooterKAR">
-    <w:name w:val="Footer KAR"/>
-    <w:basedOn w:val="FontParagrafDefault"/>
+  <w:style w:type="character" w:customStyle="1" w:styleId="FooterChar">
+    <w:name w:val="Footer Char"/>
+    <w:basedOn w:val="DefaultParagraphFont"/>
     <w:link w:val="Footer"/>
     <w:uiPriority w:val="99"/>
     <w:rsid w:val="001643BC"/>
@@ -4527,9 +4530,9 @@
       <w:lang w:val="ms"/>
     </w:rPr>
   </w:style>
-  <w:style w:type="table" w:styleId="KisiTabel">
+  <w:style w:type="table" w:styleId="TableGrid">
     <w:name w:val="Table Grid"/>
-    <w:basedOn w:val="TabelNormal"/>
+    <w:basedOn w:val="TableNormal"/>
     <w:uiPriority w:val="39"/>
     <w:rsid w:val="00817182"/>
     <w:tblPr>

--- a/backend/templates/Berkas Luar Kota - SPD.docx
+++ b/backend/templates/Berkas Luar Kota - SPD.docx
@@ -249,14 +249,14 @@
                 <w:sz w:val="18"/>
                 <w:szCs w:val="18"/>
               </w:rPr>
-              <w:t>/{{id_sp</w:t>
+              <w:t>/{{</w:t>
             </w:r>
             <w:r>
               <w:rPr>
                 <w:sz w:val="18"/>
                 <w:szCs w:val="18"/>
               </w:rPr>
-              <w:t>j</w:t>
+              <w:t>no_spd</w:t>
             </w:r>
             <w:r>
               <w:rPr>

--- a/backend/templates/Berkas Luar Kota - SPD.docx
+++ b/backend/templates/Berkas Luar Kota - SPD.docx
@@ -1,6 +1,6 @@
 
 <file path=word/document.xml><?xml version="1.0" encoding="utf-8"?>
-<w:document xmlns:wpc="http://schemas.microsoft.com/office/word/2010/wordprocessingCanvas" xmlns:cx="http://schemas.microsoft.com/office/drawing/2014/chartex" xmlns:cx1="http://schemas.microsoft.com/office/drawing/2015/9/8/chartex" xmlns:cx2="http://schemas.microsoft.com/office/drawing/2015/10/21/chartex" xmlns:cx3="http://schemas.microsoft.com/office/drawing/2016/5/9/chartex" xmlns:cx4="http://schemas.microsoft.com/office/drawing/2016/5/10/chartex" xmlns:cx5="http://schemas.microsoft.com/office/drawing/2016/5/11/chartex" xmlns:cx6="http://schemas.microsoft.com/office/drawing/2016/5/12/chartex" xmlns:cx7="http://schemas.microsoft.com/office/drawing/2016/5/13/chartex" xmlns:cx8="http://schemas.microsoft.com/office/drawing/2016/5/14/chartex" xmlns:mc="http://schemas.openxmlformats.org/markup-compatibility/2006" xmlns:aink="http://schemas.microsoft.com/office/drawing/2016/ink" xmlns:am3d="http://schemas.microsoft.com/office/drawing/2017/model3d" xmlns:o="urn:schemas-microsoft-com:office:office" xmlns:oel="http://schemas.microsoft.com/office/2019/extlst" xmlns:r="http://schemas.openxmlformats.org/officeDocument/2006/relationships" xmlns:m="http://schemas.openxmlformats.org/officeDocument/2006/math" xmlns:v="urn:schemas-microsoft-com:vml" xmlns:wp14="http://schemas.microsoft.com/office/word/2010/wordprocessingDrawing" xmlns:wp="http://schemas.openxmlformats.org/drawingml/2006/wordprocessingDrawing" xmlns:w10="urn:schemas-microsoft-com:office:word" xmlns:w="http://schemas.openxmlformats.org/wordprocessingml/2006/main" xmlns:w14="http://schemas.microsoft.com/office/word/2010/wordml" xmlns:w15="http://schemas.microsoft.com/office/word/2012/wordml" xmlns:w16cex="http://schemas.microsoft.com/office/word/2018/wordml/cex" xmlns:w16cid="http://schemas.microsoft.com/office/word/2016/wordml/cid" xmlns:w16="http://schemas.microsoft.com/office/word/2018/wordml" xmlns:w16sdtdh="http://schemas.microsoft.com/office/word/2020/wordml/sdtdatahash" xmlns:w16se="http://schemas.microsoft.com/office/word/2015/wordml/symex" xmlns:wpg="http://schemas.microsoft.com/office/word/2010/wordprocessingGroup" xmlns:wpi="http://schemas.microsoft.com/office/word/2010/wordprocessingInk" xmlns:wne="http://schemas.microsoft.com/office/word/2006/wordml" xmlns:wps="http://schemas.microsoft.com/office/word/2010/wordprocessingShape" mc:Ignorable="w14 w15 w16se w16cid w16 w16cex w16sdtdh wp14">
+<w:document xmlns:wpc="http://schemas.microsoft.com/office/word/2010/wordprocessingCanvas" xmlns:cx="http://schemas.microsoft.com/office/drawing/2014/chartex" xmlns:cx1="http://schemas.microsoft.com/office/drawing/2015/9/8/chartex" xmlns:cx2="http://schemas.microsoft.com/office/drawing/2015/10/21/chartex" xmlns:cx3="http://schemas.microsoft.com/office/drawing/2016/5/9/chartex" xmlns:cx4="http://schemas.microsoft.com/office/drawing/2016/5/10/chartex" xmlns:cx5="http://schemas.microsoft.com/office/drawing/2016/5/11/chartex" xmlns:cx6="http://schemas.microsoft.com/office/drawing/2016/5/12/chartex" xmlns:cx7="http://schemas.microsoft.com/office/drawing/2016/5/13/chartex" xmlns:cx8="http://schemas.microsoft.com/office/drawing/2016/5/14/chartex" xmlns:mc="http://schemas.openxmlformats.org/markup-compatibility/2006" xmlns:aink="http://schemas.microsoft.com/office/drawing/2016/ink" xmlns:am3d="http://schemas.microsoft.com/office/drawing/2017/model3d" xmlns:o="urn:schemas-microsoft-com:office:office" xmlns:oel="http://schemas.microsoft.com/office/2019/extlst" xmlns:r="http://schemas.openxmlformats.org/officeDocument/2006/relationships" xmlns:m="http://schemas.openxmlformats.org/officeDocument/2006/math" xmlns:v="urn:schemas-microsoft-com:vml" xmlns:wp14="http://schemas.microsoft.com/office/word/2010/wordprocessingDrawing" xmlns:wp="http://schemas.openxmlformats.org/drawingml/2006/wordprocessingDrawing" xmlns:w10="urn:schemas-microsoft-com:office:word" xmlns:w="http://schemas.openxmlformats.org/wordprocessingml/2006/main" xmlns:w14="http://schemas.microsoft.com/office/word/2010/wordml" xmlns:w15="http://schemas.microsoft.com/office/word/2012/wordml" xmlns:w16cex="http://schemas.microsoft.com/office/word/2018/wordml/cex" xmlns:w16cid="http://schemas.microsoft.com/office/word/2016/wordml/cid" xmlns:w16="http://schemas.microsoft.com/office/word/2018/wordml" xmlns:w16du="http://schemas.microsoft.com/office/word/2023/wordml/word16du" xmlns:w16sdtdh="http://schemas.microsoft.com/office/word/2020/wordml/sdtdatahash" xmlns:w16sdtfl="http://schemas.microsoft.com/office/word/2024/wordml/sdtformatlock" xmlns:w16se="http://schemas.microsoft.com/office/word/2015/wordml/symex" xmlns:wpg="http://schemas.microsoft.com/office/word/2010/wordprocessingGroup" xmlns:wpi="http://schemas.microsoft.com/office/word/2010/wordprocessingInk" xmlns:wne="http://schemas.microsoft.com/office/word/2006/wordml" xmlns:wps="http://schemas.microsoft.com/office/word/2010/wordprocessingShape" mc:Ignorable="w14 w15 w16se w16cid w16 w16cex w16sdtdh w16sdtfl w16du wp14">
   <w:body>
     <w:p>
       <w:pPr>
@@ -339,7 +339,7 @@
     </w:p>
     <w:tbl>
       <w:tblPr>
-        <w:tblW w:w="0" w:type="auto"/>
+        <w:tblW w:w="10059" w:type="dxa"/>
         <w:tblInd w:w="371" w:type="dxa"/>
         <w:tblBorders>
           <w:top w:val="single" w:sz="12" w:space="0" w:color="000000"/>
@@ -357,8 +357,8 @@
         <w:tblLook w:val="01E0" w:firstRow="1" w:lastRow="1" w:firstColumn="1" w:lastColumn="1" w:noHBand="0" w:noVBand="0"/>
       </w:tblPr>
       <w:tblGrid>
-        <w:gridCol w:w="295"/>
-        <w:gridCol w:w="3683"/>
+        <w:gridCol w:w="323"/>
+        <w:gridCol w:w="3655"/>
         <w:gridCol w:w="6081"/>
       </w:tblGrid>
       <w:tr>
@@ -367,7 +367,7 @@
         </w:trPr>
         <w:tc>
           <w:tcPr>
-            <w:tcW w:w="295" w:type="dxa"/>
+            <w:tcW w:w="323" w:type="dxa"/>
             <w:tcBorders>
               <w:bottom w:val="single" w:sz="6" w:space="0" w:color="000000"/>
               <w:right w:val="single" w:sz="6" w:space="0" w:color="000000"/>
@@ -402,7 +402,7 @@
         </w:tc>
         <w:tc>
           <w:tcPr>
-            <w:tcW w:w="3683" w:type="dxa"/>
+            <w:tcW w:w="3655" w:type="dxa"/>
             <w:tcBorders>
               <w:left w:val="single" w:sz="6" w:space="0" w:color="000000"/>
               <w:bottom w:val="single" w:sz="6" w:space="0" w:color="000000"/>
@@ -593,7 +593,7 @@
         </w:trPr>
         <w:tc>
           <w:tcPr>
-            <w:tcW w:w="295" w:type="dxa"/>
+            <w:tcW w:w="323" w:type="dxa"/>
             <w:tcBorders>
               <w:top w:val="single" w:sz="6" w:space="0" w:color="000000"/>
               <w:bottom w:val="single" w:sz="6" w:space="0" w:color="000000"/>
@@ -629,7 +629,7 @@
         </w:tc>
         <w:tc>
           <w:tcPr>
-            <w:tcW w:w="3683" w:type="dxa"/>
+            <w:tcW w:w="3655" w:type="dxa"/>
             <w:tcBorders>
               <w:top w:val="single" w:sz="6" w:space="0" w:color="000000"/>
               <w:left w:val="single" w:sz="6" w:space="0" w:color="000000"/>
@@ -823,7 +823,7 @@
                 <w:spacing w:val="-10"/>
                 <w:sz w:val="18"/>
               </w:rPr>
-              <w:t xml:space="preserve">        </w:t>
+              <w:t xml:space="preserve">    </w:t>
             </w:r>
             <w:r>
               <w:rPr>
@@ -880,7 +880,7 @@
         </w:trPr>
         <w:tc>
           <w:tcPr>
-            <w:tcW w:w="295" w:type="dxa"/>
+            <w:tcW w:w="323" w:type="dxa"/>
             <w:tcBorders>
               <w:top w:val="single" w:sz="6" w:space="0" w:color="000000"/>
               <w:bottom w:val="single" w:sz="6" w:space="0" w:color="000000"/>
@@ -917,7 +917,7 @@
         </w:tc>
         <w:tc>
           <w:tcPr>
-            <w:tcW w:w="3683" w:type="dxa"/>
+            <w:tcW w:w="3655" w:type="dxa"/>
             <w:tcBorders>
               <w:top w:val="single" w:sz="6" w:space="0" w:color="000000"/>
               <w:left w:val="single" w:sz="6" w:space="0" w:color="000000"/>
@@ -1149,7 +1149,7 @@
         </w:trPr>
         <w:tc>
           <w:tcPr>
-            <w:tcW w:w="295" w:type="dxa"/>
+            <w:tcW w:w="323" w:type="dxa"/>
             <w:tcBorders>
               <w:top w:val="single" w:sz="6" w:space="0" w:color="000000"/>
               <w:bottom w:val="single" w:sz="6" w:space="0" w:color="000000"/>
@@ -1185,7 +1185,7 @@
         </w:tc>
         <w:tc>
           <w:tcPr>
-            <w:tcW w:w="3683" w:type="dxa"/>
+            <w:tcW w:w="3655" w:type="dxa"/>
             <w:tcBorders>
               <w:top w:val="single" w:sz="6" w:space="0" w:color="000000"/>
               <w:left w:val="single" w:sz="6" w:space="0" w:color="000000"/>
@@ -1348,6 +1348,13 @@
             </w:r>
             <w:r>
               <w:rPr>
+                <w:spacing w:val="6"/>
+                <w:sz w:val="18"/>
+              </w:rPr>
+              <w:t xml:space="preserve">koordinasi dan konsultasi </w:t>
+            </w:r>
+            <w:r>
+              <w:rPr>
                 <w:sz w:val="18"/>
               </w:rPr>
               <w:t>kunjungan</w:t>
@@ -1431,7 +1438,7 @@
         </w:trPr>
         <w:tc>
           <w:tcPr>
-            <w:tcW w:w="295" w:type="dxa"/>
+            <w:tcW w:w="323" w:type="dxa"/>
             <w:tcBorders>
               <w:top w:val="single" w:sz="6" w:space="0" w:color="000000"/>
               <w:bottom w:val="single" w:sz="6" w:space="0" w:color="000000"/>
@@ -1467,7 +1474,7 @@
         </w:tc>
         <w:tc>
           <w:tcPr>
-            <w:tcW w:w="3683" w:type="dxa"/>
+            <w:tcW w:w="3655" w:type="dxa"/>
             <w:tcBorders>
               <w:top w:val="single" w:sz="6" w:space="0" w:color="000000"/>
               <w:left w:val="single" w:sz="6" w:space="0" w:color="000000"/>
@@ -1555,8 +1562,31 @@
               <w:rPr>
                 <w:rFonts w:ascii="Times New Roman"/>
                 <w:sz w:val="18"/>
-              </w:rPr>
-            </w:pPr>
+                <w:szCs w:val="18"/>
+              </w:rPr>
+            </w:pPr>
+          </w:p>
+          <w:p>
+            <w:pPr>
+              <w:rPr>
+                <w:sz w:val="18"/>
+                <w:szCs w:val="18"/>
+              </w:rPr>
+            </w:pPr>
+            <w:r>
+              <w:rPr>
+                <w:sz w:val="18"/>
+                <w:szCs w:val="18"/>
+              </w:rPr>
+              <w:t xml:space="preserve">    </w:t>
+            </w:r>
+            <w:r>
+              <w:rPr>
+                <w:sz w:val="18"/>
+                <w:szCs w:val="18"/>
+              </w:rPr>
+              <w:t>{{mode_transportasi}}</w:t>
+            </w:r>
           </w:p>
         </w:tc>
       </w:tr>
@@ -1566,7 +1596,7 @@
         </w:trPr>
         <w:tc>
           <w:tcPr>
-            <w:tcW w:w="295" w:type="dxa"/>
+            <w:tcW w:w="323" w:type="dxa"/>
             <w:tcBorders>
               <w:top w:val="single" w:sz="6" w:space="0" w:color="000000"/>
               <w:bottom w:val="single" w:sz="6" w:space="0" w:color="000000"/>
@@ -1602,7 +1632,7 @@
         </w:tc>
         <w:tc>
           <w:tcPr>
-            <w:tcW w:w="3683" w:type="dxa"/>
+            <w:tcW w:w="3655" w:type="dxa"/>
             <w:tcBorders>
               <w:top w:val="single" w:sz="6" w:space="0" w:color="000000"/>
               <w:left w:val="single" w:sz="6" w:space="0" w:color="000000"/>
@@ -1800,7 +1830,7 @@
         </w:trPr>
         <w:tc>
           <w:tcPr>
-            <w:tcW w:w="295" w:type="dxa"/>
+            <w:tcW w:w="323" w:type="dxa"/>
             <w:tcBorders>
               <w:top w:val="single" w:sz="6" w:space="0" w:color="000000"/>
               <w:bottom w:val="single" w:sz="6" w:space="0" w:color="000000"/>
@@ -1836,7 +1866,7 @@
         </w:tc>
         <w:tc>
           <w:tcPr>
-            <w:tcW w:w="3683" w:type="dxa"/>
+            <w:tcW w:w="3655" w:type="dxa"/>
             <w:tcBorders>
               <w:top w:val="single" w:sz="6" w:space="0" w:color="000000"/>
               <w:left w:val="single" w:sz="6" w:space="0" w:color="000000"/>
@@ -2141,7 +2171,7 @@
         </w:trPr>
         <w:tc>
           <w:tcPr>
-            <w:tcW w:w="295" w:type="dxa"/>
+            <w:tcW w:w="323" w:type="dxa"/>
             <w:tcBorders>
               <w:top w:val="single" w:sz="6" w:space="0" w:color="000000"/>
               <w:bottom w:val="single" w:sz="6" w:space="0" w:color="000000"/>
@@ -2178,7 +2208,7 @@
         </w:tc>
         <w:tc>
           <w:tcPr>
-            <w:tcW w:w="3683" w:type="dxa"/>
+            <w:tcW w:w="3655" w:type="dxa"/>
             <w:tcBorders>
               <w:top w:val="single" w:sz="6" w:space="0" w:color="000000"/>
               <w:left w:val="single" w:sz="6" w:space="0" w:color="000000"/>
@@ -2285,7 +2315,7 @@
         </w:trPr>
         <w:tc>
           <w:tcPr>
-            <w:tcW w:w="295" w:type="dxa"/>
+            <w:tcW w:w="323" w:type="dxa"/>
             <w:tcBorders>
               <w:top w:val="single" w:sz="6" w:space="0" w:color="000000"/>
               <w:bottom w:val="single" w:sz="6" w:space="0" w:color="000000"/>
@@ -2304,7 +2334,7 @@
         </w:tc>
         <w:tc>
           <w:tcPr>
-            <w:tcW w:w="3683" w:type="dxa"/>
+            <w:tcW w:w="3655" w:type="dxa"/>
             <w:tcBorders>
               <w:top w:val="single" w:sz="6" w:space="0" w:color="000000"/>
               <w:left w:val="single" w:sz="6" w:space="0" w:color="000000"/>
@@ -2441,7 +2471,7 @@
         </w:trPr>
         <w:tc>
           <w:tcPr>
-            <w:tcW w:w="295" w:type="dxa"/>
+            <w:tcW w:w="323" w:type="dxa"/>
             <w:tcBorders>
               <w:top w:val="single" w:sz="6" w:space="0" w:color="000000"/>
               <w:bottom w:val="single" w:sz="6" w:space="0" w:color="000000"/>
@@ -2477,7 +2507,7 @@
         </w:tc>
         <w:tc>
           <w:tcPr>
-            <w:tcW w:w="3683" w:type="dxa"/>
+            <w:tcW w:w="3655" w:type="dxa"/>
             <w:tcBorders>
               <w:top w:val="single" w:sz="6" w:space="0" w:color="000000"/>
               <w:left w:val="single" w:sz="6" w:space="0" w:color="000000"/>
@@ -2720,7 +2750,7 @@
         </w:trPr>
         <w:tc>
           <w:tcPr>
-            <w:tcW w:w="295" w:type="dxa"/>
+            <w:tcW w:w="323" w:type="dxa"/>
             <w:tcBorders>
               <w:top w:val="single" w:sz="6" w:space="0" w:color="000000"/>
               <w:right w:val="single" w:sz="6" w:space="0" w:color="000000"/>
@@ -2755,7 +2785,7 @@
         </w:tc>
         <w:tc>
           <w:tcPr>
-            <w:tcW w:w="3683" w:type="dxa"/>
+            <w:tcW w:w="3655" w:type="dxa"/>
             <w:tcBorders>
               <w:top w:val="single" w:sz="6" w:space="0" w:color="000000"/>
               <w:left w:val="single" w:sz="6" w:space="0" w:color="000000"/>
@@ -3124,7 +3154,7 @@
 </file>
 
 <file path=word/endnotes.xml><?xml version="1.0" encoding="utf-8"?>
-<w:endnotes xmlns:wpc="http://schemas.microsoft.com/office/word/2010/wordprocessingCanvas" xmlns:cx="http://schemas.microsoft.com/office/drawing/2014/chartex" xmlns:cx1="http://schemas.microsoft.com/office/drawing/2015/9/8/chartex" xmlns:cx2="http://schemas.microsoft.com/office/drawing/2015/10/21/chartex" xmlns:cx3="http://schemas.microsoft.com/office/drawing/2016/5/9/chartex" xmlns:cx4="http://schemas.microsoft.com/office/drawing/2016/5/10/chartex" xmlns:cx5="http://schemas.microsoft.com/office/drawing/2016/5/11/chartex" xmlns:cx6="http://schemas.microsoft.com/office/drawing/2016/5/12/chartex" xmlns:cx7="http://schemas.microsoft.com/office/drawing/2016/5/13/chartex" xmlns:cx8="http://schemas.microsoft.com/office/drawing/2016/5/14/chartex" xmlns:mc="http://schemas.openxmlformats.org/markup-compatibility/2006" xmlns:aink="http://schemas.microsoft.com/office/drawing/2016/ink" xmlns:am3d="http://schemas.microsoft.com/office/drawing/2017/model3d" xmlns:o="urn:schemas-microsoft-com:office:office" xmlns:oel="http://schemas.microsoft.com/office/2019/extlst" xmlns:r="http://schemas.openxmlformats.org/officeDocument/2006/relationships" xmlns:m="http://schemas.openxmlformats.org/officeDocument/2006/math" xmlns:v="urn:schemas-microsoft-com:vml" xmlns:wp14="http://schemas.microsoft.com/office/word/2010/wordprocessingDrawing" xmlns:wp="http://schemas.openxmlformats.org/drawingml/2006/wordprocessingDrawing" xmlns:w10="urn:schemas-microsoft-com:office:word" xmlns:w="http://schemas.openxmlformats.org/wordprocessingml/2006/main" xmlns:w14="http://schemas.microsoft.com/office/word/2010/wordml" xmlns:w15="http://schemas.microsoft.com/office/word/2012/wordml" xmlns:w16cex="http://schemas.microsoft.com/office/word/2018/wordml/cex" xmlns:w16cid="http://schemas.microsoft.com/office/word/2016/wordml/cid" xmlns:w16="http://schemas.microsoft.com/office/word/2018/wordml" xmlns:w16sdtdh="http://schemas.microsoft.com/office/word/2020/wordml/sdtdatahash" xmlns:w16se="http://schemas.microsoft.com/office/word/2015/wordml/symex" xmlns:wpg="http://schemas.microsoft.com/office/word/2010/wordprocessingGroup" xmlns:wpi="http://schemas.microsoft.com/office/word/2010/wordprocessingInk" xmlns:wne="http://schemas.microsoft.com/office/word/2006/wordml" xmlns:wps="http://schemas.microsoft.com/office/word/2010/wordprocessingShape" mc:Ignorable="w14 w15 w16se w16cid w16 w16cex w16sdtdh wp14">
+<w:endnotes xmlns:wpc="http://schemas.microsoft.com/office/word/2010/wordprocessingCanvas" xmlns:cx="http://schemas.microsoft.com/office/drawing/2014/chartex" xmlns:cx1="http://schemas.microsoft.com/office/drawing/2015/9/8/chartex" xmlns:cx2="http://schemas.microsoft.com/office/drawing/2015/10/21/chartex" xmlns:cx3="http://schemas.microsoft.com/office/drawing/2016/5/9/chartex" xmlns:cx4="http://schemas.microsoft.com/office/drawing/2016/5/10/chartex" xmlns:cx5="http://schemas.microsoft.com/office/drawing/2016/5/11/chartex" xmlns:cx6="http://schemas.microsoft.com/office/drawing/2016/5/12/chartex" xmlns:cx7="http://schemas.microsoft.com/office/drawing/2016/5/13/chartex" xmlns:cx8="http://schemas.microsoft.com/office/drawing/2016/5/14/chartex" xmlns:mc="http://schemas.openxmlformats.org/markup-compatibility/2006" xmlns:aink="http://schemas.microsoft.com/office/drawing/2016/ink" xmlns:am3d="http://schemas.microsoft.com/office/drawing/2017/model3d" xmlns:o="urn:schemas-microsoft-com:office:office" xmlns:oel="http://schemas.microsoft.com/office/2019/extlst" xmlns:r="http://schemas.openxmlformats.org/officeDocument/2006/relationships" xmlns:m="http://schemas.openxmlformats.org/officeDocument/2006/math" xmlns:v="urn:schemas-microsoft-com:vml" xmlns:wp14="http://schemas.microsoft.com/office/word/2010/wordprocessingDrawing" xmlns:wp="http://schemas.openxmlformats.org/drawingml/2006/wordprocessingDrawing" xmlns:w10="urn:schemas-microsoft-com:office:word" xmlns:w="http://schemas.openxmlformats.org/wordprocessingml/2006/main" xmlns:w14="http://schemas.microsoft.com/office/word/2010/wordml" xmlns:w15="http://schemas.microsoft.com/office/word/2012/wordml" xmlns:w16cex="http://schemas.microsoft.com/office/word/2018/wordml/cex" xmlns:w16cid="http://schemas.microsoft.com/office/word/2016/wordml/cid" xmlns:w16="http://schemas.microsoft.com/office/word/2018/wordml" xmlns:w16du="http://schemas.microsoft.com/office/word/2023/wordml/word16du" xmlns:w16sdtdh="http://schemas.microsoft.com/office/word/2020/wordml/sdtdatahash" xmlns:w16sdtfl="http://schemas.microsoft.com/office/word/2024/wordml/sdtformatlock" xmlns:w16se="http://schemas.microsoft.com/office/word/2015/wordml/symex" xmlns:wpg="http://schemas.microsoft.com/office/word/2010/wordprocessingGroup" xmlns:wpi="http://schemas.microsoft.com/office/word/2010/wordprocessingInk" xmlns:wne="http://schemas.microsoft.com/office/word/2006/wordml" xmlns:wps="http://schemas.microsoft.com/office/word/2010/wordprocessingShape" mc:Ignorable="w14 w15 w16se w16cid w16 w16cex w16sdtdh w16sdtfl w16du wp14">
   <w:endnote w:type="separator" w:id="-1">
     <w:p>
       <w:r>
@@ -3143,7 +3173,7 @@
 </file>
 
 <file path=word/footer1.xml><?xml version="1.0" encoding="utf-8"?>
-<w:ftr xmlns:wpc="http://schemas.microsoft.com/office/word/2010/wordprocessingCanvas" xmlns:cx="http://schemas.microsoft.com/office/drawing/2014/chartex" xmlns:cx1="http://schemas.microsoft.com/office/drawing/2015/9/8/chartex" xmlns:cx2="http://schemas.microsoft.com/office/drawing/2015/10/21/chartex" xmlns:cx3="http://schemas.microsoft.com/office/drawing/2016/5/9/chartex" xmlns:cx4="http://schemas.microsoft.com/office/drawing/2016/5/10/chartex" xmlns:cx5="http://schemas.microsoft.com/office/drawing/2016/5/11/chartex" xmlns:cx6="http://schemas.microsoft.com/office/drawing/2016/5/12/chartex" xmlns:cx7="http://schemas.microsoft.com/office/drawing/2016/5/13/chartex" xmlns:cx8="http://schemas.microsoft.com/office/drawing/2016/5/14/chartex" xmlns:mc="http://schemas.openxmlformats.org/markup-compatibility/2006" xmlns:aink="http://schemas.microsoft.com/office/drawing/2016/ink" xmlns:am3d="http://schemas.microsoft.com/office/drawing/2017/model3d" xmlns:o="urn:schemas-microsoft-com:office:office" xmlns:oel="http://schemas.microsoft.com/office/2019/extlst" xmlns:r="http://schemas.openxmlformats.org/officeDocument/2006/relationships" xmlns:m="http://schemas.openxmlformats.org/officeDocument/2006/math" xmlns:v="urn:schemas-microsoft-com:vml" xmlns:wp14="http://schemas.microsoft.com/office/word/2010/wordprocessingDrawing" xmlns:wp="http://schemas.openxmlformats.org/drawingml/2006/wordprocessingDrawing" xmlns:w10="urn:schemas-microsoft-com:office:word" xmlns:w="http://schemas.openxmlformats.org/wordprocessingml/2006/main" xmlns:w14="http://schemas.microsoft.com/office/word/2010/wordml" xmlns:w15="http://schemas.microsoft.com/office/word/2012/wordml" xmlns:w16cex="http://schemas.microsoft.com/office/word/2018/wordml/cex" xmlns:w16cid="http://schemas.microsoft.com/office/word/2016/wordml/cid" xmlns:w16="http://schemas.microsoft.com/office/word/2018/wordml" xmlns:w16sdtdh="http://schemas.microsoft.com/office/word/2020/wordml/sdtdatahash" xmlns:w16se="http://schemas.microsoft.com/office/word/2015/wordml/symex" xmlns:wpg="http://schemas.microsoft.com/office/word/2010/wordprocessingGroup" xmlns:wpi="http://schemas.microsoft.com/office/word/2010/wordprocessingInk" xmlns:wne="http://schemas.microsoft.com/office/word/2006/wordml" xmlns:wps="http://schemas.microsoft.com/office/word/2010/wordprocessingShape" mc:Ignorable="w14 w15 w16se w16cid w16 w16cex w16sdtdh wp14">
+<w:ftr xmlns:wpc="http://schemas.microsoft.com/office/word/2010/wordprocessingCanvas" xmlns:cx="http://schemas.microsoft.com/office/drawing/2014/chartex" xmlns:cx1="http://schemas.microsoft.com/office/drawing/2015/9/8/chartex" xmlns:cx2="http://schemas.microsoft.com/office/drawing/2015/10/21/chartex" xmlns:cx3="http://schemas.microsoft.com/office/drawing/2016/5/9/chartex" xmlns:cx4="http://schemas.microsoft.com/office/drawing/2016/5/10/chartex" xmlns:cx5="http://schemas.microsoft.com/office/drawing/2016/5/11/chartex" xmlns:cx6="http://schemas.microsoft.com/office/drawing/2016/5/12/chartex" xmlns:cx7="http://schemas.microsoft.com/office/drawing/2016/5/13/chartex" xmlns:cx8="http://schemas.microsoft.com/office/drawing/2016/5/14/chartex" xmlns:mc="http://schemas.openxmlformats.org/markup-compatibility/2006" xmlns:aink="http://schemas.microsoft.com/office/drawing/2016/ink" xmlns:am3d="http://schemas.microsoft.com/office/drawing/2017/model3d" xmlns:o="urn:schemas-microsoft-com:office:office" xmlns:oel="http://schemas.microsoft.com/office/2019/extlst" xmlns:r="http://schemas.openxmlformats.org/officeDocument/2006/relationships" xmlns:m="http://schemas.openxmlformats.org/officeDocument/2006/math" xmlns:v="urn:schemas-microsoft-com:vml" xmlns:wp14="http://schemas.microsoft.com/office/word/2010/wordprocessingDrawing" xmlns:wp="http://schemas.openxmlformats.org/drawingml/2006/wordprocessingDrawing" xmlns:w10="urn:schemas-microsoft-com:office:word" xmlns:w="http://schemas.openxmlformats.org/wordprocessingml/2006/main" xmlns:w14="http://schemas.microsoft.com/office/word/2010/wordml" xmlns:w15="http://schemas.microsoft.com/office/word/2012/wordml" xmlns:w16cex="http://schemas.microsoft.com/office/word/2018/wordml/cex" xmlns:w16cid="http://schemas.microsoft.com/office/word/2016/wordml/cid" xmlns:w16="http://schemas.microsoft.com/office/word/2018/wordml" xmlns:w16du="http://schemas.microsoft.com/office/word/2023/wordml/word16du" xmlns:w16sdtdh="http://schemas.microsoft.com/office/word/2020/wordml/sdtdatahash" xmlns:w16sdtfl="http://schemas.microsoft.com/office/word/2024/wordml/sdtformatlock" xmlns:w16se="http://schemas.microsoft.com/office/word/2015/wordml/symex" xmlns:wpg="http://schemas.microsoft.com/office/word/2010/wordprocessingGroup" xmlns:wpi="http://schemas.microsoft.com/office/word/2010/wordprocessingInk" xmlns:wne="http://schemas.microsoft.com/office/word/2006/wordml" xmlns:wps="http://schemas.microsoft.com/office/word/2010/wordprocessingShape" mc:Ignorable="w14 w15 w16se w16cid w16 w16cex w16sdtdh w16sdtfl w16du wp14">
   <w:p>
     <w:pPr>
       <w:pStyle w:val="BodyText"/>
@@ -3158,7 +3188,7 @@
 </file>
 
 <file path=word/footnotes.xml><?xml version="1.0" encoding="utf-8"?>
-<w:footnotes xmlns:wpc="http://schemas.microsoft.com/office/word/2010/wordprocessingCanvas" xmlns:cx="http://schemas.microsoft.com/office/drawing/2014/chartex" xmlns:cx1="http://schemas.microsoft.com/office/drawing/2015/9/8/chartex" xmlns:cx2="http://schemas.microsoft.com/office/drawing/2015/10/21/chartex" xmlns:cx3="http://schemas.microsoft.com/office/drawing/2016/5/9/chartex" xmlns:cx4="http://schemas.microsoft.com/office/drawing/2016/5/10/chartex" xmlns:cx5="http://schemas.microsoft.com/office/drawing/2016/5/11/chartex" xmlns:cx6="http://schemas.microsoft.com/office/drawing/2016/5/12/chartex" xmlns:cx7="http://schemas.microsoft.com/office/drawing/2016/5/13/chartex" xmlns:cx8="http://schemas.microsoft.com/office/drawing/2016/5/14/chartex" xmlns:mc="http://schemas.openxmlformats.org/markup-compatibility/2006" xmlns:aink="http://schemas.microsoft.com/office/drawing/2016/ink" xmlns:am3d="http://schemas.microsoft.com/office/drawing/2017/model3d" xmlns:o="urn:schemas-microsoft-com:office:office" xmlns:oel="http://schemas.microsoft.com/office/2019/extlst" xmlns:r="http://schemas.openxmlformats.org/officeDocument/2006/relationships" xmlns:m="http://schemas.openxmlformats.org/officeDocument/2006/math" xmlns:v="urn:schemas-microsoft-com:vml" xmlns:wp14="http://schemas.microsoft.com/office/word/2010/wordprocessingDrawing" xmlns:wp="http://schemas.openxmlformats.org/drawingml/2006/wordprocessingDrawing" xmlns:w10="urn:schemas-microsoft-com:office:word" xmlns:w="http://schemas.openxmlformats.org/wordprocessingml/2006/main" xmlns:w14="http://schemas.microsoft.com/office/word/2010/wordml" xmlns:w15="http://schemas.microsoft.com/office/word/2012/wordml" xmlns:w16cex="http://schemas.microsoft.com/office/word/2018/wordml/cex" xmlns:w16cid="http://schemas.microsoft.com/office/word/2016/wordml/cid" xmlns:w16="http://schemas.microsoft.com/office/word/2018/wordml" xmlns:w16sdtdh="http://schemas.microsoft.com/office/word/2020/wordml/sdtdatahash" xmlns:w16se="http://schemas.microsoft.com/office/word/2015/wordml/symex" xmlns:wpg="http://schemas.microsoft.com/office/word/2010/wordprocessingGroup" xmlns:wpi="http://schemas.microsoft.com/office/word/2010/wordprocessingInk" xmlns:wne="http://schemas.microsoft.com/office/word/2006/wordml" xmlns:wps="http://schemas.microsoft.com/office/word/2010/wordprocessingShape" mc:Ignorable="w14 w15 w16se w16cid w16 w16cex w16sdtdh wp14">
+<w:footnotes xmlns:wpc="http://schemas.microsoft.com/office/word/2010/wordprocessingCanvas" xmlns:cx="http://schemas.microsoft.com/office/drawing/2014/chartex" xmlns:cx1="http://schemas.microsoft.com/office/drawing/2015/9/8/chartex" xmlns:cx2="http://schemas.microsoft.com/office/drawing/2015/10/21/chartex" xmlns:cx3="http://schemas.microsoft.com/office/drawing/2016/5/9/chartex" xmlns:cx4="http://schemas.microsoft.com/office/drawing/2016/5/10/chartex" xmlns:cx5="http://schemas.microsoft.com/office/drawing/2016/5/11/chartex" xmlns:cx6="http://schemas.microsoft.com/office/drawing/2016/5/12/chartex" xmlns:cx7="http://schemas.microsoft.com/office/drawing/2016/5/13/chartex" xmlns:cx8="http://schemas.microsoft.com/office/drawing/2016/5/14/chartex" xmlns:mc="http://schemas.openxmlformats.org/markup-compatibility/2006" xmlns:aink="http://schemas.microsoft.com/office/drawing/2016/ink" xmlns:am3d="http://schemas.microsoft.com/office/drawing/2017/model3d" xmlns:o="urn:schemas-microsoft-com:office:office" xmlns:oel="http://schemas.microsoft.com/office/2019/extlst" xmlns:r="http://schemas.openxmlformats.org/officeDocument/2006/relationships" xmlns:m="http://schemas.openxmlformats.org/officeDocument/2006/math" xmlns:v="urn:schemas-microsoft-com:vml" xmlns:wp14="http://schemas.microsoft.com/office/word/2010/wordprocessingDrawing" xmlns:wp="http://schemas.openxmlformats.org/drawingml/2006/wordprocessingDrawing" xmlns:w10="urn:schemas-microsoft-com:office:word" xmlns:w="http://schemas.openxmlformats.org/wordprocessingml/2006/main" xmlns:w14="http://schemas.microsoft.com/office/word/2010/wordml" xmlns:w15="http://schemas.microsoft.com/office/word/2012/wordml" xmlns:w16cex="http://schemas.microsoft.com/office/word/2018/wordml/cex" xmlns:w16cid="http://schemas.microsoft.com/office/word/2016/wordml/cid" xmlns:w16="http://schemas.microsoft.com/office/word/2018/wordml" xmlns:w16du="http://schemas.microsoft.com/office/word/2023/wordml/word16du" xmlns:w16sdtdh="http://schemas.microsoft.com/office/word/2020/wordml/sdtdatahash" xmlns:w16sdtfl="http://schemas.microsoft.com/office/word/2024/wordml/sdtformatlock" xmlns:w16se="http://schemas.microsoft.com/office/word/2015/wordml/symex" xmlns:wpg="http://schemas.microsoft.com/office/word/2010/wordprocessingGroup" xmlns:wpi="http://schemas.microsoft.com/office/word/2010/wordprocessingInk" xmlns:wne="http://schemas.microsoft.com/office/word/2006/wordml" xmlns:wps="http://schemas.microsoft.com/office/word/2010/wordprocessingShape" mc:Ignorable="w14 w15 w16se w16cid w16 w16cex w16sdtdh w16sdtfl w16du wp14">
   <w:footnote w:type="separator" w:id="-1">
     <w:p>
       <w:r>
@@ -3177,7 +3207,7 @@
 </file>
 
 <file path=word/numbering.xml><?xml version="1.0" encoding="utf-8"?>
-<w:numbering xmlns:wpc="http://schemas.microsoft.com/office/word/2010/wordprocessingCanvas" xmlns:cx="http://schemas.microsoft.com/office/drawing/2014/chartex" xmlns:cx1="http://schemas.microsoft.com/office/drawing/2015/9/8/chartex" xmlns:cx2="http://schemas.microsoft.com/office/drawing/2015/10/21/chartex" xmlns:cx3="http://schemas.microsoft.com/office/drawing/2016/5/9/chartex" xmlns:cx4="http://schemas.microsoft.com/office/drawing/2016/5/10/chartex" xmlns:cx5="http://schemas.microsoft.com/office/drawing/2016/5/11/chartex" xmlns:cx6="http://schemas.microsoft.com/office/drawing/2016/5/12/chartex" xmlns:cx7="http://schemas.microsoft.com/office/drawing/2016/5/13/chartex" xmlns:cx8="http://schemas.microsoft.com/office/drawing/2016/5/14/chartex" xmlns:mc="http://schemas.openxmlformats.org/markup-compatibility/2006" xmlns:aink="http://schemas.microsoft.com/office/drawing/2016/ink" xmlns:am3d="http://schemas.microsoft.com/office/drawing/2017/model3d" xmlns:o="urn:schemas-microsoft-com:office:office" xmlns:oel="http://schemas.microsoft.com/office/2019/extlst" xmlns:r="http://schemas.openxmlformats.org/officeDocument/2006/relationships" xmlns:m="http://schemas.openxmlformats.org/officeDocument/2006/math" xmlns:v="urn:schemas-microsoft-com:vml" xmlns:wp14="http://schemas.microsoft.com/office/word/2010/wordprocessingDrawing" xmlns:wp="http://schemas.openxmlformats.org/drawingml/2006/wordprocessingDrawing" xmlns:w10="urn:schemas-microsoft-com:office:word" xmlns:w="http://schemas.openxmlformats.org/wordprocessingml/2006/main" xmlns:w14="http://schemas.microsoft.com/office/word/2010/wordml" xmlns:w15="http://schemas.microsoft.com/office/word/2012/wordml" xmlns:w16cex="http://schemas.microsoft.com/office/word/2018/wordml/cex" xmlns:w16cid="http://schemas.microsoft.com/office/word/2016/wordml/cid" xmlns:w16="http://schemas.microsoft.com/office/word/2018/wordml" xmlns:w16sdtdh="http://schemas.microsoft.com/office/word/2020/wordml/sdtdatahash" xmlns:w16se="http://schemas.microsoft.com/office/word/2015/wordml/symex" xmlns:wpg="http://schemas.microsoft.com/office/word/2010/wordprocessingGroup" xmlns:wpi="http://schemas.microsoft.com/office/word/2010/wordprocessingInk" xmlns:wne="http://schemas.microsoft.com/office/word/2006/wordml" xmlns:wps="http://schemas.microsoft.com/office/word/2010/wordprocessingShape" mc:Ignorable="w14 w15 w16se w16cid w16 w16cex w16sdtdh wp14">
+<w:numbering xmlns:wpc="http://schemas.microsoft.com/office/word/2010/wordprocessingCanvas" xmlns:cx="http://schemas.microsoft.com/office/drawing/2014/chartex" xmlns:cx1="http://schemas.microsoft.com/office/drawing/2015/9/8/chartex" xmlns:cx2="http://schemas.microsoft.com/office/drawing/2015/10/21/chartex" xmlns:cx3="http://schemas.microsoft.com/office/drawing/2016/5/9/chartex" xmlns:cx4="http://schemas.microsoft.com/office/drawing/2016/5/10/chartex" xmlns:cx5="http://schemas.microsoft.com/office/drawing/2016/5/11/chartex" xmlns:cx6="http://schemas.microsoft.com/office/drawing/2016/5/12/chartex" xmlns:cx7="http://schemas.microsoft.com/office/drawing/2016/5/13/chartex" xmlns:cx8="http://schemas.microsoft.com/office/drawing/2016/5/14/chartex" xmlns:mc="http://schemas.openxmlformats.org/markup-compatibility/2006" xmlns:aink="http://schemas.microsoft.com/office/drawing/2016/ink" xmlns:am3d="http://schemas.microsoft.com/office/drawing/2017/model3d" xmlns:o="urn:schemas-microsoft-com:office:office" xmlns:oel="http://schemas.microsoft.com/office/2019/extlst" xmlns:r="http://schemas.openxmlformats.org/officeDocument/2006/relationships" xmlns:m="http://schemas.openxmlformats.org/officeDocument/2006/math" xmlns:v="urn:schemas-microsoft-com:vml" xmlns:wp14="http://schemas.microsoft.com/office/word/2010/wordprocessingDrawing" xmlns:wp="http://schemas.openxmlformats.org/drawingml/2006/wordprocessingDrawing" xmlns:w10="urn:schemas-microsoft-com:office:word" xmlns:w="http://schemas.openxmlformats.org/wordprocessingml/2006/main" xmlns:w14="http://schemas.microsoft.com/office/word/2010/wordml" xmlns:w15="http://schemas.microsoft.com/office/word/2012/wordml" xmlns:w16cex="http://schemas.microsoft.com/office/word/2018/wordml/cex" xmlns:w16cid="http://schemas.microsoft.com/office/word/2016/wordml/cid" xmlns:w16="http://schemas.microsoft.com/office/word/2018/wordml" xmlns:w16du="http://schemas.microsoft.com/office/word/2023/wordml/word16du" xmlns:w16sdtdh="http://schemas.microsoft.com/office/word/2020/wordml/sdtdatahash" xmlns:w16sdtfl="http://schemas.microsoft.com/office/word/2024/wordml/sdtformatlock" xmlns:w16se="http://schemas.microsoft.com/office/word/2015/wordml/symex" xmlns:wpg="http://schemas.microsoft.com/office/word/2010/wordprocessingGroup" xmlns:wpi="http://schemas.microsoft.com/office/word/2010/wordprocessingInk" xmlns:wne="http://schemas.microsoft.com/office/word/2006/wordml" xmlns:wps="http://schemas.microsoft.com/office/word/2010/wordprocessingShape" mc:Ignorable="w14 w15 w16se w16cid w16 w16cex w16sdtdh w16sdtfl w16du wp14">
   <w:abstractNum w:abstractNumId="0" w15:restartNumberingAfterBreak="0">
     <w:nsid w:val="19EF28AB"/>
     <w:multiLevelType w:val="hybridMultilevel"/>
@@ -4024,7 +4054,7 @@
 </file>
 
 <file path=word/styles.xml><?xml version="1.0" encoding="utf-8"?>
-<w:styles xmlns:mc="http://schemas.openxmlformats.org/markup-compatibility/2006" xmlns:r="http://schemas.openxmlformats.org/officeDocument/2006/relationships" xmlns:w="http://schemas.openxmlformats.org/wordprocessingml/2006/main" xmlns:w14="http://schemas.microsoft.com/office/word/2010/wordml" xmlns:w15="http://schemas.microsoft.com/office/word/2012/wordml" xmlns:w16cex="http://schemas.microsoft.com/office/word/2018/wordml/cex" xmlns:w16cid="http://schemas.microsoft.com/office/word/2016/wordml/cid" xmlns:w16="http://schemas.microsoft.com/office/word/2018/wordml" xmlns:w16sdtdh="http://schemas.microsoft.com/office/word/2020/wordml/sdtdatahash" xmlns:w16se="http://schemas.microsoft.com/office/word/2015/wordml/symex" mc:Ignorable="w14 w15 w16se w16cid w16 w16cex w16sdtdh">
+<w:styles xmlns:mc="http://schemas.openxmlformats.org/markup-compatibility/2006" xmlns:r="http://schemas.openxmlformats.org/officeDocument/2006/relationships" xmlns:w="http://schemas.openxmlformats.org/wordprocessingml/2006/main" xmlns:w14="http://schemas.microsoft.com/office/word/2010/wordml" xmlns:w15="http://schemas.microsoft.com/office/word/2012/wordml" xmlns:w16cex="http://schemas.microsoft.com/office/word/2018/wordml/cex" xmlns:w16cid="http://schemas.microsoft.com/office/word/2016/wordml/cid" xmlns:w16="http://schemas.microsoft.com/office/word/2018/wordml" xmlns:w16du="http://schemas.microsoft.com/office/word/2023/wordml/word16du" xmlns:w16sdtdh="http://schemas.microsoft.com/office/word/2020/wordml/sdtdatahash" xmlns:w16sdtfl="http://schemas.microsoft.com/office/word/2024/wordml/sdtformatlock" xmlns:w16se="http://schemas.microsoft.com/office/word/2015/wordml/symex" mc:Ignorable="w14 w15 w16se w16cid w16 w16cex w16sdtdh w16sdtfl w16du">
   <w:docDefaults>
     <w:rPrDefault>
       <w:rPr>

--- a/backend/templates/Berkas Luar Kota - SPD.docx
+++ b/backend/templates/Berkas Luar Kota - SPD.docx
@@ -357,8 +357,8 @@
         <w:tblLook w:val="01E0" w:firstRow="1" w:lastRow="1" w:firstColumn="1" w:lastColumn="1" w:noHBand="0" w:noVBand="0"/>
       </w:tblPr>
       <w:tblGrid>
-        <w:gridCol w:w="323"/>
-        <w:gridCol w:w="3655"/>
+        <w:gridCol w:w="465"/>
+        <w:gridCol w:w="3513"/>
         <w:gridCol w:w="6081"/>
       </w:tblGrid>
       <w:tr>
@@ -367,7 +367,7 @@
         </w:trPr>
         <w:tc>
           <w:tcPr>
-            <w:tcW w:w="323" w:type="dxa"/>
+            <w:tcW w:w="465" w:type="dxa"/>
             <w:tcBorders>
               <w:bottom w:val="single" w:sz="6" w:space="0" w:color="000000"/>
               <w:right w:val="single" w:sz="6" w:space="0" w:color="000000"/>
@@ -402,7 +402,7 @@
         </w:tc>
         <w:tc>
           <w:tcPr>
-            <w:tcW w:w="3655" w:type="dxa"/>
+            <w:tcW w:w="3513" w:type="dxa"/>
             <w:tcBorders>
               <w:left w:val="single" w:sz="6" w:space="0" w:color="000000"/>
               <w:bottom w:val="single" w:sz="6" w:space="0" w:color="000000"/>
@@ -593,7 +593,7 @@
         </w:trPr>
         <w:tc>
           <w:tcPr>
-            <w:tcW w:w="323" w:type="dxa"/>
+            <w:tcW w:w="465" w:type="dxa"/>
             <w:tcBorders>
               <w:top w:val="single" w:sz="6" w:space="0" w:color="000000"/>
               <w:bottom w:val="single" w:sz="6" w:space="0" w:color="000000"/>
@@ -629,7 +629,7 @@
         </w:tc>
         <w:tc>
           <w:tcPr>
-            <w:tcW w:w="3655" w:type="dxa"/>
+            <w:tcW w:w="3513" w:type="dxa"/>
             <w:tcBorders>
               <w:top w:val="single" w:sz="6" w:space="0" w:color="000000"/>
               <w:left w:val="single" w:sz="6" w:space="0" w:color="000000"/>
@@ -814,24 +814,6 @@
                 <w:spacing w:val="-10"/>
                 <w:sz w:val="18"/>
               </w:rPr>
-              <w:t xml:space="preserve">  </w:t>
-            </w:r>
-            <w:r>
-              <w:rPr>
-                <w:rFonts w:ascii="Arial"/>
-                <w:b/>
-                <w:spacing w:val="-10"/>
-                <w:sz w:val="18"/>
-              </w:rPr>
-              <w:t xml:space="preserve">    </w:t>
-            </w:r>
-            <w:r>
-              <w:rPr>
-                <w:rFonts w:ascii="Arial"/>
-                <w:b/>
-                <w:spacing w:val="-10"/>
-                <w:sz w:val="18"/>
-              </w:rPr>
               <w:t>/</w:t>
             </w:r>
             <w:r>
@@ -880,7 +862,7 @@
         </w:trPr>
         <w:tc>
           <w:tcPr>
-            <w:tcW w:w="323" w:type="dxa"/>
+            <w:tcW w:w="465" w:type="dxa"/>
             <w:tcBorders>
               <w:top w:val="single" w:sz="6" w:space="0" w:color="000000"/>
               <w:bottom w:val="single" w:sz="6" w:space="0" w:color="000000"/>
@@ -917,7 +899,7 @@
         </w:tc>
         <w:tc>
           <w:tcPr>
-            <w:tcW w:w="3655" w:type="dxa"/>
+            <w:tcW w:w="3513" w:type="dxa"/>
             <w:tcBorders>
               <w:top w:val="single" w:sz="6" w:space="0" w:color="000000"/>
               <w:left w:val="single" w:sz="6" w:space="0" w:color="000000"/>
@@ -1149,7 +1131,7 @@
         </w:trPr>
         <w:tc>
           <w:tcPr>
-            <w:tcW w:w="323" w:type="dxa"/>
+            <w:tcW w:w="465" w:type="dxa"/>
             <w:tcBorders>
               <w:top w:val="single" w:sz="6" w:space="0" w:color="000000"/>
               <w:bottom w:val="single" w:sz="6" w:space="0" w:color="000000"/>
@@ -1185,7 +1167,7 @@
         </w:tc>
         <w:tc>
           <w:tcPr>
-            <w:tcW w:w="3655" w:type="dxa"/>
+            <w:tcW w:w="3513" w:type="dxa"/>
             <w:tcBorders>
               <w:top w:val="single" w:sz="6" w:space="0" w:color="000000"/>
               <w:left w:val="single" w:sz="6" w:space="0" w:color="000000"/>
@@ -1438,7 +1420,7 @@
         </w:trPr>
         <w:tc>
           <w:tcPr>
-            <w:tcW w:w="323" w:type="dxa"/>
+            <w:tcW w:w="465" w:type="dxa"/>
             <w:tcBorders>
               <w:top w:val="single" w:sz="6" w:space="0" w:color="000000"/>
               <w:bottom w:val="single" w:sz="6" w:space="0" w:color="000000"/>
@@ -1474,7 +1456,7 @@
         </w:tc>
         <w:tc>
           <w:tcPr>
-            <w:tcW w:w="3655" w:type="dxa"/>
+            <w:tcW w:w="3513" w:type="dxa"/>
             <w:tcBorders>
               <w:top w:val="single" w:sz="6" w:space="0" w:color="000000"/>
               <w:left w:val="single" w:sz="6" w:space="0" w:color="000000"/>
@@ -1596,7 +1578,7 @@
         </w:trPr>
         <w:tc>
           <w:tcPr>
-            <w:tcW w:w="323" w:type="dxa"/>
+            <w:tcW w:w="465" w:type="dxa"/>
             <w:tcBorders>
               <w:top w:val="single" w:sz="6" w:space="0" w:color="000000"/>
               <w:bottom w:val="single" w:sz="6" w:space="0" w:color="000000"/>
@@ -1632,7 +1614,7 @@
         </w:tc>
         <w:tc>
           <w:tcPr>
-            <w:tcW w:w="3655" w:type="dxa"/>
+            <w:tcW w:w="3513" w:type="dxa"/>
             <w:tcBorders>
               <w:top w:val="single" w:sz="6" w:space="0" w:color="000000"/>
               <w:left w:val="single" w:sz="6" w:space="0" w:color="000000"/>
@@ -1830,7 +1812,7 @@
         </w:trPr>
         <w:tc>
           <w:tcPr>
-            <w:tcW w:w="323" w:type="dxa"/>
+            <w:tcW w:w="465" w:type="dxa"/>
             <w:tcBorders>
               <w:top w:val="single" w:sz="6" w:space="0" w:color="000000"/>
               <w:bottom w:val="single" w:sz="6" w:space="0" w:color="000000"/>
@@ -1866,7 +1848,7 @@
         </w:tc>
         <w:tc>
           <w:tcPr>
-            <w:tcW w:w="3655" w:type="dxa"/>
+            <w:tcW w:w="3513" w:type="dxa"/>
             <w:tcBorders>
               <w:top w:val="single" w:sz="6" w:space="0" w:color="000000"/>
               <w:left w:val="single" w:sz="6" w:space="0" w:color="000000"/>
@@ -2171,7 +2153,7 @@
         </w:trPr>
         <w:tc>
           <w:tcPr>
-            <w:tcW w:w="323" w:type="dxa"/>
+            <w:tcW w:w="465" w:type="dxa"/>
             <w:tcBorders>
               <w:top w:val="single" w:sz="6" w:space="0" w:color="000000"/>
               <w:bottom w:val="single" w:sz="6" w:space="0" w:color="000000"/>
@@ -2208,7 +2190,7 @@
         </w:tc>
         <w:tc>
           <w:tcPr>
-            <w:tcW w:w="3655" w:type="dxa"/>
+            <w:tcW w:w="3513" w:type="dxa"/>
             <w:tcBorders>
               <w:top w:val="single" w:sz="6" w:space="0" w:color="000000"/>
               <w:left w:val="single" w:sz="6" w:space="0" w:color="000000"/>
@@ -2315,7 +2297,7 @@
         </w:trPr>
         <w:tc>
           <w:tcPr>
-            <w:tcW w:w="323" w:type="dxa"/>
+            <w:tcW w:w="465" w:type="dxa"/>
             <w:tcBorders>
               <w:top w:val="single" w:sz="6" w:space="0" w:color="000000"/>
               <w:bottom w:val="single" w:sz="6" w:space="0" w:color="000000"/>
@@ -2334,7 +2316,7 @@
         </w:tc>
         <w:tc>
           <w:tcPr>
-            <w:tcW w:w="3655" w:type="dxa"/>
+            <w:tcW w:w="3513" w:type="dxa"/>
             <w:tcBorders>
               <w:top w:val="single" w:sz="6" w:space="0" w:color="000000"/>
               <w:left w:val="single" w:sz="6" w:space="0" w:color="000000"/>
@@ -2471,7 +2453,7 @@
         </w:trPr>
         <w:tc>
           <w:tcPr>
-            <w:tcW w:w="323" w:type="dxa"/>
+            <w:tcW w:w="465" w:type="dxa"/>
             <w:tcBorders>
               <w:top w:val="single" w:sz="6" w:space="0" w:color="000000"/>
               <w:bottom w:val="single" w:sz="6" w:space="0" w:color="000000"/>
@@ -2507,7 +2489,7 @@
         </w:tc>
         <w:tc>
           <w:tcPr>
-            <w:tcW w:w="3655" w:type="dxa"/>
+            <w:tcW w:w="3513" w:type="dxa"/>
             <w:tcBorders>
               <w:top w:val="single" w:sz="6" w:space="0" w:color="000000"/>
               <w:left w:val="single" w:sz="6" w:space="0" w:color="000000"/>
@@ -2750,7 +2732,7 @@
         </w:trPr>
         <w:tc>
           <w:tcPr>
-            <w:tcW w:w="323" w:type="dxa"/>
+            <w:tcW w:w="465" w:type="dxa"/>
             <w:tcBorders>
               <w:top w:val="single" w:sz="6" w:space="0" w:color="000000"/>
               <w:right w:val="single" w:sz="6" w:space="0" w:color="000000"/>
@@ -2785,7 +2767,7 @@
         </w:tc>
         <w:tc>
           <w:tcPr>
-            <w:tcW w:w="3655" w:type="dxa"/>
+            <w:tcW w:w="3513" w:type="dxa"/>
             <w:tcBorders>
               <w:top w:val="single" w:sz="6" w:space="0" w:color="000000"/>
               <w:left w:val="single" w:sz="6" w:space="0" w:color="000000"/>

--- a/backend/templates/Berkas Luar Kota - SPD.docx
+++ b/backend/templates/Berkas Luar Kota - SPD.docx
@@ -1,6 +1,6 @@
 
 <file path=word/document.xml><?xml version="1.0" encoding="utf-8"?>
-<w:document xmlns:wpc="http://schemas.microsoft.com/office/word/2010/wordprocessingCanvas" xmlns:cx="http://schemas.microsoft.com/office/drawing/2014/chartex" xmlns:cx1="http://schemas.microsoft.com/office/drawing/2015/9/8/chartex" xmlns:cx2="http://schemas.microsoft.com/office/drawing/2015/10/21/chartex" xmlns:cx3="http://schemas.microsoft.com/office/drawing/2016/5/9/chartex" xmlns:cx4="http://schemas.microsoft.com/office/drawing/2016/5/10/chartex" xmlns:cx5="http://schemas.microsoft.com/office/drawing/2016/5/11/chartex" xmlns:cx6="http://schemas.microsoft.com/office/drawing/2016/5/12/chartex" xmlns:cx7="http://schemas.microsoft.com/office/drawing/2016/5/13/chartex" xmlns:cx8="http://schemas.microsoft.com/office/drawing/2016/5/14/chartex" xmlns:mc="http://schemas.openxmlformats.org/markup-compatibility/2006" xmlns:aink="http://schemas.microsoft.com/office/drawing/2016/ink" xmlns:am3d="http://schemas.microsoft.com/office/drawing/2017/model3d" xmlns:o="urn:schemas-microsoft-com:office:office" xmlns:oel="http://schemas.microsoft.com/office/2019/extlst" xmlns:r="http://schemas.openxmlformats.org/officeDocument/2006/relationships" xmlns:m="http://schemas.openxmlformats.org/officeDocument/2006/math" xmlns:v="urn:schemas-microsoft-com:vml" xmlns:wp14="http://schemas.microsoft.com/office/word/2010/wordprocessingDrawing" xmlns:wp="http://schemas.openxmlformats.org/drawingml/2006/wordprocessingDrawing" xmlns:w10="urn:schemas-microsoft-com:office:word" xmlns:w="http://schemas.openxmlformats.org/wordprocessingml/2006/main" xmlns:w14="http://schemas.microsoft.com/office/word/2010/wordml" xmlns:w15="http://schemas.microsoft.com/office/word/2012/wordml" xmlns:w16cex="http://schemas.microsoft.com/office/word/2018/wordml/cex" xmlns:w16cid="http://schemas.microsoft.com/office/word/2016/wordml/cid" xmlns:w16="http://schemas.microsoft.com/office/word/2018/wordml" xmlns:w16du="http://schemas.microsoft.com/office/word/2023/wordml/word16du" xmlns:w16sdtdh="http://schemas.microsoft.com/office/word/2020/wordml/sdtdatahash" xmlns:w16sdtfl="http://schemas.microsoft.com/office/word/2024/wordml/sdtformatlock" xmlns:w16se="http://schemas.microsoft.com/office/word/2015/wordml/symex" xmlns:wpg="http://schemas.microsoft.com/office/word/2010/wordprocessingGroup" xmlns:wpi="http://schemas.microsoft.com/office/word/2010/wordprocessingInk" xmlns:wne="http://schemas.microsoft.com/office/word/2006/wordml" xmlns:wps="http://schemas.microsoft.com/office/word/2010/wordprocessingShape" mc:Ignorable="w14 w15 w16se w16cid w16 w16cex w16sdtdh w16sdtfl w16du wp14">
+<w:document xmlns:a="http://schemas.openxmlformats.org/drawingml/2006/main" xmlns:ns1="http://schemas.openxmlformats.org/markup-compatibility/2006" xmlns:ns5="http://schemas.microsoft.com/office/word/2010/wordprocessingShape" xmlns:ns6="http://schemas.microsoft.com/office/word/2010/wordprocessingDrawing" xmlns:ns7="urn:schemas-microsoft-com:vml" xmlns:ns8="urn:schemas-microsoft-com:office:office" xmlns:ns9="urn:schemas-microsoft-com:office:word" xmlns:r="http://schemas.openxmlformats.org/officeDocument/2006/relationships" xmlns:w="http://schemas.openxmlformats.org/wordprocessingml/2006/main" xmlns:w14="http://schemas.microsoft.com/office/word/2010/wordml" xmlns:wp="http://schemas.openxmlformats.org/drawingml/2006/wordprocessingDrawing" ns1:Ignorable="w14 w15 w16se w16cid w16 w16cex w16sdtdh w16sdtfl w16du wp14">
   <w:body>
     <w:p>
       <w:pPr>
@@ -2980,31 +2980,23 @@
           <w:noProof/>
           <w:sz w:val="20"/>
         </w:rPr>
-        <mc:AlternateContent>
-          <mc:Choice Requires="wps">
+        <ns1:AlternateContent>
+          <ns1:Choice Requires="wps">
             <w:drawing>
-              <wp:anchor distT="0" distB="0" distL="0" distR="0" simplePos="0" relativeHeight="251658240" behindDoc="1" locked="0" layoutInCell="1" allowOverlap="1" wp14:anchorId="73F3E6E1" wp14:editId="56019485">
-                <wp:simplePos x="0" y="0"/>
-                <wp:positionH relativeFrom="page">
-                  <wp:posOffset>4724400</wp:posOffset>
-                </wp:positionH>
-                <wp:positionV relativeFrom="page">
-                  <wp:posOffset>11134725</wp:posOffset>
-                </wp:positionV>
+              <wp:inline distT="0" distB="0" distL="0" distR="0">
                 <wp:extent cx="2323465" cy="500000"/>
                 <wp:effectExtent l="0" t="0" r="0" b="0"/>
-                <wp:wrapNone/>
                 <wp:docPr id="1" name="Textbox 1"/>
                 <wp:cNvGraphicFramePr>
-                  <a:graphicFrameLocks xmlns:a="http://schemas.openxmlformats.org/drawingml/2006/main"/>
+                  <a:graphicFrameLocks/>
                 </wp:cNvGraphicFramePr>
-                <a:graphic xmlns:a="http://schemas.openxmlformats.org/drawingml/2006/main">
+                <a:graphic>
                   <a:graphicData uri="http://schemas.microsoft.com/office/word/2010/wordprocessingShape">
-                    <wps:wsp>
-                      <wps:cNvSpPr txBox="1">
+                    <ns5:wsp>
+                      <ns5:cNvSpPr txBox="1">
                         <a:spLocks/>
-                      </wps:cNvSpPr>
-                      <wps:spPr>
+                      </ns5:cNvSpPr>
+                      <ns5:spPr>
                         <a:xfrm>
                           <a:off x="0" y="0"/>
                           <a:ext cx="2323465" cy="500000"/>
@@ -3012,8 +3004,8 @@
                         <a:prstGeom prst="rect">
                           <a:avLst/>
                         </a:prstGeom>
-                      </wps:spPr>
-                      <wps:txbx>
+                      </ns5:spPr>
+                      <ns5:txbx>
                         <w:txbxContent>
                           <w:p>
                             <w:pPr>
@@ -3053,27 +3045,27 @@
                             </w:r>
                           </w:p>
                         </w:txbxContent>
-                      </wps:txbx>
-                      <wps:bodyPr wrap="square" lIns="0" tIns="0" rIns="0" bIns="0" rtlCol="0">
+                      </ns5:txbx>
+                      <ns5:bodyPr wrap="square" lIns="0" tIns="0" rIns="0" bIns="0" rtlCol="0">
                         <a:noAutofit/>
-                      </wps:bodyPr>
-                    </wps:wsp>
+                      </ns5:bodyPr>
+                    </ns5:wsp>
                   </a:graphicData>
                 </a:graphic>
-                <wp14:sizeRelH relativeFrom="margin">
-                  <wp14:pctWidth>0</wp14:pctWidth>
-                </wp14:sizeRelH>
-              </wp:anchor>
+                <ns6:sizeRelH relativeFrom="margin">
+                  <ns6:pctWidth>0</ns6:pctWidth>
+                </ns6:sizeRelH>
+              </wp:inline>
             </w:drawing>
-          </mc:Choice>
-          <mc:Fallback>
+          </ns1:Choice>
+          <ns1:Fallback>
             <w:pict>
-              <v:shapetype w14:anchorId="73F3E6E1" id="_x0000_t202" coordsize="21600,21600" o:spt="202" path="m,l,21600r21600,l21600,xe">
-                <v:stroke joinstyle="miter"/>
-                <v:path gradientshapeok="t" o:connecttype="rect"/>
-              </v:shapetype>
-              <v:shape id="Textbox 1" o:spid="_x0000_s1026" type="#_x0000_t202" style="position:absolute;left:0;text-align:left;margin-left:372pt;margin-top:876.75pt;width:182.95pt;height:39.35pt;z-index:-251658240;visibility:visible;mso-wrap-style:square;mso-width-percent:0;mso-wrap-distance-left:0;mso-wrap-distance-top:0;mso-wrap-distance-right:0;mso-wrap-distance-bottom:0;mso-position-horizontal:absolute;mso-position-horizontal-relative:page;mso-position-vertical:absolute;mso-position-vertical-relative:page;mso-width-percent:0;mso-width-relative:margin;v-text-anchor:top" o:gfxdata="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" filled="f" stroked="f">
-                <v:textbox inset="0,0,0,0">
+              <ns7:shapetype w14:anchorId="73F3E6E1" id="_x0000_t202" coordsize="21600,21600" ns8:spt="202" path="m,l,21600r21600,l21600,xe">
+                <ns7:stroke joinstyle="miter"/>
+                <ns7:path gradientshapeok="t" ns8:connecttype="rect"/>
+              </ns7:shapetype>
+              <ns7:shape id="Textbox 1" ns8:spid="_x0000_s1026" type="#_x0000_t202" style="position:absolute;left:0;text-align:left;margin-left:372pt;margin-top:876.75pt;width:182.95pt;height:39.35pt;z-index:-251658240;visibility:visible;mso-wrap-style:square;mso-width-percent:0;mso-wrap-distance-left:0;mso-wrap-distance-top:0;mso-wrap-distance-right:0;mso-wrap-distance-bottom:0;mso-position-horizontal:absolute;mso-position-horizontal-relative:page;mso-position-vertical:absolute;mso-position-vertical-relative:page;mso-width-percent:0;mso-width-relative:margin;v-text-anchor:top" ns8:gfxdata="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" filled="f" stroked="f">
+                <ns7:textbox inset="0,0,0,0">
                   <w:txbxContent>
                     <w:p>
                       <w:pPr>
@@ -3113,12 +3105,12 @@
                       </w:r>
                     </w:p>
                   </w:txbxContent>
-                </v:textbox>
-                <w10:wrap anchorx="page" anchory="page"/>
-              </v:shape>
+                </ns7:textbox>
+                <ns9:wrap anchorx="page" anchory="page"/>
+              </ns7:shape>
             </w:pict>
-          </mc:Fallback>
-        </mc:AlternateContent>
+          </ns1:Fallback>
+        </ns1:AlternateContent>
       </w:r>
       <w:r>
         <w:t>Pejabat Pembuat Komitmen Biro Umum Sekretariat Jenderal</w:t>

--- a/backend/templates/Berkas Luar Kota - SPD.docx
+++ b/backend/templates/Berkas Luar Kota - SPD.docx
@@ -1,6 +1,6 @@
 
 <file path=word/document.xml><?xml version="1.0" encoding="utf-8"?>
-<w:document xmlns:a="http://schemas.openxmlformats.org/drawingml/2006/main" xmlns:ns1="http://schemas.openxmlformats.org/markup-compatibility/2006" xmlns:ns5="http://schemas.microsoft.com/office/word/2010/wordprocessingShape" xmlns:ns6="http://schemas.microsoft.com/office/word/2010/wordprocessingDrawing" xmlns:ns7="urn:schemas-microsoft-com:vml" xmlns:ns8="urn:schemas-microsoft-com:office:office" xmlns:ns9="urn:schemas-microsoft-com:office:word" xmlns:r="http://schemas.openxmlformats.org/officeDocument/2006/relationships" xmlns:w="http://schemas.openxmlformats.org/wordprocessingml/2006/main" xmlns:w14="http://schemas.microsoft.com/office/word/2010/wordml" xmlns:wp="http://schemas.openxmlformats.org/drawingml/2006/wordprocessingDrawing" ns1:Ignorable="w14 w15 w16se w16cid w16 w16cex w16sdtdh w16sdtfl w16du wp14">
+<w:document xmlns:wpc="http://schemas.microsoft.com/office/word/2010/wordprocessingCanvas" xmlns:cx="http://schemas.microsoft.com/office/drawing/2014/chartex" xmlns:cx1="http://schemas.microsoft.com/office/drawing/2015/9/8/chartex" xmlns:cx2="http://schemas.microsoft.com/office/drawing/2015/10/21/chartex" xmlns:cx3="http://schemas.microsoft.com/office/drawing/2016/5/9/chartex" xmlns:cx4="http://schemas.microsoft.com/office/drawing/2016/5/10/chartex" xmlns:cx5="http://schemas.microsoft.com/office/drawing/2016/5/11/chartex" xmlns:cx6="http://schemas.microsoft.com/office/drawing/2016/5/12/chartex" xmlns:cx7="http://schemas.microsoft.com/office/drawing/2016/5/13/chartex" xmlns:cx8="http://schemas.microsoft.com/office/drawing/2016/5/14/chartex" xmlns:mc="http://schemas.openxmlformats.org/markup-compatibility/2006" xmlns:aink="http://schemas.microsoft.com/office/drawing/2016/ink" xmlns:am3d="http://schemas.microsoft.com/office/drawing/2017/model3d" xmlns:o="urn:schemas-microsoft-com:office:office" xmlns:oel="http://schemas.microsoft.com/office/2019/extlst" xmlns:r="http://schemas.openxmlformats.org/officeDocument/2006/relationships" xmlns:m="http://schemas.openxmlformats.org/officeDocument/2006/math" xmlns:v="urn:schemas-microsoft-com:vml" xmlns:wp14="http://schemas.microsoft.com/office/word/2010/wordprocessingDrawing" xmlns:wp="http://schemas.openxmlformats.org/drawingml/2006/wordprocessingDrawing" xmlns:w10="urn:schemas-microsoft-com:office:word" xmlns:w="http://schemas.openxmlformats.org/wordprocessingml/2006/main" xmlns:w14="http://schemas.microsoft.com/office/word/2010/wordml" xmlns:w15="http://schemas.microsoft.com/office/word/2012/wordml" xmlns:w16cex="http://schemas.microsoft.com/office/word/2018/wordml/cex" xmlns:w16cid="http://schemas.microsoft.com/office/word/2016/wordml/cid" xmlns:w16="http://schemas.microsoft.com/office/word/2018/wordml" xmlns:w16du="http://schemas.microsoft.com/office/word/2023/wordml/word16du" xmlns:w16sdtdh="http://schemas.microsoft.com/office/word/2020/wordml/sdtdatahash" xmlns:w16sdtfl="http://schemas.microsoft.com/office/word/2024/wordml/sdtformatlock" xmlns:w16se="http://schemas.microsoft.com/office/word/2015/wordml/symex" xmlns:wpg="http://schemas.microsoft.com/office/word/2010/wordprocessingGroup" xmlns:wpi="http://schemas.microsoft.com/office/word/2010/wordprocessingInk" xmlns:wne="http://schemas.microsoft.com/office/word/2006/wordml" xmlns:wps="http://schemas.microsoft.com/office/word/2010/wordprocessingShape" mc:Ignorable="w14 w15 w16se w16cid w16 w16cex w16sdtdh w16sdtfl w16du wp14">
   <w:body>
     <w:p>
       <w:pPr>
@@ -2980,23 +2980,31 @@
           <w:noProof/>
           <w:sz w:val="20"/>
         </w:rPr>
-        <ns1:AlternateContent>
-          <ns1:Choice Requires="wps">
+        <mc:AlternateContent>
+          <mc:Choice Requires="wps">
             <w:drawing>
-              <wp:inline distT="0" distB="0" distL="0" distR="0">
+              <wp:anchor distT="0" distB="0" distL="0" distR="0" simplePos="0" relativeHeight="251658240" behindDoc="1" locked="0" layoutInCell="1" allowOverlap="1" wp14:anchorId="73F3E6E1" wp14:editId="56019485">
+                <wp:simplePos x="0" y="0"/>
+                <wp:positionH relativeFrom="page">
+                  <wp:posOffset>4724400</wp:posOffset>
+                </wp:positionH>
+                <wp:positionV relativeFrom="page">
+                  <wp:posOffset>11134725</wp:posOffset>
+                </wp:positionV>
                 <wp:extent cx="2323465" cy="500000"/>
                 <wp:effectExtent l="0" t="0" r="0" b="0"/>
+                <wp:wrapNone/>
                 <wp:docPr id="1" name="Textbox 1"/>
                 <wp:cNvGraphicFramePr>
-                  <a:graphicFrameLocks/>
+                  <a:graphicFrameLocks xmlns:a="http://schemas.openxmlformats.org/drawingml/2006/main"/>
                 </wp:cNvGraphicFramePr>
-                <a:graphic>
+                <a:graphic xmlns:a="http://schemas.openxmlformats.org/drawingml/2006/main">
                   <a:graphicData uri="http://schemas.microsoft.com/office/word/2010/wordprocessingShape">
-                    <ns5:wsp>
-                      <ns5:cNvSpPr txBox="1">
+                    <wps:wsp>
+                      <wps:cNvSpPr txBox="1">
                         <a:spLocks/>
-                      </ns5:cNvSpPr>
-                      <ns5:spPr>
+                      </wps:cNvSpPr>
+                      <wps:spPr>
                         <a:xfrm>
                           <a:off x="0" y="0"/>
                           <a:ext cx="2323465" cy="500000"/>
@@ -3004,8 +3012,8 @@
                         <a:prstGeom prst="rect">
                           <a:avLst/>
                         </a:prstGeom>
-                      </ns5:spPr>
-                      <ns5:txbx>
+                      </wps:spPr>
+                      <wps:txbx>
                         <w:txbxContent>
                           <w:p>
                             <w:pPr>
@@ -3045,27 +3053,27 @@
                             </w:r>
                           </w:p>
                         </w:txbxContent>
-                      </ns5:txbx>
-                      <ns5:bodyPr wrap="square" lIns="0" tIns="0" rIns="0" bIns="0" rtlCol="0">
+                      </wps:txbx>
+                      <wps:bodyPr wrap="square" lIns="0" tIns="0" rIns="0" bIns="0" rtlCol="0">
                         <a:noAutofit/>
-                      </ns5:bodyPr>
-                    </ns5:wsp>
+                      </wps:bodyPr>
+                    </wps:wsp>
                   </a:graphicData>
                 </a:graphic>
-                <ns6:sizeRelH relativeFrom="margin">
-                  <ns6:pctWidth>0</ns6:pctWidth>
-                </ns6:sizeRelH>
-              </wp:inline>
+                <wp14:sizeRelH relativeFrom="margin">
+                  <wp14:pctWidth>0</wp14:pctWidth>
+                </wp14:sizeRelH>
+              </wp:anchor>
             </w:drawing>
-          </ns1:Choice>
-          <ns1:Fallback>
+          </mc:Choice>
+          <mc:Fallback>
             <w:pict>
-              <ns7:shapetype w14:anchorId="73F3E6E1" id="_x0000_t202" coordsize="21600,21600" ns8:spt="202" path="m,l,21600r21600,l21600,xe">
-                <ns7:stroke joinstyle="miter"/>
-                <ns7:path gradientshapeok="t" ns8:connecttype="rect"/>
-              </ns7:shapetype>
-              <ns7:shape id="Textbox 1" ns8:spid="_x0000_s1026" type="#_x0000_t202" style="position:absolute;left:0;text-align:left;margin-left:372pt;margin-top:876.75pt;width:182.95pt;height:39.35pt;z-index:-251658240;visibility:visible;mso-wrap-style:square;mso-width-percent:0;mso-wrap-distance-left:0;mso-wrap-distance-top:0;mso-wrap-distance-right:0;mso-wrap-distance-bottom:0;mso-position-horizontal:absolute;mso-position-horizontal-relative:page;mso-position-vertical:absolute;mso-position-vertical-relative:page;mso-width-percent:0;mso-width-relative:margin;v-text-anchor:top" ns8:gfxdata="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" filled="f" stroked="f">
-                <ns7:textbox inset="0,0,0,0">
+              <v:shapetype w14:anchorId="73F3E6E1" id="_x0000_t202" coordsize="21600,21600" o:spt="202" path="m,l,21600r21600,l21600,xe">
+                <v:stroke joinstyle="miter"/>
+                <v:path gradientshapeok="t" o:connecttype="rect"/>
+              </v:shapetype>
+              <v:shape id="Textbox 1" o:spid="_x0000_s1026" type="#_x0000_t202" style="position:absolute;left:0;text-align:left;margin-left:372pt;margin-top:876.75pt;width:182.95pt;height:39.35pt;z-index:-251658240;visibility:visible;mso-wrap-style:square;mso-width-percent:0;mso-wrap-distance-left:0;mso-wrap-distance-top:0;mso-wrap-distance-right:0;mso-wrap-distance-bottom:0;mso-position-horizontal:absolute;mso-position-horizontal-relative:page;mso-position-vertical:absolute;mso-position-vertical-relative:page;mso-width-percent:0;mso-width-relative:margin;v-text-anchor:top" o:gfxdata="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" filled="f" stroked="f">
+                <v:textbox inset="0,0,0,0">
                   <w:txbxContent>
                     <w:p>
                       <w:pPr>
@@ -3105,12 +3113,12 @@
                       </w:r>
                     </w:p>
                   </w:txbxContent>
-                </ns7:textbox>
-                <ns9:wrap anchorx="page" anchory="page"/>
-              </ns7:shape>
+                </v:textbox>
+                <w10:wrap anchorx="page" anchory="page"/>
+              </v:shape>
             </w:pict>
-          </ns1:Fallback>
-        </ns1:AlternateContent>
+          </mc:Fallback>
+        </mc:AlternateContent>
       </w:r>
       <w:r>
         <w:t>Pejabat Pembuat Komitmen Biro Umum Sekretariat Jenderal</w:t>
